--- a/maps/tropical_cyclone/Tropical.docx
+++ b/maps/tropical_cyclone/Tropical.docx
@@ -6776,17 +6776,7 @@
           <w:szCs w:val="36"/>
         </w:rPr>
         <w:lastRenderedPageBreak/>
-        <w:t xml:space="preserve">West </w:t>
-      </w:r>
-      <w:r>
-        <w:rPr>
-          <w:rFonts w:ascii="Times New Roman" w:hAnsi="Times New Roman" w:cs="Times New Roman"/>
-          <w:b/>
-          <w:bCs/>
-          <w:sz w:val="36"/>
-          <w:szCs w:val="36"/>
-        </w:rPr>
-        <w:t>Pacific</w:t>
+        <w:t>West Pacific</w:t>
       </w:r>
     </w:p>
     <w:p>
@@ -16182,6 +16172,5613 @@
           <w:szCs w:val="28"/>
         </w:rPr>
       </w:pPr>
+    </w:p>
+    <w:p>
+      <w:pPr>
+        <w:rPr>
+          <w:rFonts w:ascii="Times New Roman" w:hAnsi="Times New Roman" w:cs="Times New Roman"/>
+          <w:sz w:val="28"/>
+          <w:szCs w:val="28"/>
+        </w:rPr>
+      </w:pPr>
+    </w:p>
+    <w:p>
+      <w:pPr>
+        <w:rPr>
+          <w:rFonts w:ascii="Times New Roman" w:hAnsi="Times New Roman" w:cs="Times New Roman"/>
+          <w:sz w:val="28"/>
+          <w:szCs w:val="28"/>
+        </w:rPr>
+      </w:pPr>
+    </w:p>
+    <w:p>
+      <w:pPr>
+        <w:rPr>
+          <w:rFonts w:ascii="Times New Roman" w:hAnsi="Times New Roman" w:cs="Times New Roman"/>
+          <w:sz w:val="28"/>
+          <w:szCs w:val="28"/>
+        </w:rPr>
+      </w:pPr>
+    </w:p>
+    <w:p>
+      <w:pPr>
+        <w:rPr>
+          <w:rFonts w:ascii="Times New Roman" w:hAnsi="Times New Roman" w:cs="Times New Roman"/>
+          <w:sz w:val="28"/>
+          <w:szCs w:val="28"/>
+        </w:rPr>
+      </w:pPr>
+    </w:p>
+    <w:p>
+      <w:pPr>
+        <w:rPr>
+          <w:rFonts w:ascii="Times New Roman" w:hAnsi="Times New Roman" w:cs="Times New Roman"/>
+          <w:sz w:val="28"/>
+          <w:szCs w:val="28"/>
+        </w:rPr>
+      </w:pPr>
+    </w:p>
+    <w:p>
+      <w:pPr>
+        <w:rPr>
+          <w:rFonts w:ascii="Times New Roman" w:hAnsi="Times New Roman" w:cs="Times New Roman"/>
+          <w:sz w:val="28"/>
+          <w:szCs w:val="28"/>
+        </w:rPr>
+      </w:pPr>
+    </w:p>
+    <w:p>
+      <w:pPr>
+        <w:rPr>
+          <w:rFonts w:ascii="Times New Roman" w:hAnsi="Times New Roman" w:cs="Times New Roman"/>
+          <w:sz w:val="28"/>
+          <w:szCs w:val="28"/>
+        </w:rPr>
+      </w:pPr>
+    </w:p>
+    <w:p>
+      <w:pPr>
+        <w:rPr>
+          <w:rFonts w:ascii="Times New Roman" w:hAnsi="Times New Roman" w:cs="Times New Roman"/>
+          <w:sz w:val="28"/>
+          <w:szCs w:val="28"/>
+        </w:rPr>
+      </w:pPr>
+    </w:p>
+    <w:p>
+      <w:pPr>
+        <w:rPr>
+          <w:rFonts w:ascii="Times New Roman" w:hAnsi="Times New Roman" w:cs="Times New Roman"/>
+          <w:sz w:val="28"/>
+          <w:szCs w:val="28"/>
+        </w:rPr>
+      </w:pPr>
+    </w:p>
+    <w:p>
+      <w:pPr>
+        <w:rPr>
+          <w:rFonts w:ascii="Times New Roman" w:hAnsi="Times New Roman" w:cs="Times New Roman"/>
+          <w:sz w:val="28"/>
+          <w:szCs w:val="28"/>
+        </w:rPr>
+      </w:pPr>
+    </w:p>
+    <w:p>
+      <w:pPr>
+        <w:rPr>
+          <w:rFonts w:ascii="Times New Roman" w:hAnsi="Times New Roman" w:cs="Times New Roman"/>
+          <w:sz w:val="28"/>
+          <w:szCs w:val="28"/>
+        </w:rPr>
+      </w:pPr>
+    </w:p>
+    <w:p>
+      <w:pPr>
+        <w:rPr>
+          <w:rFonts w:ascii="Times New Roman" w:hAnsi="Times New Roman" w:cs="Times New Roman"/>
+          <w:sz w:val="28"/>
+          <w:szCs w:val="28"/>
+        </w:rPr>
+      </w:pPr>
+    </w:p>
+    <w:p>
+      <w:pPr>
+        <w:jc w:val="center"/>
+        <w:rPr>
+          <w:rFonts w:ascii="Times New Roman" w:hAnsi="Times New Roman" w:cs="Times New Roman"/>
+          <w:sz w:val="28"/>
+          <w:szCs w:val="28"/>
+        </w:rPr>
+      </w:pPr>
+      <w:r>
+        <w:rPr>
+          <w:rFonts w:ascii="Times New Roman" w:hAnsi="Times New Roman" w:cs="Times New Roman"/>
+          <w:b/>
+          <w:bCs/>
+          <w:sz w:val="32"/>
+          <w:szCs w:val="32"/>
+        </w:rPr>
+        <w:lastRenderedPageBreak/>
+        <w:t>JTWC</w:t>
+      </w:r>
+      <w:r>
+        <w:rPr>
+          <w:rFonts w:ascii="Times New Roman" w:hAnsi="Times New Roman" w:cs="Times New Roman"/>
+          <w:noProof/>
+          <w:sz w:val="28"/>
+          <w:szCs w:val="28"/>
+        </w:rPr>
+        <w:drawing>
+          <wp:inline distT="0" distB="0" distL="0" distR="0" wp14:anchorId="2E1FDC20" wp14:editId="174C943D">
+            <wp:extent cx="6308792" cy="1952625"/>
+            <wp:effectExtent l="0" t="0" r="0" b="0"/>
+            <wp:docPr id="1723667280" name="Picture 1"/>
+            <wp:cNvGraphicFramePr>
+              <a:graphicFrameLocks xmlns:a="http://schemas.openxmlformats.org/drawingml/2006/main" noChangeAspect="1"/>
+            </wp:cNvGraphicFramePr>
+            <a:graphic xmlns:a="http://schemas.openxmlformats.org/drawingml/2006/main">
+              <a:graphicData uri="http://schemas.openxmlformats.org/drawingml/2006/picture">
+                <pic:pic xmlns:pic="http://schemas.openxmlformats.org/drawingml/2006/picture">
+                  <pic:nvPicPr>
+                    <pic:cNvPr id="1723667280" name=""/>
+                    <pic:cNvPicPr/>
+                  </pic:nvPicPr>
+                  <pic:blipFill>
+                    <a:blip r:embed="rId13"/>
+                    <a:stretch>
+                      <a:fillRect/>
+                    </a:stretch>
+                  </pic:blipFill>
+                  <pic:spPr>
+                    <a:xfrm>
+                      <a:off x="0" y="0"/>
+                      <a:ext cx="6312151" cy="1953665"/>
+                    </a:xfrm>
+                    <a:prstGeom prst="rect">
+                      <a:avLst/>
+                    </a:prstGeom>
+                  </pic:spPr>
+                </pic:pic>
+              </a:graphicData>
+            </a:graphic>
+          </wp:inline>
+        </w:drawing>
+      </w:r>
+    </w:p>
+    <w:p>
+      <w:pPr>
+        <w:rPr>
+          <w:rFonts w:ascii="Times New Roman" w:hAnsi="Times New Roman" w:cs="Times New Roman"/>
+          <w:b/>
+          <w:bCs/>
+          <w:sz w:val="28"/>
+          <w:szCs w:val="28"/>
+        </w:rPr>
+      </w:pPr>
+      <w:r>
+        <w:rPr>
+          <w:rFonts w:ascii="Times New Roman" w:hAnsi="Times New Roman" w:cs="Times New Roman"/>
+          <w:b/>
+          <w:bCs/>
+          <w:sz w:val="28"/>
+          <w:szCs w:val="28"/>
+        </w:rPr>
+        <w:t xml:space="preserve">1. Ý </w:t>
+      </w:r>
+      <w:proofErr w:type="spellStart"/>
+      <w:r>
+        <w:rPr>
+          <w:rFonts w:ascii="Times New Roman" w:hAnsi="Times New Roman" w:cs="Times New Roman"/>
+          <w:b/>
+          <w:bCs/>
+          <w:sz w:val="28"/>
+          <w:szCs w:val="28"/>
+        </w:rPr>
+        <w:t>nghĩa</w:t>
+      </w:r>
+      <w:proofErr w:type="spellEnd"/>
+      <w:r>
+        <w:rPr>
+          <w:rFonts w:ascii="Times New Roman" w:hAnsi="Times New Roman" w:cs="Times New Roman"/>
+          <w:b/>
+          <w:bCs/>
+          <w:sz w:val="28"/>
+          <w:szCs w:val="28"/>
+        </w:rPr>
+        <w:t xml:space="preserve"> </w:t>
+      </w:r>
+      <w:proofErr w:type="spellStart"/>
+      <w:r>
+        <w:rPr>
+          <w:rFonts w:ascii="Times New Roman" w:hAnsi="Times New Roman" w:cs="Times New Roman"/>
+          <w:b/>
+          <w:bCs/>
+          <w:sz w:val="28"/>
+          <w:szCs w:val="28"/>
+        </w:rPr>
+        <w:t>các</w:t>
+      </w:r>
+      <w:proofErr w:type="spellEnd"/>
+      <w:r>
+        <w:rPr>
+          <w:rFonts w:ascii="Times New Roman" w:hAnsi="Times New Roman" w:cs="Times New Roman"/>
+          <w:b/>
+          <w:bCs/>
+          <w:sz w:val="28"/>
+          <w:szCs w:val="28"/>
+        </w:rPr>
+        <w:t xml:space="preserve"> </w:t>
+      </w:r>
+      <w:proofErr w:type="spellStart"/>
+      <w:r>
+        <w:rPr>
+          <w:rFonts w:ascii="Times New Roman" w:hAnsi="Times New Roman" w:cs="Times New Roman"/>
+          <w:b/>
+          <w:bCs/>
+          <w:sz w:val="28"/>
+          <w:szCs w:val="28"/>
+        </w:rPr>
+        <w:t>chữ</w:t>
+      </w:r>
+      <w:proofErr w:type="spellEnd"/>
+      <w:r>
+        <w:rPr>
+          <w:rFonts w:ascii="Times New Roman" w:hAnsi="Times New Roman" w:cs="Times New Roman"/>
+          <w:b/>
+          <w:bCs/>
+          <w:sz w:val="28"/>
+          <w:szCs w:val="28"/>
+        </w:rPr>
+        <w:t xml:space="preserve"> </w:t>
+      </w:r>
+      <w:proofErr w:type="spellStart"/>
+      <w:r>
+        <w:rPr>
+          <w:rFonts w:ascii="Times New Roman" w:hAnsi="Times New Roman" w:cs="Times New Roman"/>
+          <w:b/>
+          <w:bCs/>
+          <w:sz w:val="28"/>
+          <w:szCs w:val="28"/>
+        </w:rPr>
+        <w:t>cái</w:t>
+      </w:r>
+      <w:proofErr w:type="spellEnd"/>
+      <w:r>
+        <w:rPr>
+          <w:rFonts w:ascii="Times New Roman" w:hAnsi="Times New Roman" w:cs="Times New Roman"/>
+          <w:b/>
+          <w:bCs/>
+          <w:sz w:val="28"/>
+          <w:szCs w:val="28"/>
+        </w:rPr>
+        <w:t xml:space="preserve"> </w:t>
+      </w:r>
+      <w:proofErr w:type="spellStart"/>
+      <w:r>
+        <w:rPr>
+          <w:rFonts w:ascii="Times New Roman" w:hAnsi="Times New Roman" w:cs="Times New Roman"/>
+          <w:b/>
+          <w:bCs/>
+          <w:sz w:val="28"/>
+          <w:szCs w:val="28"/>
+        </w:rPr>
+        <w:t>viết</w:t>
+      </w:r>
+      <w:proofErr w:type="spellEnd"/>
+      <w:r>
+        <w:rPr>
+          <w:rFonts w:ascii="Times New Roman" w:hAnsi="Times New Roman" w:cs="Times New Roman"/>
+          <w:b/>
+          <w:bCs/>
+          <w:sz w:val="28"/>
+          <w:szCs w:val="28"/>
+        </w:rPr>
+        <w:t xml:space="preserve"> </w:t>
+      </w:r>
+      <w:proofErr w:type="spellStart"/>
+      <w:r>
+        <w:rPr>
+          <w:rFonts w:ascii="Times New Roman" w:hAnsi="Times New Roman" w:cs="Times New Roman"/>
+          <w:b/>
+          <w:bCs/>
+          <w:sz w:val="28"/>
+          <w:szCs w:val="28"/>
+        </w:rPr>
+        <w:t>tắt</w:t>
+      </w:r>
+      <w:proofErr w:type="spellEnd"/>
+      <w:r>
+        <w:rPr>
+          <w:rFonts w:ascii="Times New Roman" w:hAnsi="Times New Roman" w:cs="Times New Roman"/>
+          <w:b/>
+          <w:bCs/>
+          <w:sz w:val="28"/>
+          <w:szCs w:val="28"/>
+        </w:rPr>
+        <w:t xml:space="preserve"> (</w:t>
+      </w:r>
+      <w:proofErr w:type="spellStart"/>
+      <w:r>
+        <w:rPr>
+          <w:rFonts w:ascii="Times New Roman" w:hAnsi="Times New Roman" w:cs="Times New Roman"/>
+          <w:b/>
+          <w:bCs/>
+          <w:sz w:val="28"/>
+          <w:szCs w:val="28"/>
+        </w:rPr>
+        <w:t>Ký</w:t>
+      </w:r>
+      <w:proofErr w:type="spellEnd"/>
+      <w:r>
+        <w:rPr>
+          <w:rFonts w:ascii="Times New Roman" w:hAnsi="Times New Roman" w:cs="Times New Roman"/>
+          <w:b/>
+          <w:bCs/>
+          <w:sz w:val="28"/>
+          <w:szCs w:val="28"/>
+        </w:rPr>
+        <w:t xml:space="preserve"> </w:t>
+      </w:r>
+      <w:proofErr w:type="spellStart"/>
+      <w:r>
+        <w:rPr>
+          <w:rFonts w:ascii="Times New Roman" w:hAnsi="Times New Roman" w:cs="Times New Roman"/>
+          <w:b/>
+          <w:bCs/>
+          <w:sz w:val="28"/>
+          <w:szCs w:val="28"/>
+        </w:rPr>
+        <w:t>hiệu</w:t>
+      </w:r>
+      <w:proofErr w:type="spellEnd"/>
+      <w:r>
+        <w:rPr>
+          <w:rFonts w:ascii="Times New Roman" w:hAnsi="Times New Roman" w:cs="Times New Roman"/>
+          <w:b/>
+          <w:bCs/>
+          <w:sz w:val="28"/>
+          <w:szCs w:val="28"/>
+        </w:rPr>
+        <w:t xml:space="preserve"> </w:t>
+      </w:r>
+      <w:proofErr w:type="spellStart"/>
+      <w:r>
+        <w:rPr>
+          <w:rFonts w:ascii="Times New Roman" w:hAnsi="Times New Roman" w:cs="Times New Roman"/>
+          <w:b/>
+          <w:bCs/>
+          <w:sz w:val="28"/>
+          <w:szCs w:val="28"/>
+        </w:rPr>
+        <w:t>cường</w:t>
+      </w:r>
+      <w:proofErr w:type="spellEnd"/>
+      <w:r>
+        <w:rPr>
+          <w:rFonts w:ascii="Times New Roman" w:hAnsi="Times New Roman" w:cs="Times New Roman"/>
+          <w:b/>
+          <w:bCs/>
+          <w:sz w:val="28"/>
+          <w:szCs w:val="28"/>
+        </w:rPr>
+        <w:t xml:space="preserve"> </w:t>
+      </w:r>
+      <w:proofErr w:type="spellStart"/>
+      <w:r>
+        <w:rPr>
+          <w:rFonts w:ascii="Times New Roman" w:hAnsi="Times New Roman" w:cs="Times New Roman"/>
+          <w:b/>
+          <w:bCs/>
+          <w:sz w:val="28"/>
+          <w:szCs w:val="28"/>
+        </w:rPr>
+        <w:t>độ</w:t>
+      </w:r>
+      <w:proofErr w:type="spellEnd"/>
+      <w:r>
+        <w:rPr>
+          <w:rFonts w:ascii="Times New Roman" w:hAnsi="Times New Roman" w:cs="Times New Roman"/>
+          <w:b/>
+          <w:bCs/>
+          <w:sz w:val="28"/>
+          <w:szCs w:val="28"/>
+        </w:rPr>
+        <w:t>)</w:t>
+      </w:r>
+    </w:p>
+    <w:p>
+      <w:pPr>
+        <w:numPr>
+          <w:ilvl w:val="0"/>
+          <w:numId w:val="32"/>
+        </w:numPr>
+        <w:rPr>
+          <w:rFonts w:ascii="Times New Roman" w:hAnsi="Times New Roman" w:cs="Times New Roman"/>
+          <w:sz w:val="28"/>
+          <w:szCs w:val="28"/>
+        </w:rPr>
+      </w:pPr>
+      <w:r>
+        <w:rPr>
+          <w:rFonts w:ascii="Times New Roman" w:hAnsi="Times New Roman" w:cs="Times New Roman"/>
+          <w:b/>
+          <w:bCs/>
+          <w:sz w:val="28"/>
+          <w:szCs w:val="28"/>
+        </w:rPr>
+        <w:t>LOW:</w:t>
+      </w:r>
+      <w:r>
+        <w:rPr>
+          <w:rFonts w:ascii="Times New Roman" w:hAnsi="Times New Roman" w:cs="Times New Roman"/>
+          <w:sz w:val="28"/>
+          <w:szCs w:val="28"/>
+        </w:rPr>
+        <w:t xml:space="preserve"> </w:t>
+      </w:r>
+      <w:proofErr w:type="spellStart"/>
+      <w:r>
+        <w:rPr>
+          <w:rFonts w:ascii="Times New Roman" w:hAnsi="Times New Roman" w:cs="Times New Roman"/>
+          <w:sz w:val="28"/>
+          <w:szCs w:val="28"/>
+        </w:rPr>
+        <w:t>Vùng</w:t>
+      </w:r>
+      <w:proofErr w:type="spellEnd"/>
+      <w:r>
+        <w:rPr>
+          <w:rFonts w:ascii="Times New Roman" w:hAnsi="Times New Roman" w:cs="Times New Roman"/>
+          <w:sz w:val="28"/>
+          <w:szCs w:val="28"/>
+        </w:rPr>
+        <w:t xml:space="preserve"> </w:t>
+      </w:r>
+      <w:proofErr w:type="spellStart"/>
+      <w:r>
+        <w:rPr>
+          <w:rFonts w:ascii="Times New Roman" w:hAnsi="Times New Roman" w:cs="Times New Roman"/>
+          <w:sz w:val="28"/>
+          <w:szCs w:val="28"/>
+        </w:rPr>
+        <w:t>áp</w:t>
+      </w:r>
+      <w:proofErr w:type="spellEnd"/>
+      <w:r>
+        <w:rPr>
+          <w:rFonts w:ascii="Times New Roman" w:hAnsi="Times New Roman" w:cs="Times New Roman"/>
+          <w:sz w:val="28"/>
+          <w:szCs w:val="28"/>
+        </w:rPr>
+        <w:t xml:space="preserve"> </w:t>
+      </w:r>
+      <w:proofErr w:type="spellStart"/>
+      <w:r>
+        <w:rPr>
+          <w:rFonts w:ascii="Times New Roman" w:hAnsi="Times New Roman" w:cs="Times New Roman"/>
+          <w:sz w:val="28"/>
+          <w:szCs w:val="28"/>
+        </w:rPr>
+        <w:t>thấp</w:t>
+      </w:r>
+      <w:proofErr w:type="spellEnd"/>
+      <w:r>
+        <w:rPr>
+          <w:rFonts w:ascii="Times New Roman" w:hAnsi="Times New Roman" w:cs="Times New Roman"/>
+          <w:sz w:val="28"/>
+          <w:szCs w:val="28"/>
+        </w:rPr>
+        <w:t xml:space="preserve"> (Low Pressure Area).</w:t>
+      </w:r>
+    </w:p>
+    <w:p>
+      <w:pPr>
+        <w:numPr>
+          <w:ilvl w:val="0"/>
+          <w:numId w:val="32"/>
+        </w:numPr>
+        <w:rPr>
+          <w:rFonts w:ascii="Times New Roman" w:hAnsi="Times New Roman" w:cs="Times New Roman"/>
+          <w:sz w:val="28"/>
+          <w:szCs w:val="28"/>
+        </w:rPr>
+      </w:pPr>
+      <w:r>
+        <w:rPr>
+          <w:rFonts w:ascii="Times New Roman" w:hAnsi="Times New Roman" w:cs="Times New Roman"/>
+          <w:b/>
+          <w:bCs/>
+          <w:sz w:val="28"/>
+          <w:szCs w:val="28"/>
+        </w:rPr>
+        <w:t>TD (Tropical Depression):</w:t>
+      </w:r>
+      <w:r>
+        <w:rPr>
+          <w:rFonts w:ascii="Times New Roman" w:hAnsi="Times New Roman" w:cs="Times New Roman"/>
+          <w:sz w:val="28"/>
+          <w:szCs w:val="28"/>
+        </w:rPr>
+        <w:t xml:space="preserve"> </w:t>
+      </w:r>
+      <w:proofErr w:type="spellStart"/>
+      <w:r>
+        <w:rPr>
+          <w:rFonts w:ascii="Times New Roman" w:hAnsi="Times New Roman" w:cs="Times New Roman"/>
+          <w:sz w:val="28"/>
+          <w:szCs w:val="28"/>
+        </w:rPr>
+        <w:t>Áp</w:t>
+      </w:r>
+      <w:proofErr w:type="spellEnd"/>
+      <w:r>
+        <w:rPr>
+          <w:rFonts w:ascii="Times New Roman" w:hAnsi="Times New Roman" w:cs="Times New Roman"/>
+          <w:sz w:val="28"/>
+          <w:szCs w:val="28"/>
+        </w:rPr>
+        <w:t xml:space="preserve"> </w:t>
+      </w:r>
+      <w:proofErr w:type="spellStart"/>
+      <w:r>
+        <w:rPr>
+          <w:rFonts w:ascii="Times New Roman" w:hAnsi="Times New Roman" w:cs="Times New Roman"/>
+          <w:sz w:val="28"/>
+          <w:szCs w:val="28"/>
+        </w:rPr>
+        <w:t>thấp</w:t>
+      </w:r>
+      <w:proofErr w:type="spellEnd"/>
+      <w:r>
+        <w:rPr>
+          <w:rFonts w:ascii="Times New Roman" w:hAnsi="Times New Roman" w:cs="Times New Roman"/>
+          <w:sz w:val="28"/>
+          <w:szCs w:val="28"/>
+        </w:rPr>
+        <w:t xml:space="preserve"> </w:t>
+      </w:r>
+      <w:proofErr w:type="spellStart"/>
+      <w:r>
+        <w:rPr>
+          <w:rFonts w:ascii="Times New Roman" w:hAnsi="Times New Roman" w:cs="Times New Roman"/>
+          <w:sz w:val="28"/>
+          <w:szCs w:val="28"/>
+        </w:rPr>
+        <w:t>nhiệt</w:t>
+      </w:r>
+      <w:proofErr w:type="spellEnd"/>
+      <w:r>
+        <w:rPr>
+          <w:rFonts w:ascii="Times New Roman" w:hAnsi="Times New Roman" w:cs="Times New Roman"/>
+          <w:sz w:val="28"/>
+          <w:szCs w:val="28"/>
+        </w:rPr>
+        <w:t xml:space="preserve"> </w:t>
+      </w:r>
+      <w:proofErr w:type="spellStart"/>
+      <w:r>
+        <w:rPr>
+          <w:rFonts w:ascii="Times New Roman" w:hAnsi="Times New Roman" w:cs="Times New Roman"/>
+          <w:sz w:val="28"/>
+          <w:szCs w:val="28"/>
+        </w:rPr>
+        <w:t>đới</w:t>
+      </w:r>
+      <w:proofErr w:type="spellEnd"/>
+      <w:r>
+        <w:rPr>
+          <w:rFonts w:ascii="Times New Roman" w:hAnsi="Times New Roman" w:cs="Times New Roman"/>
+          <w:sz w:val="28"/>
+          <w:szCs w:val="28"/>
+        </w:rPr>
+        <w:t>.</w:t>
+      </w:r>
+    </w:p>
+    <w:p>
+      <w:pPr>
+        <w:numPr>
+          <w:ilvl w:val="0"/>
+          <w:numId w:val="32"/>
+        </w:numPr>
+        <w:rPr>
+          <w:rFonts w:ascii="Times New Roman" w:hAnsi="Times New Roman" w:cs="Times New Roman"/>
+          <w:sz w:val="28"/>
+          <w:szCs w:val="28"/>
+        </w:rPr>
+      </w:pPr>
+      <w:r>
+        <w:rPr>
+          <w:rFonts w:ascii="Times New Roman" w:hAnsi="Times New Roman" w:cs="Times New Roman"/>
+          <w:b/>
+          <w:bCs/>
+          <w:sz w:val="28"/>
+          <w:szCs w:val="28"/>
+        </w:rPr>
+        <w:t>TS (Tropical Storm):</w:t>
+      </w:r>
+      <w:r>
+        <w:rPr>
+          <w:rFonts w:ascii="Times New Roman" w:hAnsi="Times New Roman" w:cs="Times New Roman"/>
+          <w:sz w:val="28"/>
+          <w:szCs w:val="28"/>
+        </w:rPr>
+        <w:t xml:space="preserve"> </w:t>
+      </w:r>
+      <w:proofErr w:type="spellStart"/>
+      <w:r>
+        <w:rPr>
+          <w:rFonts w:ascii="Times New Roman" w:hAnsi="Times New Roman" w:cs="Times New Roman"/>
+          <w:sz w:val="28"/>
+          <w:szCs w:val="28"/>
+        </w:rPr>
+        <w:t>Bão</w:t>
+      </w:r>
+      <w:proofErr w:type="spellEnd"/>
+      <w:r>
+        <w:rPr>
+          <w:rFonts w:ascii="Times New Roman" w:hAnsi="Times New Roman" w:cs="Times New Roman"/>
+          <w:sz w:val="28"/>
+          <w:szCs w:val="28"/>
+        </w:rPr>
+        <w:t xml:space="preserve"> </w:t>
+      </w:r>
+      <w:proofErr w:type="spellStart"/>
+      <w:r>
+        <w:rPr>
+          <w:rFonts w:ascii="Times New Roman" w:hAnsi="Times New Roman" w:cs="Times New Roman"/>
+          <w:sz w:val="28"/>
+          <w:szCs w:val="28"/>
+        </w:rPr>
+        <w:t>nhiệt</w:t>
+      </w:r>
+      <w:proofErr w:type="spellEnd"/>
+      <w:r>
+        <w:rPr>
+          <w:rFonts w:ascii="Times New Roman" w:hAnsi="Times New Roman" w:cs="Times New Roman"/>
+          <w:sz w:val="28"/>
+          <w:szCs w:val="28"/>
+        </w:rPr>
+        <w:t xml:space="preserve"> </w:t>
+      </w:r>
+      <w:proofErr w:type="spellStart"/>
+      <w:r>
+        <w:rPr>
+          <w:rFonts w:ascii="Times New Roman" w:hAnsi="Times New Roman" w:cs="Times New Roman"/>
+          <w:sz w:val="28"/>
+          <w:szCs w:val="28"/>
+        </w:rPr>
+        <w:t>đới</w:t>
+      </w:r>
+      <w:proofErr w:type="spellEnd"/>
+      <w:r>
+        <w:rPr>
+          <w:rFonts w:ascii="Times New Roman" w:hAnsi="Times New Roman" w:cs="Times New Roman"/>
+          <w:sz w:val="28"/>
+          <w:szCs w:val="28"/>
+        </w:rPr>
+        <w:t>.</w:t>
+      </w:r>
+    </w:p>
+    <w:p>
+      <w:pPr>
+        <w:numPr>
+          <w:ilvl w:val="0"/>
+          <w:numId w:val="32"/>
+        </w:numPr>
+        <w:rPr>
+          <w:rFonts w:ascii="Times New Roman" w:hAnsi="Times New Roman" w:cs="Times New Roman"/>
+          <w:sz w:val="28"/>
+          <w:szCs w:val="28"/>
+        </w:rPr>
+      </w:pPr>
+      <w:r>
+        <w:rPr>
+          <w:rFonts w:ascii="Times New Roman" w:hAnsi="Times New Roman" w:cs="Times New Roman"/>
+          <w:b/>
+          <w:bCs/>
+          <w:sz w:val="28"/>
+          <w:szCs w:val="28"/>
+        </w:rPr>
+        <w:t>TY (Typhoon):</w:t>
+      </w:r>
+      <w:r>
+        <w:rPr>
+          <w:rFonts w:ascii="Times New Roman" w:hAnsi="Times New Roman" w:cs="Times New Roman"/>
+          <w:sz w:val="28"/>
+          <w:szCs w:val="28"/>
+        </w:rPr>
+        <w:t xml:space="preserve"> </w:t>
+      </w:r>
+      <w:proofErr w:type="spellStart"/>
+      <w:r>
+        <w:rPr>
+          <w:rFonts w:ascii="Times New Roman" w:hAnsi="Times New Roman" w:cs="Times New Roman"/>
+          <w:sz w:val="28"/>
+          <w:szCs w:val="28"/>
+        </w:rPr>
+        <w:t>Bão</w:t>
+      </w:r>
+      <w:proofErr w:type="spellEnd"/>
+      <w:r>
+        <w:rPr>
+          <w:rFonts w:ascii="Times New Roman" w:hAnsi="Times New Roman" w:cs="Times New Roman"/>
+          <w:sz w:val="28"/>
+          <w:szCs w:val="28"/>
+        </w:rPr>
+        <w:t xml:space="preserve"> </w:t>
+      </w:r>
+      <w:proofErr w:type="spellStart"/>
+      <w:r>
+        <w:rPr>
+          <w:rFonts w:ascii="Times New Roman" w:hAnsi="Times New Roman" w:cs="Times New Roman"/>
+          <w:sz w:val="28"/>
+          <w:szCs w:val="28"/>
+        </w:rPr>
+        <w:t>mạnh</w:t>
+      </w:r>
+      <w:proofErr w:type="spellEnd"/>
+      <w:r>
+        <w:rPr>
+          <w:rFonts w:ascii="Times New Roman" w:hAnsi="Times New Roman" w:cs="Times New Roman"/>
+          <w:sz w:val="28"/>
+          <w:szCs w:val="28"/>
+        </w:rPr>
+        <w:t xml:space="preserve"> (</w:t>
+      </w:r>
+      <w:proofErr w:type="spellStart"/>
+      <w:r>
+        <w:rPr>
+          <w:rFonts w:ascii="Times New Roman" w:hAnsi="Times New Roman" w:cs="Times New Roman"/>
+          <w:sz w:val="28"/>
+          <w:szCs w:val="28"/>
+        </w:rPr>
+        <w:t>Bão</w:t>
+      </w:r>
+      <w:proofErr w:type="spellEnd"/>
+      <w:r>
+        <w:rPr>
+          <w:rFonts w:ascii="Times New Roman" w:hAnsi="Times New Roman" w:cs="Times New Roman"/>
+          <w:sz w:val="28"/>
+          <w:szCs w:val="28"/>
+        </w:rPr>
+        <w:t xml:space="preserve"> </w:t>
+      </w:r>
+      <w:proofErr w:type="spellStart"/>
+      <w:r>
+        <w:rPr>
+          <w:rFonts w:ascii="Times New Roman" w:hAnsi="Times New Roman" w:cs="Times New Roman"/>
+          <w:sz w:val="28"/>
+          <w:szCs w:val="28"/>
+        </w:rPr>
+        <w:t>cuồng</w:t>
+      </w:r>
+      <w:proofErr w:type="spellEnd"/>
+      <w:r>
+        <w:rPr>
+          <w:rFonts w:ascii="Times New Roman" w:hAnsi="Times New Roman" w:cs="Times New Roman"/>
+          <w:sz w:val="28"/>
+          <w:szCs w:val="28"/>
+        </w:rPr>
+        <w:t xml:space="preserve"> </w:t>
+      </w:r>
+      <w:proofErr w:type="spellStart"/>
+      <w:r>
+        <w:rPr>
+          <w:rFonts w:ascii="Times New Roman" w:hAnsi="Times New Roman" w:cs="Times New Roman"/>
+          <w:sz w:val="28"/>
+          <w:szCs w:val="28"/>
+        </w:rPr>
+        <w:t>phong</w:t>
+      </w:r>
+      <w:proofErr w:type="spellEnd"/>
+      <w:r>
+        <w:rPr>
+          <w:rFonts w:ascii="Times New Roman" w:hAnsi="Times New Roman" w:cs="Times New Roman"/>
+          <w:sz w:val="28"/>
+          <w:szCs w:val="28"/>
+        </w:rPr>
+        <w:t>).</w:t>
+      </w:r>
+    </w:p>
+    <w:p>
+      <w:pPr>
+        <w:numPr>
+          <w:ilvl w:val="0"/>
+          <w:numId w:val="32"/>
+        </w:numPr>
+        <w:rPr>
+          <w:rFonts w:ascii="Times New Roman" w:hAnsi="Times New Roman" w:cs="Times New Roman"/>
+          <w:sz w:val="28"/>
+          <w:szCs w:val="28"/>
+        </w:rPr>
+      </w:pPr>
+      <w:r>
+        <w:rPr>
+          <w:rFonts w:ascii="Times New Roman" w:hAnsi="Times New Roman" w:cs="Times New Roman"/>
+          <w:b/>
+          <w:bCs/>
+          <w:sz w:val="28"/>
+          <w:szCs w:val="28"/>
+        </w:rPr>
+        <w:t>SH (Southern Hemisphere):</w:t>
+      </w:r>
+      <w:r>
+        <w:rPr>
+          <w:rFonts w:ascii="Times New Roman" w:hAnsi="Times New Roman" w:cs="Times New Roman"/>
+          <w:sz w:val="28"/>
+          <w:szCs w:val="28"/>
+        </w:rPr>
+        <w:t xml:space="preserve"> </w:t>
+      </w:r>
+      <w:proofErr w:type="spellStart"/>
+      <w:r>
+        <w:rPr>
+          <w:rFonts w:ascii="Times New Roman" w:hAnsi="Times New Roman" w:cs="Times New Roman"/>
+          <w:sz w:val="28"/>
+          <w:szCs w:val="28"/>
+        </w:rPr>
+        <w:t>Ký</w:t>
+      </w:r>
+      <w:proofErr w:type="spellEnd"/>
+      <w:r>
+        <w:rPr>
+          <w:rFonts w:ascii="Times New Roman" w:hAnsi="Times New Roman" w:cs="Times New Roman"/>
+          <w:sz w:val="28"/>
+          <w:szCs w:val="28"/>
+        </w:rPr>
+        <w:t xml:space="preserve"> </w:t>
+      </w:r>
+      <w:proofErr w:type="spellStart"/>
+      <w:r>
+        <w:rPr>
+          <w:rFonts w:ascii="Times New Roman" w:hAnsi="Times New Roman" w:cs="Times New Roman"/>
+          <w:sz w:val="28"/>
+          <w:szCs w:val="28"/>
+        </w:rPr>
+        <w:t>hiệu</w:t>
+      </w:r>
+      <w:proofErr w:type="spellEnd"/>
+      <w:r>
+        <w:rPr>
+          <w:rFonts w:ascii="Times New Roman" w:hAnsi="Times New Roman" w:cs="Times New Roman"/>
+          <w:sz w:val="28"/>
+          <w:szCs w:val="28"/>
+        </w:rPr>
+        <w:t xml:space="preserve"> </w:t>
+      </w:r>
+      <w:proofErr w:type="spellStart"/>
+      <w:r>
+        <w:rPr>
+          <w:rFonts w:ascii="Times New Roman" w:hAnsi="Times New Roman" w:cs="Times New Roman"/>
+          <w:sz w:val="28"/>
+          <w:szCs w:val="28"/>
+        </w:rPr>
+        <w:t>dành</w:t>
+      </w:r>
+      <w:proofErr w:type="spellEnd"/>
+      <w:r>
+        <w:rPr>
+          <w:rFonts w:ascii="Times New Roman" w:hAnsi="Times New Roman" w:cs="Times New Roman"/>
+          <w:sz w:val="28"/>
+          <w:szCs w:val="28"/>
+        </w:rPr>
+        <w:t xml:space="preserve"> </w:t>
+      </w:r>
+      <w:proofErr w:type="spellStart"/>
+      <w:r>
+        <w:rPr>
+          <w:rFonts w:ascii="Times New Roman" w:hAnsi="Times New Roman" w:cs="Times New Roman"/>
+          <w:sz w:val="28"/>
+          <w:szCs w:val="28"/>
+        </w:rPr>
+        <w:t>cho</w:t>
+      </w:r>
+      <w:proofErr w:type="spellEnd"/>
+      <w:r>
+        <w:rPr>
+          <w:rFonts w:ascii="Times New Roman" w:hAnsi="Times New Roman" w:cs="Times New Roman"/>
+          <w:sz w:val="28"/>
+          <w:szCs w:val="28"/>
+        </w:rPr>
+        <w:t xml:space="preserve"> </w:t>
+      </w:r>
+      <w:proofErr w:type="spellStart"/>
+      <w:r>
+        <w:rPr>
+          <w:rFonts w:ascii="Times New Roman" w:hAnsi="Times New Roman" w:cs="Times New Roman"/>
+          <w:sz w:val="28"/>
+          <w:szCs w:val="28"/>
+        </w:rPr>
+        <w:t>các</w:t>
+      </w:r>
+      <w:proofErr w:type="spellEnd"/>
+      <w:r>
+        <w:rPr>
+          <w:rFonts w:ascii="Times New Roman" w:hAnsi="Times New Roman" w:cs="Times New Roman"/>
+          <w:sz w:val="28"/>
+          <w:szCs w:val="28"/>
+        </w:rPr>
+        <w:t xml:space="preserve"> </w:t>
+      </w:r>
+      <w:proofErr w:type="spellStart"/>
+      <w:r>
+        <w:rPr>
+          <w:rFonts w:ascii="Times New Roman" w:hAnsi="Times New Roman" w:cs="Times New Roman"/>
+          <w:sz w:val="28"/>
+          <w:szCs w:val="28"/>
+        </w:rPr>
+        <w:t>cơn</w:t>
+      </w:r>
+      <w:proofErr w:type="spellEnd"/>
+      <w:r>
+        <w:rPr>
+          <w:rFonts w:ascii="Times New Roman" w:hAnsi="Times New Roman" w:cs="Times New Roman"/>
+          <w:sz w:val="28"/>
+          <w:szCs w:val="28"/>
+        </w:rPr>
+        <w:t xml:space="preserve"> </w:t>
+      </w:r>
+      <w:proofErr w:type="spellStart"/>
+      <w:r>
+        <w:rPr>
+          <w:rFonts w:ascii="Times New Roman" w:hAnsi="Times New Roman" w:cs="Times New Roman"/>
+          <w:sz w:val="28"/>
+          <w:szCs w:val="28"/>
+        </w:rPr>
+        <w:t>bão</w:t>
+      </w:r>
+      <w:proofErr w:type="spellEnd"/>
+      <w:r>
+        <w:rPr>
+          <w:rFonts w:ascii="Times New Roman" w:hAnsi="Times New Roman" w:cs="Times New Roman"/>
+          <w:sz w:val="28"/>
+          <w:szCs w:val="28"/>
+        </w:rPr>
+        <w:t xml:space="preserve"> ở </w:t>
+      </w:r>
+      <w:r>
+        <w:rPr>
+          <w:rFonts w:ascii="Times New Roman" w:hAnsi="Times New Roman" w:cs="Times New Roman"/>
+          <w:b/>
+          <w:bCs/>
+          <w:sz w:val="28"/>
+          <w:szCs w:val="28"/>
+        </w:rPr>
+        <w:t xml:space="preserve">Bán </w:t>
+      </w:r>
+      <w:proofErr w:type="spellStart"/>
+      <w:r>
+        <w:rPr>
+          <w:rFonts w:ascii="Times New Roman" w:hAnsi="Times New Roman" w:cs="Times New Roman"/>
+          <w:b/>
+          <w:bCs/>
+          <w:sz w:val="28"/>
+          <w:szCs w:val="28"/>
+        </w:rPr>
+        <w:t>cầu</w:t>
+      </w:r>
+      <w:proofErr w:type="spellEnd"/>
+      <w:r>
+        <w:rPr>
+          <w:rFonts w:ascii="Times New Roman" w:hAnsi="Times New Roman" w:cs="Times New Roman"/>
+          <w:b/>
+          <w:bCs/>
+          <w:sz w:val="28"/>
+          <w:szCs w:val="28"/>
+        </w:rPr>
+        <w:t xml:space="preserve"> Nam</w:t>
+      </w:r>
+      <w:r>
+        <w:rPr>
+          <w:rFonts w:ascii="Times New Roman" w:hAnsi="Times New Roman" w:cs="Times New Roman"/>
+          <w:sz w:val="28"/>
+          <w:szCs w:val="28"/>
+        </w:rPr>
+        <w:t>.</w:t>
+      </w:r>
+    </w:p>
+    <w:p>
+      <w:pPr>
+        <w:rPr>
+          <w:rFonts w:ascii="Times New Roman" w:hAnsi="Times New Roman" w:cs="Times New Roman"/>
+          <w:b/>
+          <w:bCs/>
+          <w:sz w:val="28"/>
+          <w:szCs w:val="28"/>
+        </w:rPr>
+      </w:pPr>
+      <w:r>
+        <w:rPr>
+          <w:rFonts w:ascii="Times New Roman" w:hAnsi="Times New Roman" w:cs="Times New Roman"/>
+          <w:b/>
+          <w:bCs/>
+          <w:sz w:val="28"/>
+          <w:szCs w:val="28"/>
+        </w:rPr>
+        <w:t xml:space="preserve">2. Ý </w:t>
+      </w:r>
+      <w:proofErr w:type="spellStart"/>
+      <w:r>
+        <w:rPr>
+          <w:rFonts w:ascii="Times New Roman" w:hAnsi="Times New Roman" w:cs="Times New Roman"/>
+          <w:b/>
+          <w:bCs/>
+          <w:sz w:val="28"/>
+          <w:szCs w:val="28"/>
+        </w:rPr>
+        <w:t>nghĩa</w:t>
+      </w:r>
+      <w:proofErr w:type="spellEnd"/>
+      <w:r>
+        <w:rPr>
+          <w:rFonts w:ascii="Times New Roman" w:hAnsi="Times New Roman" w:cs="Times New Roman"/>
+          <w:b/>
+          <w:bCs/>
+          <w:sz w:val="28"/>
+          <w:szCs w:val="28"/>
+        </w:rPr>
+        <w:t xml:space="preserve"> </w:t>
+      </w:r>
+      <w:proofErr w:type="spellStart"/>
+      <w:r>
+        <w:rPr>
+          <w:rFonts w:ascii="Times New Roman" w:hAnsi="Times New Roman" w:cs="Times New Roman"/>
+          <w:b/>
+          <w:bCs/>
+          <w:sz w:val="28"/>
+          <w:szCs w:val="28"/>
+        </w:rPr>
+        <w:t>về</w:t>
+      </w:r>
+      <w:proofErr w:type="spellEnd"/>
+      <w:r>
+        <w:rPr>
+          <w:rFonts w:ascii="Times New Roman" w:hAnsi="Times New Roman" w:cs="Times New Roman"/>
+          <w:b/>
+          <w:bCs/>
+          <w:sz w:val="28"/>
+          <w:szCs w:val="28"/>
+        </w:rPr>
+        <w:t xml:space="preserve"> </w:t>
+      </w:r>
+      <w:proofErr w:type="spellStart"/>
+      <w:r>
+        <w:rPr>
+          <w:rFonts w:ascii="Times New Roman" w:hAnsi="Times New Roman" w:cs="Times New Roman"/>
+          <w:b/>
+          <w:bCs/>
+          <w:sz w:val="28"/>
+          <w:szCs w:val="28"/>
+        </w:rPr>
+        <w:t>Màu</w:t>
+      </w:r>
+      <w:proofErr w:type="spellEnd"/>
+      <w:r>
+        <w:rPr>
+          <w:rFonts w:ascii="Times New Roman" w:hAnsi="Times New Roman" w:cs="Times New Roman"/>
+          <w:b/>
+          <w:bCs/>
+          <w:sz w:val="28"/>
+          <w:szCs w:val="28"/>
+        </w:rPr>
+        <w:t xml:space="preserve"> </w:t>
+      </w:r>
+      <w:proofErr w:type="spellStart"/>
+      <w:r>
+        <w:rPr>
+          <w:rFonts w:ascii="Times New Roman" w:hAnsi="Times New Roman" w:cs="Times New Roman"/>
+          <w:b/>
+          <w:bCs/>
+          <w:sz w:val="28"/>
+          <w:szCs w:val="28"/>
+        </w:rPr>
+        <w:t>sắc</w:t>
+      </w:r>
+      <w:proofErr w:type="spellEnd"/>
+      <w:r>
+        <w:rPr>
+          <w:rFonts w:ascii="Times New Roman" w:hAnsi="Times New Roman" w:cs="Times New Roman"/>
+          <w:b/>
+          <w:bCs/>
+          <w:sz w:val="28"/>
+          <w:szCs w:val="28"/>
+        </w:rPr>
+        <w:t xml:space="preserve"> </w:t>
+      </w:r>
+      <w:proofErr w:type="spellStart"/>
+      <w:r>
+        <w:rPr>
+          <w:rFonts w:ascii="Times New Roman" w:hAnsi="Times New Roman" w:cs="Times New Roman"/>
+          <w:b/>
+          <w:bCs/>
+          <w:sz w:val="28"/>
+          <w:szCs w:val="28"/>
+        </w:rPr>
+        <w:t>và</w:t>
+      </w:r>
+      <w:proofErr w:type="spellEnd"/>
+      <w:r>
+        <w:rPr>
+          <w:rFonts w:ascii="Times New Roman" w:hAnsi="Times New Roman" w:cs="Times New Roman"/>
+          <w:b/>
+          <w:bCs/>
+          <w:sz w:val="28"/>
+          <w:szCs w:val="28"/>
+        </w:rPr>
+        <w:t xml:space="preserve"> </w:t>
+      </w:r>
+      <w:proofErr w:type="spellStart"/>
+      <w:r>
+        <w:rPr>
+          <w:rFonts w:ascii="Times New Roman" w:hAnsi="Times New Roman" w:cs="Times New Roman"/>
+          <w:b/>
+          <w:bCs/>
+          <w:sz w:val="28"/>
+          <w:szCs w:val="28"/>
+        </w:rPr>
+        <w:t>Hình</w:t>
+      </w:r>
+      <w:proofErr w:type="spellEnd"/>
+      <w:r>
+        <w:rPr>
+          <w:rFonts w:ascii="Times New Roman" w:hAnsi="Times New Roman" w:cs="Times New Roman"/>
+          <w:b/>
+          <w:bCs/>
+          <w:sz w:val="28"/>
+          <w:szCs w:val="28"/>
+        </w:rPr>
+        <w:t xml:space="preserve"> </w:t>
+      </w:r>
+      <w:proofErr w:type="spellStart"/>
+      <w:r>
+        <w:rPr>
+          <w:rFonts w:ascii="Times New Roman" w:hAnsi="Times New Roman" w:cs="Times New Roman"/>
+          <w:b/>
+          <w:bCs/>
+          <w:sz w:val="28"/>
+          <w:szCs w:val="28"/>
+        </w:rPr>
+        <w:t>dáng</w:t>
+      </w:r>
+      <w:proofErr w:type="spellEnd"/>
+    </w:p>
+    <w:p>
+      <w:pPr>
+        <w:numPr>
+          <w:ilvl w:val="0"/>
+          <w:numId w:val="33"/>
+        </w:numPr>
+        <w:rPr>
+          <w:rFonts w:ascii="Times New Roman" w:hAnsi="Times New Roman" w:cs="Times New Roman"/>
+          <w:sz w:val="28"/>
+          <w:szCs w:val="28"/>
+        </w:rPr>
+      </w:pPr>
+      <w:proofErr w:type="spellStart"/>
+      <w:r>
+        <w:rPr>
+          <w:rFonts w:ascii="Times New Roman" w:hAnsi="Times New Roman" w:cs="Times New Roman"/>
+          <w:b/>
+          <w:bCs/>
+          <w:sz w:val="28"/>
+          <w:szCs w:val="28"/>
+        </w:rPr>
+        <w:t>Màu</w:t>
+      </w:r>
+      <w:proofErr w:type="spellEnd"/>
+      <w:r>
+        <w:rPr>
+          <w:rFonts w:ascii="Times New Roman" w:hAnsi="Times New Roman" w:cs="Times New Roman"/>
+          <w:b/>
+          <w:bCs/>
+          <w:sz w:val="28"/>
+          <w:szCs w:val="28"/>
+        </w:rPr>
+        <w:t xml:space="preserve"> </w:t>
+      </w:r>
+      <w:proofErr w:type="spellStart"/>
+      <w:r>
+        <w:rPr>
+          <w:rFonts w:ascii="Times New Roman" w:hAnsi="Times New Roman" w:cs="Times New Roman"/>
+          <w:b/>
+          <w:bCs/>
+          <w:sz w:val="28"/>
+          <w:szCs w:val="28"/>
+        </w:rPr>
+        <w:t>đỏ</w:t>
+      </w:r>
+      <w:proofErr w:type="spellEnd"/>
+      <w:r>
+        <w:rPr>
+          <w:rFonts w:ascii="Times New Roman" w:hAnsi="Times New Roman" w:cs="Times New Roman"/>
+          <w:b/>
+          <w:bCs/>
+          <w:sz w:val="28"/>
+          <w:szCs w:val="28"/>
+        </w:rPr>
+        <w:t>:</w:t>
+      </w:r>
+      <w:r>
+        <w:rPr>
+          <w:rFonts w:ascii="Times New Roman" w:hAnsi="Times New Roman" w:cs="Times New Roman"/>
+          <w:sz w:val="28"/>
+          <w:szCs w:val="28"/>
+        </w:rPr>
+        <w:t xml:space="preserve"> </w:t>
+      </w:r>
+      <w:proofErr w:type="spellStart"/>
+      <w:r>
+        <w:rPr>
+          <w:rFonts w:ascii="Times New Roman" w:hAnsi="Times New Roman" w:cs="Times New Roman"/>
+          <w:sz w:val="28"/>
+          <w:szCs w:val="28"/>
+        </w:rPr>
+        <w:t>Biểu</w:t>
+      </w:r>
+      <w:proofErr w:type="spellEnd"/>
+      <w:r>
+        <w:rPr>
+          <w:rFonts w:ascii="Times New Roman" w:hAnsi="Times New Roman" w:cs="Times New Roman"/>
+          <w:sz w:val="28"/>
+          <w:szCs w:val="28"/>
+        </w:rPr>
+        <w:t xml:space="preserve"> </w:t>
+      </w:r>
+      <w:proofErr w:type="spellStart"/>
+      <w:r>
+        <w:rPr>
+          <w:rFonts w:ascii="Times New Roman" w:hAnsi="Times New Roman" w:cs="Times New Roman"/>
+          <w:sz w:val="28"/>
+          <w:szCs w:val="28"/>
+        </w:rPr>
+        <w:t>thị</w:t>
+      </w:r>
+      <w:proofErr w:type="spellEnd"/>
+      <w:r>
+        <w:rPr>
+          <w:rFonts w:ascii="Times New Roman" w:hAnsi="Times New Roman" w:cs="Times New Roman"/>
+          <w:sz w:val="28"/>
+          <w:szCs w:val="28"/>
+        </w:rPr>
+        <w:t xml:space="preserve"> </w:t>
+      </w:r>
+      <w:proofErr w:type="spellStart"/>
+      <w:r>
+        <w:rPr>
+          <w:rFonts w:ascii="Times New Roman" w:hAnsi="Times New Roman" w:cs="Times New Roman"/>
+          <w:sz w:val="28"/>
+          <w:szCs w:val="28"/>
+        </w:rPr>
+        <w:t>vị</w:t>
+      </w:r>
+      <w:proofErr w:type="spellEnd"/>
+      <w:r>
+        <w:rPr>
+          <w:rFonts w:ascii="Times New Roman" w:hAnsi="Times New Roman" w:cs="Times New Roman"/>
+          <w:sz w:val="28"/>
+          <w:szCs w:val="28"/>
+        </w:rPr>
+        <w:t xml:space="preserve"> </w:t>
+      </w:r>
+      <w:proofErr w:type="spellStart"/>
+      <w:r>
+        <w:rPr>
+          <w:rFonts w:ascii="Times New Roman" w:hAnsi="Times New Roman" w:cs="Times New Roman"/>
+          <w:sz w:val="28"/>
+          <w:szCs w:val="28"/>
+        </w:rPr>
+        <w:t>trí</w:t>
+      </w:r>
+      <w:proofErr w:type="spellEnd"/>
+      <w:r>
+        <w:rPr>
+          <w:rFonts w:ascii="Times New Roman" w:hAnsi="Times New Roman" w:cs="Times New Roman"/>
+          <w:sz w:val="28"/>
+          <w:szCs w:val="28"/>
+        </w:rPr>
+        <w:t xml:space="preserve"> </w:t>
+      </w:r>
+      <w:proofErr w:type="spellStart"/>
+      <w:r>
+        <w:rPr>
+          <w:rFonts w:ascii="Times New Roman" w:hAnsi="Times New Roman" w:cs="Times New Roman"/>
+          <w:b/>
+          <w:bCs/>
+          <w:sz w:val="28"/>
+          <w:szCs w:val="28"/>
+        </w:rPr>
+        <w:t>hiện</w:t>
+      </w:r>
+      <w:proofErr w:type="spellEnd"/>
+      <w:r>
+        <w:rPr>
+          <w:rFonts w:ascii="Times New Roman" w:hAnsi="Times New Roman" w:cs="Times New Roman"/>
+          <w:b/>
+          <w:bCs/>
+          <w:sz w:val="28"/>
+          <w:szCs w:val="28"/>
+        </w:rPr>
+        <w:t xml:space="preserve"> </w:t>
+      </w:r>
+      <w:proofErr w:type="spellStart"/>
+      <w:r>
+        <w:rPr>
+          <w:rFonts w:ascii="Times New Roman" w:hAnsi="Times New Roman" w:cs="Times New Roman"/>
+          <w:b/>
+          <w:bCs/>
+          <w:sz w:val="28"/>
+          <w:szCs w:val="28"/>
+        </w:rPr>
+        <w:t>tại</w:t>
+      </w:r>
+      <w:proofErr w:type="spellEnd"/>
+      <w:r>
+        <w:rPr>
+          <w:rFonts w:ascii="Times New Roman" w:hAnsi="Times New Roman" w:cs="Times New Roman"/>
+          <w:sz w:val="28"/>
+          <w:szCs w:val="28"/>
+        </w:rPr>
+        <w:t xml:space="preserve"> </w:t>
+      </w:r>
+      <w:proofErr w:type="spellStart"/>
+      <w:r>
+        <w:rPr>
+          <w:rFonts w:ascii="Times New Roman" w:hAnsi="Times New Roman" w:cs="Times New Roman"/>
+          <w:sz w:val="28"/>
+          <w:szCs w:val="28"/>
+        </w:rPr>
+        <w:t>hoặc</w:t>
+      </w:r>
+      <w:proofErr w:type="spellEnd"/>
+      <w:r>
+        <w:rPr>
+          <w:rFonts w:ascii="Times New Roman" w:hAnsi="Times New Roman" w:cs="Times New Roman"/>
+          <w:sz w:val="28"/>
+          <w:szCs w:val="28"/>
+        </w:rPr>
+        <w:t xml:space="preserve"> </w:t>
+      </w:r>
+      <w:proofErr w:type="spellStart"/>
+      <w:r>
+        <w:rPr>
+          <w:rFonts w:ascii="Times New Roman" w:hAnsi="Times New Roman" w:cs="Times New Roman"/>
+          <w:b/>
+          <w:bCs/>
+          <w:sz w:val="28"/>
+          <w:szCs w:val="28"/>
+        </w:rPr>
+        <w:t>dự</w:t>
+      </w:r>
+      <w:proofErr w:type="spellEnd"/>
+      <w:r>
+        <w:rPr>
+          <w:rFonts w:ascii="Times New Roman" w:hAnsi="Times New Roman" w:cs="Times New Roman"/>
+          <w:b/>
+          <w:bCs/>
+          <w:sz w:val="28"/>
+          <w:szCs w:val="28"/>
+        </w:rPr>
+        <w:t xml:space="preserve"> </w:t>
+      </w:r>
+      <w:proofErr w:type="spellStart"/>
+      <w:r>
+        <w:rPr>
+          <w:rFonts w:ascii="Times New Roman" w:hAnsi="Times New Roman" w:cs="Times New Roman"/>
+          <w:b/>
+          <w:bCs/>
+          <w:sz w:val="28"/>
+          <w:szCs w:val="28"/>
+        </w:rPr>
+        <w:t>báo</w:t>
+      </w:r>
+      <w:proofErr w:type="spellEnd"/>
+      <w:r>
+        <w:rPr>
+          <w:rFonts w:ascii="Times New Roman" w:hAnsi="Times New Roman" w:cs="Times New Roman"/>
+          <w:sz w:val="28"/>
+          <w:szCs w:val="28"/>
+        </w:rPr>
+        <w:t xml:space="preserve"> (</w:t>
+      </w:r>
+      <w:proofErr w:type="spellStart"/>
+      <w:r>
+        <w:rPr>
+          <w:rFonts w:ascii="Times New Roman" w:hAnsi="Times New Roman" w:cs="Times New Roman"/>
+          <w:sz w:val="28"/>
+          <w:szCs w:val="28"/>
+        </w:rPr>
+        <w:t>còn</w:t>
+      </w:r>
+      <w:proofErr w:type="spellEnd"/>
+      <w:r>
+        <w:rPr>
+          <w:rFonts w:ascii="Times New Roman" w:hAnsi="Times New Roman" w:cs="Times New Roman"/>
+          <w:sz w:val="28"/>
+          <w:szCs w:val="28"/>
+        </w:rPr>
+        <w:t xml:space="preserve"> </w:t>
+      </w:r>
+      <w:proofErr w:type="spellStart"/>
+      <w:r>
+        <w:rPr>
+          <w:rFonts w:ascii="Times New Roman" w:hAnsi="Times New Roman" w:cs="Times New Roman"/>
+          <w:sz w:val="28"/>
+          <w:szCs w:val="28"/>
+        </w:rPr>
+        <w:t>đang</w:t>
+      </w:r>
+      <w:proofErr w:type="spellEnd"/>
+      <w:r>
+        <w:rPr>
+          <w:rFonts w:ascii="Times New Roman" w:hAnsi="Times New Roman" w:cs="Times New Roman"/>
+          <w:sz w:val="28"/>
+          <w:szCs w:val="28"/>
+        </w:rPr>
+        <w:t xml:space="preserve"> </w:t>
+      </w:r>
+      <w:proofErr w:type="spellStart"/>
+      <w:r>
+        <w:rPr>
+          <w:rFonts w:ascii="Times New Roman" w:hAnsi="Times New Roman" w:cs="Times New Roman"/>
+          <w:sz w:val="28"/>
+          <w:szCs w:val="28"/>
+        </w:rPr>
+        <w:t>hoạt</w:t>
+      </w:r>
+      <w:proofErr w:type="spellEnd"/>
+      <w:r>
+        <w:rPr>
+          <w:rFonts w:ascii="Times New Roman" w:hAnsi="Times New Roman" w:cs="Times New Roman"/>
+          <w:sz w:val="28"/>
+          <w:szCs w:val="28"/>
+        </w:rPr>
+        <w:t xml:space="preserve"> </w:t>
+      </w:r>
+      <w:proofErr w:type="spellStart"/>
+      <w:r>
+        <w:rPr>
+          <w:rFonts w:ascii="Times New Roman" w:hAnsi="Times New Roman" w:cs="Times New Roman"/>
+          <w:sz w:val="28"/>
+          <w:szCs w:val="28"/>
+        </w:rPr>
+        <w:t>động</w:t>
+      </w:r>
+      <w:proofErr w:type="spellEnd"/>
+      <w:r>
+        <w:rPr>
+          <w:rFonts w:ascii="Times New Roman" w:hAnsi="Times New Roman" w:cs="Times New Roman"/>
+          <w:sz w:val="28"/>
+          <w:szCs w:val="28"/>
+        </w:rPr>
+        <w:t>).</w:t>
+      </w:r>
+    </w:p>
+    <w:p>
+      <w:pPr>
+        <w:numPr>
+          <w:ilvl w:val="0"/>
+          <w:numId w:val="33"/>
+        </w:numPr>
+        <w:rPr>
+          <w:rFonts w:ascii="Times New Roman" w:hAnsi="Times New Roman" w:cs="Times New Roman"/>
+          <w:sz w:val="28"/>
+          <w:szCs w:val="28"/>
+        </w:rPr>
+      </w:pPr>
+      <w:proofErr w:type="spellStart"/>
+      <w:r>
+        <w:rPr>
+          <w:rFonts w:ascii="Times New Roman" w:hAnsi="Times New Roman" w:cs="Times New Roman"/>
+          <w:b/>
+          <w:bCs/>
+          <w:sz w:val="28"/>
+          <w:szCs w:val="28"/>
+        </w:rPr>
+        <w:t>Màu</w:t>
+      </w:r>
+      <w:proofErr w:type="spellEnd"/>
+      <w:r>
+        <w:rPr>
+          <w:rFonts w:ascii="Times New Roman" w:hAnsi="Times New Roman" w:cs="Times New Roman"/>
+          <w:b/>
+          <w:bCs/>
+          <w:sz w:val="28"/>
+          <w:szCs w:val="28"/>
+        </w:rPr>
+        <w:t xml:space="preserve"> </w:t>
+      </w:r>
+      <w:proofErr w:type="spellStart"/>
+      <w:r>
+        <w:rPr>
+          <w:rFonts w:ascii="Times New Roman" w:hAnsi="Times New Roman" w:cs="Times New Roman"/>
+          <w:b/>
+          <w:bCs/>
+          <w:sz w:val="28"/>
+          <w:szCs w:val="28"/>
+        </w:rPr>
+        <w:t>xám</w:t>
+      </w:r>
+      <w:proofErr w:type="spellEnd"/>
+      <w:r>
+        <w:rPr>
+          <w:rFonts w:ascii="Times New Roman" w:hAnsi="Times New Roman" w:cs="Times New Roman"/>
+          <w:b/>
+          <w:bCs/>
+          <w:sz w:val="28"/>
+          <w:szCs w:val="28"/>
+        </w:rPr>
+        <w:t xml:space="preserve"> (Gray):</w:t>
+      </w:r>
+      <w:r>
+        <w:rPr>
+          <w:rFonts w:ascii="Times New Roman" w:hAnsi="Times New Roman" w:cs="Times New Roman"/>
+          <w:sz w:val="28"/>
+          <w:szCs w:val="28"/>
+        </w:rPr>
+        <w:t xml:space="preserve"> </w:t>
+      </w:r>
+      <w:proofErr w:type="spellStart"/>
+      <w:r>
+        <w:rPr>
+          <w:rFonts w:ascii="Times New Roman" w:hAnsi="Times New Roman" w:cs="Times New Roman"/>
+          <w:sz w:val="28"/>
+          <w:szCs w:val="28"/>
+        </w:rPr>
+        <w:t>Biểu</w:t>
+      </w:r>
+      <w:proofErr w:type="spellEnd"/>
+      <w:r>
+        <w:rPr>
+          <w:rFonts w:ascii="Times New Roman" w:hAnsi="Times New Roman" w:cs="Times New Roman"/>
+          <w:sz w:val="28"/>
+          <w:szCs w:val="28"/>
+        </w:rPr>
+        <w:t xml:space="preserve"> </w:t>
+      </w:r>
+      <w:proofErr w:type="spellStart"/>
+      <w:r>
+        <w:rPr>
+          <w:rFonts w:ascii="Times New Roman" w:hAnsi="Times New Roman" w:cs="Times New Roman"/>
+          <w:sz w:val="28"/>
+          <w:szCs w:val="28"/>
+        </w:rPr>
+        <w:t>thị</w:t>
+      </w:r>
+      <w:proofErr w:type="spellEnd"/>
+      <w:r>
+        <w:rPr>
+          <w:rFonts w:ascii="Times New Roman" w:hAnsi="Times New Roman" w:cs="Times New Roman"/>
+          <w:sz w:val="28"/>
+          <w:szCs w:val="28"/>
+        </w:rPr>
+        <w:t xml:space="preserve"> </w:t>
+      </w:r>
+      <w:proofErr w:type="spellStart"/>
+      <w:r>
+        <w:rPr>
+          <w:rFonts w:ascii="Times New Roman" w:hAnsi="Times New Roman" w:cs="Times New Roman"/>
+          <w:sz w:val="28"/>
+          <w:szCs w:val="28"/>
+        </w:rPr>
+        <w:t>vị</w:t>
+      </w:r>
+      <w:proofErr w:type="spellEnd"/>
+      <w:r>
+        <w:rPr>
+          <w:rFonts w:ascii="Times New Roman" w:hAnsi="Times New Roman" w:cs="Times New Roman"/>
+          <w:sz w:val="28"/>
+          <w:szCs w:val="28"/>
+        </w:rPr>
+        <w:t xml:space="preserve"> </w:t>
+      </w:r>
+      <w:proofErr w:type="spellStart"/>
+      <w:r>
+        <w:rPr>
+          <w:rFonts w:ascii="Times New Roman" w:hAnsi="Times New Roman" w:cs="Times New Roman"/>
+          <w:sz w:val="28"/>
+          <w:szCs w:val="28"/>
+        </w:rPr>
+        <w:t>trí</w:t>
+      </w:r>
+      <w:proofErr w:type="spellEnd"/>
+      <w:r>
+        <w:rPr>
+          <w:rFonts w:ascii="Times New Roman" w:hAnsi="Times New Roman" w:cs="Times New Roman"/>
+          <w:sz w:val="28"/>
+          <w:szCs w:val="28"/>
+        </w:rPr>
+        <w:t xml:space="preserve"> </w:t>
+      </w:r>
+      <w:proofErr w:type="spellStart"/>
+      <w:r>
+        <w:rPr>
+          <w:rFonts w:ascii="Times New Roman" w:hAnsi="Times New Roman" w:cs="Times New Roman"/>
+          <w:sz w:val="28"/>
+          <w:szCs w:val="28"/>
+        </w:rPr>
+        <w:t>trong</w:t>
+      </w:r>
+      <w:proofErr w:type="spellEnd"/>
+      <w:r>
+        <w:rPr>
+          <w:rFonts w:ascii="Times New Roman" w:hAnsi="Times New Roman" w:cs="Times New Roman"/>
+          <w:sz w:val="28"/>
+          <w:szCs w:val="28"/>
+        </w:rPr>
+        <w:t xml:space="preserve"> </w:t>
+      </w:r>
+      <w:proofErr w:type="spellStart"/>
+      <w:r>
+        <w:rPr>
+          <w:rFonts w:ascii="Times New Roman" w:hAnsi="Times New Roman" w:cs="Times New Roman"/>
+          <w:b/>
+          <w:bCs/>
+          <w:sz w:val="28"/>
+          <w:szCs w:val="28"/>
+        </w:rPr>
+        <w:t>quá</w:t>
+      </w:r>
+      <w:proofErr w:type="spellEnd"/>
+      <w:r>
+        <w:rPr>
+          <w:rFonts w:ascii="Times New Roman" w:hAnsi="Times New Roman" w:cs="Times New Roman"/>
+          <w:b/>
+          <w:bCs/>
+          <w:sz w:val="28"/>
+          <w:szCs w:val="28"/>
+        </w:rPr>
+        <w:t xml:space="preserve"> </w:t>
+      </w:r>
+      <w:proofErr w:type="spellStart"/>
+      <w:r>
+        <w:rPr>
+          <w:rFonts w:ascii="Times New Roman" w:hAnsi="Times New Roman" w:cs="Times New Roman"/>
+          <w:b/>
+          <w:bCs/>
+          <w:sz w:val="28"/>
+          <w:szCs w:val="28"/>
+        </w:rPr>
+        <w:t>khứ</w:t>
+      </w:r>
+      <w:proofErr w:type="spellEnd"/>
+      <w:r>
+        <w:rPr>
+          <w:rFonts w:ascii="Times New Roman" w:hAnsi="Times New Roman" w:cs="Times New Roman"/>
+          <w:sz w:val="28"/>
+          <w:szCs w:val="28"/>
+        </w:rPr>
+        <w:t xml:space="preserve"> (Best Track) </w:t>
+      </w:r>
+      <w:proofErr w:type="spellStart"/>
+      <w:r>
+        <w:rPr>
+          <w:rFonts w:ascii="Times New Roman" w:hAnsi="Times New Roman" w:cs="Times New Roman"/>
+          <w:sz w:val="28"/>
+          <w:szCs w:val="28"/>
+        </w:rPr>
+        <w:t>hoặc</w:t>
+      </w:r>
+      <w:proofErr w:type="spellEnd"/>
+      <w:r>
+        <w:rPr>
+          <w:rFonts w:ascii="Times New Roman" w:hAnsi="Times New Roman" w:cs="Times New Roman"/>
+          <w:sz w:val="28"/>
+          <w:szCs w:val="28"/>
+        </w:rPr>
+        <w:t xml:space="preserve"> </w:t>
+      </w:r>
+      <w:proofErr w:type="spellStart"/>
+      <w:r>
+        <w:rPr>
+          <w:rFonts w:ascii="Times New Roman" w:hAnsi="Times New Roman" w:cs="Times New Roman"/>
+          <w:sz w:val="28"/>
+          <w:szCs w:val="28"/>
+        </w:rPr>
+        <w:t>bão</w:t>
+      </w:r>
+      <w:proofErr w:type="spellEnd"/>
+      <w:r>
+        <w:rPr>
+          <w:rFonts w:ascii="Times New Roman" w:hAnsi="Times New Roman" w:cs="Times New Roman"/>
+          <w:sz w:val="28"/>
+          <w:szCs w:val="28"/>
+        </w:rPr>
+        <w:t xml:space="preserve"> </w:t>
+      </w:r>
+      <w:proofErr w:type="spellStart"/>
+      <w:r>
+        <w:rPr>
+          <w:rFonts w:ascii="Times New Roman" w:hAnsi="Times New Roman" w:cs="Times New Roman"/>
+          <w:sz w:val="28"/>
+          <w:szCs w:val="28"/>
+        </w:rPr>
+        <w:t>đã</w:t>
+      </w:r>
+      <w:proofErr w:type="spellEnd"/>
+      <w:r>
+        <w:rPr>
+          <w:rFonts w:ascii="Times New Roman" w:hAnsi="Times New Roman" w:cs="Times New Roman"/>
+          <w:sz w:val="28"/>
+          <w:szCs w:val="28"/>
+        </w:rPr>
+        <w:t xml:space="preserve"> tan/</w:t>
+      </w:r>
+      <w:proofErr w:type="spellStart"/>
+      <w:r>
+        <w:rPr>
+          <w:rFonts w:ascii="Times New Roman" w:hAnsi="Times New Roman" w:cs="Times New Roman"/>
+          <w:sz w:val="28"/>
+          <w:szCs w:val="28"/>
+        </w:rPr>
+        <w:t>suy</w:t>
+      </w:r>
+      <w:proofErr w:type="spellEnd"/>
+      <w:r>
+        <w:rPr>
+          <w:rFonts w:ascii="Times New Roman" w:hAnsi="Times New Roman" w:cs="Times New Roman"/>
+          <w:sz w:val="28"/>
+          <w:szCs w:val="28"/>
+        </w:rPr>
+        <w:t xml:space="preserve"> </w:t>
+      </w:r>
+      <w:proofErr w:type="spellStart"/>
+      <w:r>
+        <w:rPr>
+          <w:rFonts w:ascii="Times New Roman" w:hAnsi="Times New Roman" w:cs="Times New Roman"/>
+          <w:sz w:val="28"/>
+          <w:szCs w:val="28"/>
+        </w:rPr>
+        <w:t>yếu</w:t>
+      </w:r>
+      <w:proofErr w:type="spellEnd"/>
+      <w:r>
+        <w:rPr>
+          <w:rFonts w:ascii="Times New Roman" w:hAnsi="Times New Roman" w:cs="Times New Roman"/>
+          <w:sz w:val="28"/>
+          <w:szCs w:val="28"/>
+        </w:rPr>
+        <w:t>.</w:t>
+      </w:r>
+    </w:p>
+    <w:p>
+      <w:pPr>
+        <w:numPr>
+          <w:ilvl w:val="0"/>
+          <w:numId w:val="33"/>
+        </w:numPr>
+        <w:rPr>
+          <w:rFonts w:ascii="Times New Roman" w:hAnsi="Times New Roman" w:cs="Times New Roman"/>
+          <w:sz w:val="28"/>
+          <w:szCs w:val="28"/>
+        </w:rPr>
+      </w:pPr>
+      <w:proofErr w:type="spellStart"/>
+      <w:r>
+        <w:rPr>
+          <w:rFonts w:ascii="Times New Roman" w:hAnsi="Times New Roman" w:cs="Times New Roman"/>
+          <w:b/>
+          <w:bCs/>
+          <w:sz w:val="28"/>
+          <w:szCs w:val="28"/>
+        </w:rPr>
+        <w:t>Chiều</w:t>
+      </w:r>
+      <w:proofErr w:type="spellEnd"/>
+      <w:r>
+        <w:rPr>
+          <w:rFonts w:ascii="Times New Roman" w:hAnsi="Times New Roman" w:cs="Times New Roman"/>
+          <w:b/>
+          <w:bCs/>
+          <w:sz w:val="28"/>
+          <w:szCs w:val="28"/>
+        </w:rPr>
+        <w:t xml:space="preserve"> </w:t>
+      </w:r>
+      <w:proofErr w:type="spellStart"/>
+      <w:r>
+        <w:rPr>
+          <w:rFonts w:ascii="Times New Roman" w:hAnsi="Times New Roman" w:cs="Times New Roman"/>
+          <w:b/>
+          <w:bCs/>
+          <w:sz w:val="28"/>
+          <w:szCs w:val="28"/>
+        </w:rPr>
+        <w:t>xoáy</w:t>
+      </w:r>
+      <w:proofErr w:type="spellEnd"/>
+      <w:r>
+        <w:rPr>
+          <w:rFonts w:ascii="Times New Roman" w:hAnsi="Times New Roman" w:cs="Times New Roman"/>
+          <w:b/>
+          <w:bCs/>
+          <w:sz w:val="28"/>
+          <w:szCs w:val="28"/>
+        </w:rPr>
+        <w:t xml:space="preserve"> </w:t>
+      </w:r>
+      <w:proofErr w:type="spellStart"/>
+      <w:r>
+        <w:rPr>
+          <w:rFonts w:ascii="Times New Roman" w:hAnsi="Times New Roman" w:cs="Times New Roman"/>
+          <w:b/>
+          <w:bCs/>
+          <w:sz w:val="28"/>
+          <w:szCs w:val="28"/>
+        </w:rPr>
+        <w:t>của</w:t>
+      </w:r>
+      <w:proofErr w:type="spellEnd"/>
+      <w:r>
+        <w:rPr>
+          <w:rFonts w:ascii="Times New Roman" w:hAnsi="Times New Roman" w:cs="Times New Roman"/>
+          <w:b/>
+          <w:bCs/>
+          <w:sz w:val="28"/>
+          <w:szCs w:val="28"/>
+        </w:rPr>
+        <w:t xml:space="preserve"> icon:</w:t>
+      </w:r>
+    </w:p>
+    <w:p>
+      <w:pPr>
+        <w:numPr>
+          <w:ilvl w:val="1"/>
+          <w:numId w:val="33"/>
+        </w:numPr>
+        <w:rPr>
+          <w:rFonts w:ascii="Times New Roman" w:hAnsi="Times New Roman" w:cs="Times New Roman"/>
+          <w:sz w:val="28"/>
+          <w:szCs w:val="28"/>
+        </w:rPr>
+      </w:pPr>
+      <w:r>
+        <w:rPr>
+          <w:rFonts w:ascii="Times New Roman" w:hAnsi="Times New Roman" w:cs="Times New Roman"/>
+          <w:sz w:val="28"/>
+          <w:szCs w:val="28"/>
+        </w:rPr>
+        <w:t xml:space="preserve">Các icon </w:t>
+      </w:r>
+      <w:proofErr w:type="spellStart"/>
+      <w:r>
+        <w:rPr>
+          <w:rFonts w:ascii="Times New Roman" w:hAnsi="Times New Roman" w:cs="Times New Roman"/>
+          <w:sz w:val="28"/>
+          <w:szCs w:val="28"/>
+        </w:rPr>
+        <w:t>không</w:t>
+      </w:r>
+      <w:proofErr w:type="spellEnd"/>
+      <w:r>
+        <w:rPr>
+          <w:rFonts w:ascii="Times New Roman" w:hAnsi="Times New Roman" w:cs="Times New Roman"/>
+          <w:sz w:val="28"/>
+          <w:szCs w:val="28"/>
+        </w:rPr>
+        <w:t xml:space="preserve"> </w:t>
+      </w:r>
+      <w:proofErr w:type="spellStart"/>
+      <w:r>
+        <w:rPr>
+          <w:rFonts w:ascii="Times New Roman" w:hAnsi="Times New Roman" w:cs="Times New Roman"/>
+          <w:sz w:val="28"/>
+          <w:szCs w:val="28"/>
+        </w:rPr>
+        <w:t>có</w:t>
+      </w:r>
+      <w:proofErr w:type="spellEnd"/>
+      <w:r>
+        <w:rPr>
+          <w:rFonts w:ascii="Times New Roman" w:hAnsi="Times New Roman" w:cs="Times New Roman"/>
+          <w:sz w:val="28"/>
+          <w:szCs w:val="28"/>
+        </w:rPr>
+        <w:t xml:space="preserve"> </w:t>
+      </w:r>
+      <w:proofErr w:type="spellStart"/>
+      <w:r>
+        <w:rPr>
+          <w:rFonts w:ascii="Times New Roman" w:hAnsi="Times New Roman" w:cs="Times New Roman"/>
+          <w:sz w:val="28"/>
+          <w:szCs w:val="28"/>
+        </w:rPr>
+        <w:t>chữ</w:t>
+      </w:r>
+      <w:proofErr w:type="spellEnd"/>
+      <w:r>
+        <w:rPr>
+          <w:rFonts w:ascii="Times New Roman" w:hAnsi="Times New Roman" w:cs="Times New Roman"/>
+          <w:sz w:val="28"/>
+          <w:szCs w:val="28"/>
+        </w:rPr>
+        <w:t xml:space="preserve"> "SH" (Bán </w:t>
+      </w:r>
+      <w:proofErr w:type="spellStart"/>
+      <w:r>
+        <w:rPr>
+          <w:rFonts w:ascii="Times New Roman" w:hAnsi="Times New Roman" w:cs="Times New Roman"/>
+          <w:sz w:val="28"/>
+          <w:szCs w:val="28"/>
+        </w:rPr>
+        <w:t>cầu</w:t>
+      </w:r>
+      <w:proofErr w:type="spellEnd"/>
+      <w:r>
+        <w:rPr>
+          <w:rFonts w:ascii="Times New Roman" w:hAnsi="Times New Roman" w:cs="Times New Roman"/>
+          <w:sz w:val="28"/>
+          <w:szCs w:val="28"/>
+        </w:rPr>
+        <w:t xml:space="preserve"> Bắc): </w:t>
+      </w:r>
+      <w:proofErr w:type="spellStart"/>
+      <w:r>
+        <w:rPr>
+          <w:rFonts w:ascii="Times New Roman" w:hAnsi="Times New Roman" w:cs="Times New Roman"/>
+          <w:sz w:val="28"/>
+          <w:szCs w:val="28"/>
+        </w:rPr>
+        <w:t>Xoáy</w:t>
+      </w:r>
+      <w:proofErr w:type="spellEnd"/>
+      <w:r>
+        <w:rPr>
+          <w:rFonts w:ascii="Times New Roman" w:hAnsi="Times New Roman" w:cs="Times New Roman"/>
+          <w:sz w:val="28"/>
+          <w:szCs w:val="28"/>
+        </w:rPr>
+        <w:t xml:space="preserve"> </w:t>
+      </w:r>
+      <w:proofErr w:type="spellStart"/>
+      <w:r>
+        <w:rPr>
+          <w:rFonts w:ascii="Times New Roman" w:hAnsi="Times New Roman" w:cs="Times New Roman"/>
+          <w:sz w:val="28"/>
+          <w:szCs w:val="28"/>
+        </w:rPr>
+        <w:t>ngược</w:t>
+      </w:r>
+      <w:proofErr w:type="spellEnd"/>
+      <w:r>
+        <w:rPr>
+          <w:rFonts w:ascii="Times New Roman" w:hAnsi="Times New Roman" w:cs="Times New Roman"/>
+          <w:sz w:val="28"/>
+          <w:szCs w:val="28"/>
+        </w:rPr>
+        <w:t xml:space="preserve"> </w:t>
+      </w:r>
+      <w:proofErr w:type="spellStart"/>
+      <w:r>
+        <w:rPr>
+          <w:rFonts w:ascii="Times New Roman" w:hAnsi="Times New Roman" w:cs="Times New Roman"/>
+          <w:sz w:val="28"/>
+          <w:szCs w:val="28"/>
+        </w:rPr>
+        <w:t>chiều</w:t>
+      </w:r>
+      <w:proofErr w:type="spellEnd"/>
+      <w:r>
+        <w:rPr>
+          <w:rFonts w:ascii="Times New Roman" w:hAnsi="Times New Roman" w:cs="Times New Roman"/>
+          <w:sz w:val="28"/>
+          <w:szCs w:val="28"/>
+        </w:rPr>
+        <w:t xml:space="preserve"> </w:t>
+      </w:r>
+      <w:proofErr w:type="spellStart"/>
+      <w:r>
+        <w:rPr>
+          <w:rFonts w:ascii="Times New Roman" w:hAnsi="Times New Roman" w:cs="Times New Roman"/>
+          <w:sz w:val="28"/>
+          <w:szCs w:val="28"/>
+        </w:rPr>
+        <w:t>kim</w:t>
+      </w:r>
+      <w:proofErr w:type="spellEnd"/>
+      <w:r>
+        <w:rPr>
+          <w:rFonts w:ascii="Times New Roman" w:hAnsi="Times New Roman" w:cs="Times New Roman"/>
+          <w:sz w:val="28"/>
+          <w:szCs w:val="28"/>
+        </w:rPr>
+        <w:t xml:space="preserve"> </w:t>
+      </w:r>
+      <w:proofErr w:type="spellStart"/>
+      <w:r>
+        <w:rPr>
+          <w:rFonts w:ascii="Times New Roman" w:hAnsi="Times New Roman" w:cs="Times New Roman"/>
+          <w:sz w:val="28"/>
+          <w:szCs w:val="28"/>
+        </w:rPr>
+        <w:t>đồng</w:t>
+      </w:r>
+      <w:proofErr w:type="spellEnd"/>
+      <w:r>
+        <w:rPr>
+          <w:rFonts w:ascii="Times New Roman" w:hAnsi="Times New Roman" w:cs="Times New Roman"/>
+          <w:sz w:val="28"/>
+          <w:szCs w:val="28"/>
+        </w:rPr>
+        <w:t xml:space="preserve"> </w:t>
+      </w:r>
+      <w:proofErr w:type="spellStart"/>
+      <w:r>
+        <w:rPr>
+          <w:rFonts w:ascii="Times New Roman" w:hAnsi="Times New Roman" w:cs="Times New Roman"/>
+          <w:sz w:val="28"/>
+          <w:szCs w:val="28"/>
+        </w:rPr>
+        <w:t>hồ</w:t>
+      </w:r>
+      <w:proofErr w:type="spellEnd"/>
+      <w:r>
+        <w:rPr>
+          <w:rFonts w:ascii="Times New Roman" w:hAnsi="Times New Roman" w:cs="Times New Roman"/>
+          <w:sz w:val="28"/>
+          <w:szCs w:val="28"/>
+        </w:rPr>
+        <w:t>.</w:t>
+      </w:r>
+    </w:p>
+    <w:p>
+      <w:pPr>
+        <w:numPr>
+          <w:ilvl w:val="1"/>
+          <w:numId w:val="33"/>
+        </w:numPr>
+        <w:rPr>
+          <w:rFonts w:ascii="Times New Roman" w:hAnsi="Times New Roman" w:cs="Times New Roman"/>
+          <w:sz w:val="28"/>
+          <w:szCs w:val="28"/>
+        </w:rPr>
+      </w:pPr>
+      <w:r>
+        <w:rPr>
+          <w:rFonts w:ascii="Times New Roman" w:hAnsi="Times New Roman" w:cs="Times New Roman"/>
+          <w:sz w:val="28"/>
+          <w:szCs w:val="28"/>
+        </w:rPr>
+        <w:t xml:space="preserve">Các icon </w:t>
+      </w:r>
+      <w:proofErr w:type="spellStart"/>
+      <w:r>
+        <w:rPr>
+          <w:rFonts w:ascii="Times New Roman" w:hAnsi="Times New Roman" w:cs="Times New Roman"/>
+          <w:sz w:val="28"/>
+          <w:szCs w:val="28"/>
+        </w:rPr>
+        <w:t>có</w:t>
+      </w:r>
+      <w:proofErr w:type="spellEnd"/>
+      <w:r>
+        <w:rPr>
+          <w:rFonts w:ascii="Times New Roman" w:hAnsi="Times New Roman" w:cs="Times New Roman"/>
+          <w:sz w:val="28"/>
+          <w:szCs w:val="28"/>
+        </w:rPr>
+        <w:t xml:space="preserve"> </w:t>
+      </w:r>
+      <w:proofErr w:type="spellStart"/>
+      <w:r>
+        <w:rPr>
+          <w:rFonts w:ascii="Times New Roman" w:hAnsi="Times New Roman" w:cs="Times New Roman"/>
+          <w:sz w:val="28"/>
+          <w:szCs w:val="28"/>
+        </w:rPr>
+        <w:t>chữ</w:t>
+      </w:r>
+      <w:proofErr w:type="spellEnd"/>
+      <w:r>
+        <w:rPr>
+          <w:rFonts w:ascii="Times New Roman" w:hAnsi="Times New Roman" w:cs="Times New Roman"/>
+          <w:sz w:val="28"/>
+          <w:szCs w:val="28"/>
+        </w:rPr>
+        <w:t xml:space="preserve"> </w:t>
+      </w:r>
+      <w:r>
+        <w:rPr>
+          <w:rFonts w:ascii="Times New Roman" w:hAnsi="Times New Roman" w:cs="Times New Roman"/>
+          <w:b/>
+          <w:bCs/>
+          <w:sz w:val="28"/>
+          <w:szCs w:val="28"/>
+        </w:rPr>
+        <w:t>"SH"</w:t>
+      </w:r>
+      <w:r>
+        <w:rPr>
+          <w:rFonts w:ascii="Times New Roman" w:hAnsi="Times New Roman" w:cs="Times New Roman"/>
+          <w:sz w:val="28"/>
+          <w:szCs w:val="28"/>
+        </w:rPr>
+        <w:t xml:space="preserve"> (Bán </w:t>
+      </w:r>
+      <w:proofErr w:type="spellStart"/>
+      <w:r>
+        <w:rPr>
+          <w:rFonts w:ascii="Times New Roman" w:hAnsi="Times New Roman" w:cs="Times New Roman"/>
+          <w:sz w:val="28"/>
+          <w:szCs w:val="28"/>
+        </w:rPr>
+        <w:t>cầu</w:t>
+      </w:r>
+      <w:proofErr w:type="spellEnd"/>
+      <w:r>
+        <w:rPr>
+          <w:rFonts w:ascii="Times New Roman" w:hAnsi="Times New Roman" w:cs="Times New Roman"/>
+          <w:sz w:val="28"/>
+          <w:szCs w:val="28"/>
+        </w:rPr>
+        <w:t xml:space="preserve"> Nam): </w:t>
+      </w:r>
+      <w:proofErr w:type="spellStart"/>
+      <w:r>
+        <w:rPr>
+          <w:rFonts w:ascii="Times New Roman" w:hAnsi="Times New Roman" w:cs="Times New Roman"/>
+          <w:sz w:val="28"/>
+          <w:szCs w:val="28"/>
+        </w:rPr>
+        <w:t>Xoáy</w:t>
+      </w:r>
+      <w:proofErr w:type="spellEnd"/>
+      <w:r>
+        <w:rPr>
+          <w:rFonts w:ascii="Times New Roman" w:hAnsi="Times New Roman" w:cs="Times New Roman"/>
+          <w:sz w:val="28"/>
+          <w:szCs w:val="28"/>
+        </w:rPr>
+        <w:t xml:space="preserve"> </w:t>
+      </w:r>
+      <w:proofErr w:type="spellStart"/>
+      <w:r>
+        <w:rPr>
+          <w:rFonts w:ascii="Times New Roman" w:hAnsi="Times New Roman" w:cs="Times New Roman"/>
+          <w:sz w:val="28"/>
+          <w:szCs w:val="28"/>
+        </w:rPr>
+        <w:t>xuôi</w:t>
+      </w:r>
+      <w:proofErr w:type="spellEnd"/>
+      <w:r>
+        <w:rPr>
+          <w:rFonts w:ascii="Times New Roman" w:hAnsi="Times New Roman" w:cs="Times New Roman"/>
+          <w:sz w:val="28"/>
+          <w:szCs w:val="28"/>
+        </w:rPr>
+        <w:t xml:space="preserve"> </w:t>
+      </w:r>
+      <w:proofErr w:type="spellStart"/>
+      <w:r>
+        <w:rPr>
+          <w:rFonts w:ascii="Times New Roman" w:hAnsi="Times New Roman" w:cs="Times New Roman"/>
+          <w:sz w:val="28"/>
+          <w:szCs w:val="28"/>
+        </w:rPr>
+        <w:t>chiều</w:t>
+      </w:r>
+      <w:proofErr w:type="spellEnd"/>
+      <w:r>
+        <w:rPr>
+          <w:rFonts w:ascii="Times New Roman" w:hAnsi="Times New Roman" w:cs="Times New Roman"/>
+          <w:sz w:val="28"/>
+          <w:szCs w:val="28"/>
+        </w:rPr>
+        <w:t xml:space="preserve"> </w:t>
+      </w:r>
+      <w:proofErr w:type="spellStart"/>
+      <w:r>
+        <w:rPr>
+          <w:rFonts w:ascii="Times New Roman" w:hAnsi="Times New Roman" w:cs="Times New Roman"/>
+          <w:sz w:val="28"/>
+          <w:szCs w:val="28"/>
+        </w:rPr>
+        <w:t>kim</w:t>
+      </w:r>
+      <w:proofErr w:type="spellEnd"/>
+      <w:r>
+        <w:rPr>
+          <w:rFonts w:ascii="Times New Roman" w:hAnsi="Times New Roman" w:cs="Times New Roman"/>
+          <w:sz w:val="28"/>
+          <w:szCs w:val="28"/>
+        </w:rPr>
+        <w:t xml:space="preserve"> </w:t>
+      </w:r>
+      <w:proofErr w:type="spellStart"/>
+      <w:r>
+        <w:rPr>
+          <w:rFonts w:ascii="Times New Roman" w:hAnsi="Times New Roman" w:cs="Times New Roman"/>
+          <w:sz w:val="28"/>
+          <w:szCs w:val="28"/>
+        </w:rPr>
+        <w:t>đồng</w:t>
+      </w:r>
+      <w:proofErr w:type="spellEnd"/>
+      <w:r>
+        <w:rPr>
+          <w:rFonts w:ascii="Times New Roman" w:hAnsi="Times New Roman" w:cs="Times New Roman"/>
+          <w:sz w:val="28"/>
+          <w:szCs w:val="28"/>
+        </w:rPr>
+        <w:t xml:space="preserve"> </w:t>
+      </w:r>
+      <w:proofErr w:type="spellStart"/>
+      <w:r>
+        <w:rPr>
+          <w:rFonts w:ascii="Times New Roman" w:hAnsi="Times New Roman" w:cs="Times New Roman"/>
+          <w:sz w:val="28"/>
+          <w:szCs w:val="28"/>
+        </w:rPr>
+        <w:t>hồ</w:t>
+      </w:r>
+      <w:proofErr w:type="spellEnd"/>
+      <w:r>
+        <w:rPr>
+          <w:rFonts w:ascii="Times New Roman" w:hAnsi="Times New Roman" w:cs="Times New Roman"/>
+          <w:sz w:val="28"/>
+          <w:szCs w:val="28"/>
+        </w:rPr>
+        <w:t xml:space="preserve"> (do </w:t>
+      </w:r>
+      <w:proofErr w:type="spellStart"/>
+      <w:r>
+        <w:rPr>
+          <w:rFonts w:ascii="Times New Roman" w:hAnsi="Times New Roman" w:cs="Times New Roman"/>
+          <w:sz w:val="28"/>
+          <w:szCs w:val="28"/>
+        </w:rPr>
+        <w:t>hiệu</w:t>
+      </w:r>
+      <w:proofErr w:type="spellEnd"/>
+      <w:r>
+        <w:rPr>
+          <w:rFonts w:ascii="Times New Roman" w:hAnsi="Times New Roman" w:cs="Times New Roman"/>
+          <w:sz w:val="28"/>
+          <w:szCs w:val="28"/>
+        </w:rPr>
+        <w:t xml:space="preserve"> </w:t>
+      </w:r>
+      <w:proofErr w:type="spellStart"/>
+      <w:r>
+        <w:rPr>
+          <w:rFonts w:ascii="Times New Roman" w:hAnsi="Times New Roman" w:cs="Times New Roman"/>
+          <w:sz w:val="28"/>
+          <w:szCs w:val="28"/>
+        </w:rPr>
+        <w:t>ứng</w:t>
+      </w:r>
+      <w:proofErr w:type="spellEnd"/>
+      <w:r>
+        <w:rPr>
+          <w:rFonts w:ascii="Times New Roman" w:hAnsi="Times New Roman" w:cs="Times New Roman"/>
+          <w:sz w:val="28"/>
+          <w:szCs w:val="28"/>
+        </w:rPr>
+        <w:t xml:space="preserve"> Coriolis).</w:t>
+      </w:r>
+    </w:p>
+    <w:p>
+      <w:pPr>
+        <w:rPr>
+          <w:rFonts w:ascii="Times New Roman" w:hAnsi="Times New Roman" w:cs="Times New Roman"/>
+          <w:b/>
+          <w:bCs/>
+          <w:sz w:val="28"/>
+          <w:szCs w:val="28"/>
+        </w:rPr>
+      </w:pPr>
+      <w:r>
+        <w:rPr>
+          <w:rFonts w:ascii="Times New Roman" w:hAnsi="Times New Roman" w:cs="Times New Roman"/>
+          <w:b/>
+          <w:bCs/>
+          <w:sz w:val="28"/>
+          <w:szCs w:val="28"/>
+        </w:rPr>
+        <w:t xml:space="preserve">3. </w:t>
+      </w:r>
+      <w:proofErr w:type="spellStart"/>
+      <w:r>
+        <w:rPr>
+          <w:rFonts w:ascii="Times New Roman" w:hAnsi="Times New Roman" w:cs="Times New Roman"/>
+          <w:b/>
+          <w:bCs/>
+          <w:sz w:val="28"/>
+          <w:szCs w:val="28"/>
+        </w:rPr>
+        <w:t>Giải</w:t>
+      </w:r>
+      <w:proofErr w:type="spellEnd"/>
+      <w:r>
+        <w:rPr>
+          <w:rFonts w:ascii="Times New Roman" w:hAnsi="Times New Roman" w:cs="Times New Roman"/>
+          <w:b/>
+          <w:bCs/>
+          <w:sz w:val="28"/>
+          <w:szCs w:val="28"/>
+        </w:rPr>
+        <w:t xml:space="preserve"> </w:t>
+      </w:r>
+      <w:proofErr w:type="spellStart"/>
+      <w:r>
+        <w:rPr>
+          <w:rFonts w:ascii="Times New Roman" w:hAnsi="Times New Roman" w:cs="Times New Roman"/>
+          <w:b/>
+          <w:bCs/>
+          <w:sz w:val="28"/>
+          <w:szCs w:val="28"/>
+        </w:rPr>
+        <w:t>thích</w:t>
+      </w:r>
+      <w:proofErr w:type="spellEnd"/>
+      <w:r>
+        <w:rPr>
+          <w:rFonts w:ascii="Times New Roman" w:hAnsi="Times New Roman" w:cs="Times New Roman"/>
+          <w:b/>
+          <w:bCs/>
+          <w:sz w:val="28"/>
+          <w:szCs w:val="28"/>
+        </w:rPr>
+        <w:t xml:space="preserve"> chi </w:t>
+      </w:r>
+      <w:proofErr w:type="spellStart"/>
+      <w:r>
+        <w:rPr>
+          <w:rFonts w:ascii="Times New Roman" w:hAnsi="Times New Roman" w:cs="Times New Roman"/>
+          <w:b/>
+          <w:bCs/>
+          <w:sz w:val="28"/>
+          <w:szCs w:val="28"/>
+        </w:rPr>
+        <w:t>tiết</w:t>
+      </w:r>
+      <w:proofErr w:type="spellEnd"/>
+      <w:r>
+        <w:rPr>
+          <w:rFonts w:ascii="Times New Roman" w:hAnsi="Times New Roman" w:cs="Times New Roman"/>
+          <w:b/>
+          <w:bCs/>
+          <w:sz w:val="28"/>
+          <w:szCs w:val="28"/>
+        </w:rPr>
+        <w:t xml:space="preserve"> </w:t>
+      </w:r>
+      <w:proofErr w:type="spellStart"/>
+      <w:r>
+        <w:rPr>
+          <w:rFonts w:ascii="Times New Roman" w:hAnsi="Times New Roman" w:cs="Times New Roman"/>
+          <w:b/>
+          <w:bCs/>
+          <w:sz w:val="28"/>
+          <w:szCs w:val="28"/>
+        </w:rPr>
+        <w:t>từng</w:t>
+      </w:r>
+      <w:proofErr w:type="spellEnd"/>
+      <w:r>
+        <w:rPr>
+          <w:rFonts w:ascii="Times New Roman" w:hAnsi="Times New Roman" w:cs="Times New Roman"/>
+          <w:b/>
+          <w:bCs/>
+          <w:sz w:val="28"/>
+          <w:szCs w:val="28"/>
+        </w:rPr>
+        <w:t xml:space="preserve"> icon</w:t>
+      </w:r>
+    </w:p>
+    <w:tbl>
+      <w:tblPr>
+        <w:tblW w:w="0" w:type="auto"/>
+        <w:tblCellSpacing w:w="15" w:type="dxa"/>
+        <w:tblCellMar>
+          <w:left w:w="0" w:type="dxa"/>
+          <w:right w:w="0" w:type="dxa"/>
+        </w:tblCellMar>
+        <w:tblLook w:val="04A0" w:firstRow="1" w:lastRow="0" w:firstColumn="1" w:lastColumn="0" w:noHBand="0" w:noVBand="1"/>
+      </w:tblPr>
+      <w:tblGrid>
+        <w:gridCol w:w="2706"/>
+        <w:gridCol w:w="6638"/>
+      </w:tblGrid>
+      <w:tr>
+        <w:trPr>
+          <w:tblHeader/>
+          <w:tblCellSpacing w:w="15" w:type="dxa"/>
+        </w:trPr>
+        <w:tc>
+          <w:tcPr>
+            <w:tcW w:w="0" w:type="auto"/>
+            <w:tcBorders>
+              <w:top w:val="single" w:sz="6" w:space="0" w:color="auto"/>
+              <w:left w:val="single" w:sz="6" w:space="0" w:color="auto"/>
+              <w:bottom w:val="single" w:sz="6" w:space="0" w:color="auto"/>
+              <w:right w:val="single" w:sz="6" w:space="0" w:color="auto"/>
+            </w:tcBorders>
+            <w:tcMar>
+              <w:top w:w="240" w:type="dxa"/>
+              <w:left w:w="0" w:type="dxa"/>
+              <w:bottom w:w="240" w:type="dxa"/>
+              <w:right w:w="180" w:type="dxa"/>
+            </w:tcMar>
+            <w:vAlign w:val="center"/>
+            <w:hideMark/>
+          </w:tcPr>
+          <w:p>
+            <w:pPr>
+              <w:jc w:val="center"/>
+              <w:rPr>
+                <w:rFonts w:ascii="Times New Roman" w:hAnsi="Times New Roman" w:cs="Times New Roman"/>
+                <w:sz w:val="28"/>
+                <w:szCs w:val="28"/>
+              </w:rPr>
+            </w:pPr>
+            <w:proofErr w:type="spellStart"/>
+            <w:r>
+              <w:rPr>
+                <w:rFonts w:ascii="Times New Roman" w:hAnsi="Times New Roman" w:cs="Times New Roman"/>
+                <w:b/>
+                <w:bCs/>
+                <w:sz w:val="28"/>
+                <w:szCs w:val="28"/>
+              </w:rPr>
+              <w:lastRenderedPageBreak/>
+              <w:t>Tên</w:t>
+            </w:r>
+            <w:proofErr w:type="spellEnd"/>
+            <w:r>
+              <w:rPr>
+                <w:rFonts w:ascii="Times New Roman" w:hAnsi="Times New Roman" w:cs="Times New Roman"/>
+                <w:b/>
+                <w:bCs/>
+                <w:sz w:val="28"/>
+                <w:szCs w:val="28"/>
+              </w:rPr>
+              <w:t xml:space="preserve"> File</w:t>
+            </w:r>
+          </w:p>
+        </w:tc>
+        <w:tc>
+          <w:tcPr>
+            <w:tcW w:w="0" w:type="auto"/>
+            <w:tcBorders>
+              <w:top w:val="single" w:sz="6" w:space="0" w:color="auto"/>
+              <w:left w:val="single" w:sz="6" w:space="0" w:color="auto"/>
+              <w:bottom w:val="single" w:sz="6" w:space="0" w:color="auto"/>
+              <w:right w:val="single" w:sz="6" w:space="0" w:color="auto"/>
+            </w:tcBorders>
+            <w:tcMar>
+              <w:top w:w="240" w:type="dxa"/>
+              <w:left w:w="0" w:type="dxa"/>
+              <w:bottom w:w="240" w:type="dxa"/>
+              <w:right w:w="0" w:type="dxa"/>
+            </w:tcMar>
+            <w:vAlign w:val="center"/>
+            <w:hideMark/>
+          </w:tcPr>
+          <w:p>
+            <w:pPr>
+              <w:jc w:val="center"/>
+              <w:rPr>
+                <w:rFonts w:ascii="Times New Roman" w:hAnsi="Times New Roman" w:cs="Times New Roman"/>
+                <w:sz w:val="28"/>
+                <w:szCs w:val="28"/>
+              </w:rPr>
+            </w:pPr>
+            <w:proofErr w:type="spellStart"/>
+            <w:r>
+              <w:rPr>
+                <w:rFonts w:ascii="Times New Roman" w:hAnsi="Times New Roman" w:cs="Times New Roman"/>
+                <w:b/>
+                <w:bCs/>
+                <w:sz w:val="28"/>
+                <w:szCs w:val="28"/>
+              </w:rPr>
+              <w:t>Hình</w:t>
+            </w:r>
+            <w:proofErr w:type="spellEnd"/>
+            <w:r>
+              <w:rPr>
+                <w:rFonts w:ascii="Times New Roman" w:hAnsi="Times New Roman" w:cs="Times New Roman"/>
+                <w:b/>
+                <w:bCs/>
+                <w:sz w:val="28"/>
+                <w:szCs w:val="28"/>
+              </w:rPr>
+              <w:t xml:space="preserve"> </w:t>
+            </w:r>
+            <w:proofErr w:type="spellStart"/>
+            <w:r>
+              <w:rPr>
+                <w:rFonts w:ascii="Times New Roman" w:hAnsi="Times New Roman" w:cs="Times New Roman"/>
+                <w:b/>
+                <w:bCs/>
+                <w:sz w:val="28"/>
+                <w:szCs w:val="28"/>
+              </w:rPr>
+              <w:t>ảnh</w:t>
+            </w:r>
+            <w:proofErr w:type="spellEnd"/>
+            <w:r>
+              <w:rPr>
+                <w:rFonts w:ascii="Times New Roman" w:hAnsi="Times New Roman" w:cs="Times New Roman"/>
+                <w:b/>
+                <w:bCs/>
+                <w:sz w:val="28"/>
+                <w:szCs w:val="28"/>
+              </w:rPr>
+              <w:t xml:space="preserve"> &amp; Ý </w:t>
+            </w:r>
+            <w:proofErr w:type="spellStart"/>
+            <w:r>
+              <w:rPr>
+                <w:rFonts w:ascii="Times New Roman" w:hAnsi="Times New Roman" w:cs="Times New Roman"/>
+                <w:b/>
+                <w:bCs/>
+                <w:sz w:val="28"/>
+                <w:szCs w:val="28"/>
+              </w:rPr>
+              <w:t>nghĩa</w:t>
+            </w:r>
+            <w:proofErr w:type="spellEnd"/>
+          </w:p>
+        </w:tc>
+      </w:tr>
+      <w:tr>
+        <w:trPr>
+          <w:tblCellSpacing w:w="15" w:type="dxa"/>
+        </w:trPr>
+        <w:tc>
+          <w:tcPr>
+            <w:tcW w:w="0" w:type="auto"/>
+            <w:tcBorders>
+              <w:top w:val="single" w:sz="6" w:space="0" w:color="auto"/>
+              <w:left w:val="single" w:sz="6" w:space="0" w:color="auto"/>
+              <w:bottom w:val="single" w:sz="6" w:space="0" w:color="auto"/>
+              <w:right w:val="single" w:sz="6" w:space="0" w:color="auto"/>
+            </w:tcBorders>
+            <w:tcMar>
+              <w:top w:w="240" w:type="dxa"/>
+              <w:left w:w="0" w:type="dxa"/>
+              <w:bottom w:w="240" w:type="dxa"/>
+              <w:right w:w="180" w:type="dxa"/>
+            </w:tcMar>
+            <w:vAlign w:val="center"/>
+            <w:hideMark/>
+          </w:tcPr>
+          <w:p>
+            <w:pPr>
+              <w:jc w:val="center"/>
+              <w:rPr>
+                <w:rFonts w:ascii="Times New Roman" w:hAnsi="Times New Roman" w:cs="Times New Roman"/>
+                <w:sz w:val="28"/>
+                <w:szCs w:val="28"/>
+              </w:rPr>
+            </w:pPr>
+            <w:r>
+              <w:rPr>
+                <w:rFonts w:ascii="Times New Roman" w:hAnsi="Times New Roman" w:cs="Times New Roman"/>
+                <w:b/>
+                <w:bCs/>
+                <w:sz w:val="28"/>
+                <w:szCs w:val="28"/>
+              </w:rPr>
+              <w:t>JTWCtranslogo.png</w:t>
+            </w:r>
+          </w:p>
+        </w:tc>
+        <w:tc>
+          <w:tcPr>
+            <w:tcW w:w="0" w:type="auto"/>
+            <w:tcBorders>
+              <w:top w:val="single" w:sz="6" w:space="0" w:color="auto"/>
+              <w:left w:val="single" w:sz="6" w:space="0" w:color="auto"/>
+              <w:bottom w:val="single" w:sz="6" w:space="0" w:color="auto"/>
+              <w:right w:val="single" w:sz="6" w:space="0" w:color="auto"/>
+            </w:tcBorders>
+            <w:tcMar>
+              <w:top w:w="240" w:type="dxa"/>
+              <w:left w:w="0" w:type="dxa"/>
+              <w:bottom w:w="240" w:type="dxa"/>
+              <w:right w:w="0" w:type="dxa"/>
+            </w:tcMar>
+            <w:vAlign w:val="center"/>
+            <w:hideMark/>
+          </w:tcPr>
+          <w:p>
+            <w:pPr>
+              <w:jc w:val="center"/>
+              <w:rPr>
+                <w:rFonts w:ascii="Times New Roman" w:hAnsi="Times New Roman" w:cs="Times New Roman"/>
+                <w:sz w:val="28"/>
+                <w:szCs w:val="28"/>
+              </w:rPr>
+            </w:pPr>
+            <w:r>
+              <w:rPr>
+                <w:rFonts w:ascii="Times New Roman" w:hAnsi="Times New Roman" w:cs="Times New Roman"/>
+                <w:sz w:val="28"/>
+                <w:szCs w:val="28"/>
+              </w:rPr>
+              <w:t xml:space="preserve">Logo </w:t>
+            </w:r>
+            <w:proofErr w:type="spellStart"/>
+            <w:r>
+              <w:rPr>
+                <w:rFonts w:ascii="Times New Roman" w:hAnsi="Times New Roman" w:cs="Times New Roman"/>
+                <w:sz w:val="28"/>
+                <w:szCs w:val="28"/>
+              </w:rPr>
+              <w:t>của</w:t>
+            </w:r>
+            <w:proofErr w:type="spellEnd"/>
+            <w:r>
+              <w:rPr>
+                <w:rFonts w:ascii="Times New Roman" w:hAnsi="Times New Roman" w:cs="Times New Roman"/>
+                <w:sz w:val="28"/>
+                <w:szCs w:val="28"/>
+              </w:rPr>
+              <w:t xml:space="preserve"> Trung </w:t>
+            </w:r>
+            <w:proofErr w:type="spellStart"/>
+            <w:r>
+              <w:rPr>
+                <w:rFonts w:ascii="Times New Roman" w:hAnsi="Times New Roman" w:cs="Times New Roman"/>
+                <w:sz w:val="28"/>
+                <w:szCs w:val="28"/>
+              </w:rPr>
+              <w:t>tâm</w:t>
+            </w:r>
+            <w:proofErr w:type="spellEnd"/>
+            <w:r>
+              <w:rPr>
+                <w:rFonts w:ascii="Times New Roman" w:hAnsi="Times New Roman" w:cs="Times New Roman"/>
+                <w:sz w:val="28"/>
+                <w:szCs w:val="28"/>
+              </w:rPr>
+              <w:t xml:space="preserve"> </w:t>
+            </w:r>
+            <w:proofErr w:type="spellStart"/>
+            <w:r>
+              <w:rPr>
+                <w:rFonts w:ascii="Times New Roman" w:hAnsi="Times New Roman" w:cs="Times New Roman"/>
+                <w:sz w:val="28"/>
+                <w:szCs w:val="28"/>
+              </w:rPr>
+              <w:t>Cảnh</w:t>
+            </w:r>
+            <w:proofErr w:type="spellEnd"/>
+            <w:r>
+              <w:rPr>
+                <w:rFonts w:ascii="Times New Roman" w:hAnsi="Times New Roman" w:cs="Times New Roman"/>
+                <w:sz w:val="28"/>
+                <w:szCs w:val="28"/>
+              </w:rPr>
+              <w:t xml:space="preserve"> </w:t>
+            </w:r>
+            <w:proofErr w:type="spellStart"/>
+            <w:r>
+              <w:rPr>
+                <w:rFonts w:ascii="Times New Roman" w:hAnsi="Times New Roman" w:cs="Times New Roman"/>
+                <w:sz w:val="28"/>
+                <w:szCs w:val="28"/>
+              </w:rPr>
+              <w:t>báo</w:t>
+            </w:r>
+            <w:proofErr w:type="spellEnd"/>
+            <w:r>
+              <w:rPr>
+                <w:rFonts w:ascii="Times New Roman" w:hAnsi="Times New Roman" w:cs="Times New Roman"/>
+                <w:sz w:val="28"/>
+                <w:szCs w:val="28"/>
+              </w:rPr>
+              <w:t xml:space="preserve"> </w:t>
+            </w:r>
+            <w:proofErr w:type="spellStart"/>
+            <w:r>
+              <w:rPr>
+                <w:rFonts w:ascii="Times New Roman" w:hAnsi="Times New Roman" w:cs="Times New Roman"/>
+                <w:sz w:val="28"/>
+                <w:szCs w:val="28"/>
+              </w:rPr>
+              <w:t>Bão</w:t>
+            </w:r>
+            <w:proofErr w:type="spellEnd"/>
+            <w:r>
+              <w:rPr>
+                <w:rFonts w:ascii="Times New Roman" w:hAnsi="Times New Roman" w:cs="Times New Roman"/>
+                <w:sz w:val="28"/>
+                <w:szCs w:val="28"/>
+              </w:rPr>
+              <w:t xml:space="preserve"> Liên </w:t>
+            </w:r>
+            <w:proofErr w:type="spellStart"/>
+            <w:r>
+              <w:rPr>
+                <w:rFonts w:ascii="Times New Roman" w:hAnsi="Times New Roman" w:cs="Times New Roman"/>
+                <w:sz w:val="28"/>
+                <w:szCs w:val="28"/>
+              </w:rPr>
+              <w:t>hợp</w:t>
+            </w:r>
+            <w:proofErr w:type="spellEnd"/>
+            <w:r>
+              <w:rPr>
+                <w:rFonts w:ascii="Times New Roman" w:hAnsi="Times New Roman" w:cs="Times New Roman"/>
+                <w:sz w:val="28"/>
+                <w:szCs w:val="28"/>
+              </w:rPr>
+              <w:t xml:space="preserve"> (</w:t>
+            </w:r>
+            <w:proofErr w:type="spellStart"/>
+            <w:r>
+              <w:rPr>
+                <w:rFonts w:ascii="Times New Roman" w:hAnsi="Times New Roman" w:cs="Times New Roman"/>
+                <w:sz w:val="28"/>
+                <w:szCs w:val="28"/>
+              </w:rPr>
+              <w:t>thường</w:t>
+            </w:r>
+            <w:proofErr w:type="spellEnd"/>
+            <w:r>
+              <w:rPr>
+                <w:rFonts w:ascii="Times New Roman" w:hAnsi="Times New Roman" w:cs="Times New Roman"/>
+                <w:sz w:val="28"/>
+                <w:szCs w:val="28"/>
+              </w:rPr>
+              <w:t xml:space="preserve"> </w:t>
+            </w:r>
+            <w:proofErr w:type="spellStart"/>
+            <w:r>
+              <w:rPr>
+                <w:rFonts w:ascii="Times New Roman" w:hAnsi="Times New Roman" w:cs="Times New Roman"/>
+                <w:sz w:val="28"/>
+                <w:szCs w:val="28"/>
+              </w:rPr>
+              <w:t>dùng</w:t>
+            </w:r>
+            <w:proofErr w:type="spellEnd"/>
+            <w:r>
+              <w:rPr>
+                <w:rFonts w:ascii="Times New Roman" w:hAnsi="Times New Roman" w:cs="Times New Roman"/>
+                <w:sz w:val="28"/>
+                <w:szCs w:val="28"/>
+              </w:rPr>
+              <w:t xml:space="preserve"> </w:t>
+            </w:r>
+            <w:proofErr w:type="spellStart"/>
+            <w:r>
+              <w:rPr>
+                <w:rFonts w:ascii="Times New Roman" w:hAnsi="Times New Roman" w:cs="Times New Roman"/>
+                <w:sz w:val="28"/>
+                <w:szCs w:val="28"/>
+              </w:rPr>
+              <w:t>làm</w:t>
+            </w:r>
+            <w:proofErr w:type="spellEnd"/>
+            <w:r>
+              <w:rPr>
+                <w:rFonts w:ascii="Times New Roman" w:hAnsi="Times New Roman" w:cs="Times New Roman"/>
+                <w:sz w:val="28"/>
+                <w:szCs w:val="28"/>
+              </w:rPr>
+              <w:t xml:space="preserve"> Overlay </w:t>
+            </w:r>
+            <w:proofErr w:type="spellStart"/>
+            <w:r>
+              <w:rPr>
+                <w:rFonts w:ascii="Times New Roman" w:hAnsi="Times New Roman" w:cs="Times New Roman"/>
+                <w:sz w:val="28"/>
+                <w:szCs w:val="28"/>
+              </w:rPr>
+              <w:t>góc</w:t>
+            </w:r>
+            <w:proofErr w:type="spellEnd"/>
+            <w:r>
+              <w:rPr>
+                <w:rFonts w:ascii="Times New Roman" w:hAnsi="Times New Roman" w:cs="Times New Roman"/>
+                <w:sz w:val="28"/>
+                <w:szCs w:val="28"/>
+              </w:rPr>
+              <w:t xml:space="preserve"> </w:t>
+            </w:r>
+            <w:proofErr w:type="spellStart"/>
+            <w:r>
+              <w:rPr>
+                <w:rFonts w:ascii="Times New Roman" w:hAnsi="Times New Roman" w:cs="Times New Roman"/>
+                <w:sz w:val="28"/>
+                <w:szCs w:val="28"/>
+              </w:rPr>
+              <w:t>màn</w:t>
+            </w:r>
+            <w:proofErr w:type="spellEnd"/>
+            <w:r>
+              <w:rPr>
+                <w:rFonts w:ascii="Times New Roman" w:hAnsi="Times New Roman" w:cs="Times New Roman"/>
+                <w:sz w:val="28"/>
+                <w:szCs w:val="28"/>
+              </w:rPr>
+              <w:t xml:space="preserve"> </w:t>
+            </w:r>
+            <w:proofErr w:type="spellStart"/>
+            <w:r>
+              <w:rPr>
+                <w:rFonts w:ascii="Times New Roman" w:hAnsi="Times New Roman" w:cs="Times New Roman"/>
+                <w:sz w:val="28"/>
+                <w:szCs w:val="28"/>
+              </w:rPr>
+              <w:t>hình</w:t>
+            </w:r>
+            <w:proofErr w:type="spellEnd"/>
+            <w:r>
+              <w:rPr>
+                <w:rFonts w:ascii="Times New Roman" w:hAnsi="Times New Roman" w:cs="Times New Roman"/>
+                <w:sz w:val="28"/>
+                <w:szCs w:val="28"/>
+              </w:rPr>
+              <w:t>).</w:t>
+            </w:r>
+          </w:p>
+        </w:tc>
+      </w:tr>
+      <w:tr>
+        <w:trPr>
+          <w:tblCellSpacing w:w="15" w:type="dxa"/>
+        </w:trPr>
+        <w:tc>
+          <w:tcPr>
+            <w:tcW w:w="0" w:type="auto"/>
+            <w:tcBorders>
+              <w:top w:val="single" w:sz="6" w:space="0" w:color="auto"/>
+              <w:left w:val="single" w:sz="6" w:space="0" w:color="auto"/>
+              <w:bottom w:val="single" w:sz="6" w:space="0" w:color="auto"/>
+              <w:right w:val="single" w:sz="6" w:space="0" w:color="auto"/>
+            </w:tcBorders>
+            <w:tcMar>
+              <w:top w:w="240" w:type="dxa"/>
+              <w:left w:w="0" w:type="dxa"/>
+              <w:bottom w:w="240" w:type="dxa"/>
+              <w:right w:w="180" w:type="dxa"/>
+            </w:tcMar>
+            <w:vAlign w:val="center"/>
+            <w:hideMark/>
+          </w:tcPr>
+          <w:p>
+            <w:pPr>
+              <w:jc w:val="center"/>
+              <w:rPr>
+                <w:rFonts w:ascii="Times New Roman" w:hAnsi="Times New Roman" w:cs="Times New Roman"/>
+                <w:sz w:val="28"/>
+                <w:szCs w:val="28"/>
+              </w:rPr>
+            </w:pPr>
+            <w:r>
+              <w:rPr>
+                <w:rFonts w:ascii="Times New Roman" w:hAnsi="Times New Roman" w:cs="Times New Roman"/>
+                <w:b/>
+                <w:bCs/>
+                <w:sz w:val="28"/>
+                <w:szCs w:val="28"/>
+              </w:rPr>
+              <w:t>LOW.png</w:t>
+            </w:r>
+          </w:p>
+        </w:tc>
+        <w:tc>
+          <w:tcPr>
+            <w:tcW w:w="0" w:type="auto"/>
+            <w:tcBorders>
+              <w:top w:val="single" w:sz="6" w:space="0" w:color="auto"/>
+              <w:left w:val="single" w:sz="6" w:space="0" w:color="auto"/>
+              <w:bottom w:val="single" w:sz="6" w:space="0" w:color="auto"/>
+              <w:right w:val="single" w:sz="6" w:space="0" w:color="auto"/>
+            </w:tcBorders>
+            <w:tcMar>
+              <w:top w:w="240" w:type="dxa"/>
+              <w:left w:w="0" w:type="dxa"/>
+              <w:bottom w:w="240" w:type="dxa"/>
+              <w:right w:w="0" w:type="dxa"/>
+            </w:tcMar>
+            <w:vAlign w:val="center"/>
+            <w:hideMark/>
+          </w:tcPr>
+          <w:p>
+            <w:pPr>
+              <w:jc w:val="center"/>
+              <w:rPr>
+                <w:rFonts w:ascii="Times New Roman" w:hAnsi="Times New Roman" w:cs="Times New Roman"/>
+                <w:sz w:val="28"/>
+                <w:szCs w:val="28"/>
+              </w:rPr>
+            </w:pPr>
+            <w:proofErr w:type="spellStart"/>
+            <w:r>
+              <w:rPr>
+                <w:rFonts w:ascii="Times New Roman" w:hAnsi="Times New Roman" w:cs="Times New Roman"/>
+                <w:sz w:val="28"/>
+                <w:szCs w:val="28"/>
+              </w:rPr>
+              <w:t>Chữ</w:t>
+            </w:r>
+            <w:proofErr w:type="spellEnd"/>
+            <w:r>
+              <w:rPr>
+                <w:rFonts w:ascii="Times New Roman" w:hAnsi="Times New Roman" w:cs="Times New Roman"/>
+                <w:sz w:val="28"/>
+                <w:szCs w:val="28"/>
+              </w:rPr>
+              <w:t xml:space="preserve"> </w:t>
+            </w:r>
+            <w:r>
+              <w:rPr>
+                <w:rFonts w:ascii="Times New Roman" w:hAnsi="Times New Roman" w:cs="Times New Roman"/>
+                <w:b/>
+                <w:bCs/>
+                <w:sz w:val="28"/>
+                <w:szCs w:val="28"/>
+              </w:rPr>
+              <w:t>L</w:t>
+            </w:r>
+            <w:r>
+              <w:rPr>
+                <w:rFonts w:ascii="Times New Roman" w:hAnsi="Times New Roman" w:cs="Times New Roman"/>
+                <w:sz w:val="28"/>
+                <w:szCs w:val="28"/>
+              </w:rPr>
+              <w:t xml:space="preserve"> </w:t>
+            </w:r>
+            <w:proofErr w:type="spellStart"/>
+            <w:r>
+              <w:rPr>
+                <w:rFonts w:ascii="Times New Roman" w:hAnsi="Times New Roman" w:cs="Times New Roman"/>
+                <w:sz w:val="28"/>
+                <w:szCs w:val="28"/>
+              </w:rPr>
+              <w:t>đỏ</w:t>
+            </w:r>
+            <w:proofErr w:type="spellEnd"/>
+            <w:r>
+              <w:rPr>
+                <w:rFonts w:ascii="Times New Roman" w:hAnsi="Times New Roman" w:cs="Times New Roman"/>
+                <w:sz w:val="28"/>
+                <w:szCs w:val="28"/>
+              </w:rPr>
+              <w:t xml:space="preserve">: </w:t>
+            </w:r>
+            <w:proofErr w:type="spellStart"/>
+            <w:r>
+              <w:rPr>
+                <w:rFonts w:ascii="Times New Roman" w:hAnsi="Times New Roman" w:cs="Times New Roman"/>
+                <w:sz w:val="28"/>
+                <w:szCs w:val="28"/>
+              </w:rPr>
+              <w:t>Vùng</w:t>
+            </w:r>
+            <w:proofErr w:type="spellEnd"/>
+            <w:r>
+              <w:rPr>
+                <w:rFonts w:ascii="Times New Roman" w:hAnsi="Times New Roman" w:cs="Times New Roman"/>
+                <w:sz w:val="28"/>
+                <w:szCs w:val="28"/>
+              </w:rPr>
+              <w:t xml:space="preserve"> </w:t>
+            </w:r>
+            <w:proofErr w:type="spellStart"/>
+            <w:r>
+              <w:rPr>
+                <w:rFonts w:ascii="Times New Roman" w:hAnsi="Times New Roman" w:cs="Times New Roman"/>
+                <w:sz w:val="28"/>
+                <w:szCs w:val="28"/>
+              </w:rPr>
+              <w:t>áp</w:t>
+            </w:r>
+            <w:proofErr w:type="spellEnd"/>
+            <w:r>
+              <w:rPr>
+                <w:rFonts w:ascii="Times New Roman" w:hAnsi="Times New Roman" w:cs="Times New Roman"/>
+                <w:sz w:val="28"/>
+                <w:szCs w:val="28"/>
+              </w:rPr>
+              <w:t xml:space="preserve"> </w:t>
+            </w:r>
+            <w:proofErr w:type="spellStart"/>
+            <w:r>
+              <w:rPr>
+                <w:rFonts w:ascii="Times New Roman" w:hAnsi="Times New Roman" w:cs="Times New Roman"/>
+                <w:sz w:val="28"/>
+                <w:szCs w:val="28"/>
+              </w:rPr>
+              <w:t>thấp</w:t>
+            </w:r>
+            <w:proofErr w:type="spellEnd"/>
+            <w:r>
+              <w:rPr>
+                <w:rFonts w:ascii="Times New Roman" w:hAnsi="Times New Roman" w:cs="Times New Roman"/>
+                <w:sz w:val="28"/>
+                <w:szCs w:val="28"/>
+              </w:rPr>
+              <w:t xml:space="preserve"> </w:t>
+            </w:r>
+            <w:proofErr w:type="spellStart"/>
+            <w:r>
+              <w:rPr>
+                <w:rFonts w:ascii="Times New Roman" w:hAnsi="Times New Roman" w:cs="Times New Roman"/>
+                <w:sz w:val="28"/>
+                <w:szCs w:val="28"/>
+              </w:rPr>
+              <w:t>đang</w:t>
+            </w:r>
+            <w:proofErr w:type="spellEnd"/>
+            <w:r>
+              <w:rPr>
+                <w:rFonts w:ascii="Times New Roman" w:hAnsi="Times New Roman" w:cs="Times New Roman"/>
+                <w:sz w:val="28"/>
+                <w:szCs w:val="28"/>
+              </w:rPr>
+              <w:t xml:space="preserve"> </w:t>
+            </w:r>
+            <w:proofErr w:type="spellStart"/>
+            <w:r>
+              <w:rPr>
+                <w:rFonts w:ascii="Times New Roman" w:hAnsi="Times New Roman" w:cs="Times New Roman"/>
+                <w:sz w:val="28"/>
+                <w:szCs w:val="28"/>
+              </w:rPr>
+              <w:t>được</w:t>
+            </w:r>
+            <w:proofErr w:type="spellEnd"/>
+            <w:r>
+              <w:rPr>
+                <w:rFonts w:ascii="Times New Roman" w:hAnsi="Times New Roman" w:cs="Times New Roman"/>
+                <w:sz w:val="28"/>
+                <w:szCs w:val="28"/>
+              </w:rPr>
+              <w:t xml:space="preserve"> </w:t>
+            </w:r>
+            <w:proofErr w:type="spellStart"/>
+            <w:r>
+              <w:rPr>
+                <w:rFonts w:ascii="Times New Roman" w:hAnsi="Times New Roman" w:cs="Times New Roman"/>
+                <w:sz w:val="28"/>
+                <w:szCs w:val="28"/>
+              </w:rPr>
+              <w:t>theo</w:t>
+            </w:r>
+            <w:proofErr w:type="spellEnd"/>
+            <w:r>
+              <w:rPr>
+                <w:rFonts w:ascii="Times New Roman" w:hAnsi="Times New Roman" w:cs="Times New Roman"/>
+                <w:sz w:val="28"/>
+                <w:szCs w:val="28"/>
+              </w:rPr>
+              <w:t xml:space="preserve"> </w:t>
+            </w:r>
+            <w:proofErr w:type="spellStart"/>
+            <w:r>
+              <w:rPr>
+                <w:rFonts w:ascii="Times New Roman" w:hAnsi="Times New Roman" w:cs="Times New Roman"/>
+                <w:sz w:val="28"/>
+                <w:szCs w:val="28"/>
+              </w:rPr>
+              <w:t>dõi</w:t>
+            </w:r>
+            <w:proofErr w:type="spellEnd"/>
+            <w:r>
+              <w:rPr>
+                <w:rFonts w:ascii="Times New Roman" w:hAnsi="Times New Roman" w:cs="Times New Roman"/>
+                <w:sz w:val="28"/>
+                <w:szCs w:val="28"/>
+              </w:rPr>
+              <w:t>.</w:t>
+            </w:r>
+          </w:p>
+        </w:tc>
+      </w:tr>
+      <w:tr>
+        <w:trPr>
+          <w:tblCellSpacing w:w="15" w:type="dxa"/>
+        </w:trPr>
+        <w:tc>
+          <w:tcPr>
+            <w:tcW w:w="0" w:type="auto"/>
+            <w:tcBorders>
+              <w:top w:val="single" w:sz="6" w:space="0" w:color="auto"/>
+              <w:left w:val="single" w:sz="6" w:space="0" w:color="auto"/>
+              <w:bottom w:val="single" w:sz="6" w:space="0" w:color="auto"/>
+              <w:right w:val="single" w:sz="6" w:space="0" w:color="auto"/>
+            </w:tcBorders>
+            <w:tcMar>
+              <w:top w:w="240" w:type="dxa"/>
+              <w:left w:w="0" w:type="dxa"/>
+              <w:bottom w:w="240" w:type="dxa"/>
+              <w:right w:w="180" w:type="dxa"/>
+            </w:tcMar>
+            <w:vAlign w:val="center"/>
+            <w:hideMark/>
+          </w:tcPr>
+          <w:p>
+            <w:pPr>
+              <w:jc w:val="center"/>
+              <w:rPr>
+                <w:rFonts w:ascii="Times New Roman" w:hAnsi="Times New Roman" w:cs="Times New Roman"/>
+                <w:sz w:val="28"/>
+                <w:szCs w:val="28"/>
+              </w:rPr>
+            </w:pPr>
+            <w:r>
+              <w:rPr>
+                <w:rFonts w:ascii="Times New Roman" w:hAnsi="Times New Roman" w:cs="Times New Roman"/>
+                <w:b/>
+                <w:bCs/>
+                <w:sz w:val="28"/>
+                <w:szCs w:val="28"/>
+              </w:rPr>
+              <w:t>TD.png</w:t>
+            </w:r>
+          </w:p>
+        </w:tc>
+        <w:tc>
+          <w:tcPr>
+            <w:tcW w:w="0" w:type="auto"/>
+            <w:tcBorders>
+              <w:top w:val="single" w:sz="6" w:space="0" w:color="auto"/>
+              <w:left w:val="single" w:sz="6" w:space="0" w:color="auto"/>
+              <w:bottom w:val="single" w:sz="6" w:space="0" w:color="auto"/>
+              <w:right w:val="single" w:sz="6" w:space="0" w:color="auto"/>
+            </w:tcBorders>
+            <w:tcMar>
+              <w:top w:w="240" w:type="dxa"/>
+              <w:left w:w="0" w:type="dxa"/>
+              <w:bottom w:w="240" w:type="dxa"/>
+              <w:right w:w="0" w:type="dxa"/>
+            </w:tcMar>
+            <w:vAlign w:val="center"/>
+            <w:hideMark/>
+          </w:tcPr>
+          <w:p>
+            <w:pPr>
+              <w:jc w:val="center"/>
+              <w:rPr>
+                <w:rFonts w:ascii="Times New Roman" w:hAnsi="Times New Roman" w:cs="Times New Roman"/>
+                <w:sz w:val="28"/>
+                <w:szCs w:val="28"/>
+              </w:rPr>
+            </w:pPr>
+            <w:proofErr w:type="spellStart"/>
+            <w:r>
+              <w:rPr>
+                <w:rFonts w:ascii="Times New Roman" w:hAnsi="Times New Roman" w:cs="Times New Roman"/>
+                <w:sz w:val="28"/>
+                <w:szCs w:val="28"/>
+              </w:rPr>
+              <w:t>Vòng</w:t>
+            </w:r>
+            <w:proofErr w:type="spellEnd"/>
+            <w:r>
+              <w:rPr>
+                <w:rFonts w:ascii="Times New Roman" w:hAnsi="Times New Roman" w:cs="Times New Roman"/>
+                <w:sz w:val="28"/>
+                <w:szCs w:val="28"/>
+              </w:rPr>
+              <w:t xml:space="preserve"> </w:t>
+            </w:r>
+            <w:proofErr w:type="spellStart"/>
+            <w:r>
+              <w:rPr>
+                <w:rFonts w:ascii="Times New Roman" w:hAnsi="Times New Roman" w:cs="Times New Roman"/>
+                <w:sz w:val="28"/>
+                <w:szCs w:val="28"/>
+              </w:rPr>
+              <w:t>tròn</w:t>
+            </w:r>
+            <w:proofErr w:type="spellEnd"/>
+            <w:r>
+              <w:rPr>
+                <w:rFonts w:ascii="Times New Roman" w:hAnsi="Times New Roman" w:cs="Times New Roman"/>
+                <w:sz w:val="28"/>
+                <w:szCs w:val="28"/>
+              </w:rPr>
+              <w:t xml:space="preserve"> </w:t>
+            </w:r>
+            <w:proofErr w:type="spellStart"/>
+            <w:r>
+              <w:rPr>
+                <w:rFonts w:ascii="Times New Roman" w:hAnsi="Times New Roman" w:cs="Times New Roman"/>
+                <w:sz w:val="28"/>
+                <w:szCs w:val="28"/>
+              </w:rPr>
+              <w:t>đỏ</w:t>
+            </w:r>
+            <w:proofErr w:type="spellEnd"/>
+            <w:r>
+              <w:rPr>
+                <w:rFonts w:ascii="Times New Roman" w:hAnsi="Times New Roman" w:cs="Times New Roman"/>
+                <w:sz w:val="28"/>
+                <w:szCs w:val="28"/>
+              </w:rPr>
+              <w:t xml:space="preserve"> </w:t>
+            </w:r>
+            <w:proofErr w:type="spellStart"/>
+            <w:r>
+              <w:rPr>
+                <w:rFonts w:ascii="Times New Roman" w:hAnsi="Times New Roman" w:cs="Times New Roman"/>
+                <w:sz w:val="28"/>
+                <w:szCs w:val="28"/>
+              </w:rPr>
+              <w:t>có</w:t>
+            </w:r>
+            <w:proofErr w:type="spellEnd"/>
+            <w:r>
+              <w:rPr>
+                <w:rFonts w:ascii="Times New Roman" w:hAnsi="Times New Roman" w:cs="Times New Roman"/>
+                <w:sz w:val="28"/>
+                <w:szCs w:val="28"/>
+              </w:rPr>
+              <w:t xml:space="preserve"> </w:t>
+            </w:r>
+            <w:proofErr w:type="spellStart"/>
+            <w:r>
+              <w:rPr>
+                <w:rFonts w:ascii="Times New Roman" w:hAnsi="Times New Roman" w:cs="Times New Roman"/>
+                <w:sz w:val="28"/>
+                <w:szCs w:val="28"/>
+              </w:rPr>
+              <w:t>dấu</w:t>
+            </w:r>
+            <w:proofErr w:type="spellEnd"/>
+            <w:r>
+              <w:rPr>
+                <w:rFonts w:ascii="Times New Roman" w:hAnsi="Times New Roman" w:cs="Times New Roman"/>
+                <w:sz w:val="28"/>
+                <w:szCs w:val="28"/>
+              </w:rPr>
+              <w:t xml:space="preserve"> X: </w:t>
+            </w:r>
+            <w:proofErr w:type="spellStart"/>
+            <w:r>
+              <w:rPr>
+                <w:rFonts w:ascii="Times New Roman" w:hAnsi="Times New Roman" w:cs="Times New Roman"/>
+                <w:sz w:val="28"/>
+                <w:szCs w:val="28"/>
+              </w:rPr>
+              <w:t>Áp</w:t>
+            </w:r>
+            <w:proofErr w:type="spellEnd"/>
+            <w:r>
+              <w:rPr>
+                <w:rFonts w:ascii="Times New Roman" w:hAnsi="Times New Roman" w:cs="Times New Roman"/>
+                <w:sz w:val="28"/>
+                <w:szCs w:val="28"/>
+              </w:rPr>
+              <w:t xml:space="preserve"> </w:t>
+            </w:r>
+            <w:proofErr w:type="spellStart"/>
+            <w:r>
+              <w:rPr>
+                <w:rFonts w:ascii="Times New Roman" w:hAnsi="Times New Roman" w:cs="Times New Roman"/>
+                <w:sz w:val="28"/>
+                <w:szCs w:val="28"/>
+              </w:rPr>
+              <w:t>thấp</w:t>
+            </w:r>
+            <w:proofErr w:type="spellEnd"/>
+            <w:r>
+              <w:rPr>
+                <w:rFonts w:ascii="Times New Roman" w:hAnsi="Times New Roman" w:cs="Times New Roman"/>
+                <w:sz w:val="28"/>
+                <w:szCs w:val="28"/>
+              </w:rPr>
+              <w:t xml:space="preserve"> </w:t>
+            </w:r>
+            <w:proofErr w:type="spellStart"/>
+            <w:r>
+              <w:rPr>
+                <w:rFonts w:ascii="Times New Roman" w:hAnsi="Times New Roman" w:cs="Times New Roman"/>
+                <w:sz w:val="28"/>
+                <w:szCs w:val="28"/>
+              </w:rPr>
+              <w:t>nhiệt</w:t>
+            </w:r>
+            <w:proofErr w:type="spellEnd"/>
+            <w:r>
+              <w:rPr>
+                <w:rFonts w:ascii="Times New Roman" w:hAnsi="Times New Roman" w:cs="Times New Roman"/>
+                <w:sz w:val="28"/>
+                <w:szCs w:val="28"/>
+              </w:rPr>
+              <w:t xml:space="preserve"> </w:t>
+            </w:r>
+            <w:proofErr w:type="spellStart"/>
+            <w:r>
+              <w:rPr>
+                <w:rFonts w:ascii="Times New Roman" w:hAnsi="Times New Roman" w:cs="Times New Roman"/>
+                <w:sz w:val="28"/>
+                <w:szCs w:val="28"/>
+              </w:rPr>
+              <w:t>đới</w:t>
+            </w:r>
+            <w:proofErr w:type="spellEnd"/>
+            <w:r>
+              <w:rPr>
+                <w:rFonts w:ascii="Times New Roman" w:hAnsi="Times New Roman" w:cs="Times New Roman"/>
+                <w:sz w:val="28"/>
+                <w:szCs w:val="28"/>
+              </w:rPr>
+              <w:t xml:space="preserve"> </w:t>
+            </w:r>
+            <w:proofErr w:type="spellStart"/>
+            <w:r>
+              <w:rPr>
+                <w:rFonts w:ascii="Times New Roman" w:hAnsi="Times New Roman" w:cs="Times New Roman"/>
+                <w:sz w:val="28"/>
+                <w:szCs w:val="28"/>
+              </w:rPr>
+              <w:t>đang</w:t>
+            </w:r>
+            <w:proofErr w:type="spellEnd"/>
+            <w:r>
+              <w:rPr>
+                <w:rFonts w:ascii="Times New Roman" w:hAnsi="Times New Roman" w:cs="Times New Roman"/>
+                <w:sz w:val="28"/>
+                <w:szCs w:val="28"/>
+              </w:rPr>
+              <w:t xml:space="preserve"> </w:t>
+            </w:r>
+            <w:proofErr w:type="spellStart"/>
+            <w:r>
+              <w:rPr>
+                <w:rFonts w:ascii="Times New Roman" w:hAnsi="Times New Roman" w:cs="Times New Roman"/>
+                <w:sz w:val="28"/>
+                <w:szCs w:val="28"/>
+              </w:rPr>
+              <w:t>hoạt</w:t>
+            </w:r>
+            <w:proofErr w:type="spellEnd"/>
+            <w:r>
+              <w:rPr>
+                <w:rFonts w:ascii="Times New Roman" w:hAnsi="Times New Roman" w:cs="Times New Roman"/>
+                <w:sz w:val="28"/>
+                <w:szCs w:val="28"/>
+              </w:rPr>
+              <w:t xml:space="preserve"> </w:t>
+            </w:r>
+            <w:proofErr w:type="spellStart"/>
+            <w:r>
+              <w:rPr>
+                <w:rFonts w:ascii="Times New Roman" w:hAnsi="Times New Roman" w:cs="Times New Roman"/>
+                <w:sz w:val="28"/>
+                <w:szCs w:val="28"/>
+              </w:rPr>
+              <w:t>động</w:t>
+            </w:r>
+            <w:proofErr w:type="spellEnd"/>
+            <w:r>
+              <w:rPr>
+                <w:rFonts w:ascii="Times New Roman" w:hAnsi="Times New Roman" w:cs="Times New Roman"/>
+                <w:sz w:val="28"/>
+                <w:szCs w:val="28"/>
+              </w:rPr>
+              <w:t>.</w:t>
+            </w:r>
+          </w:p>
+        </w:tc>
+      </w:tr>
+      <w:tr>
+        <w:trPr>
+          <w:tblCellSpacing w:w="15" w:type="dxa"/>
+        </w:trPr>
+        <w:tc>
+          <w:tcPr>
+            <w:tcW w:w="0" w:type="auto"/>
+            <w:tcBorders>
+              <w:top w:val="single" w:sz="6" w:space="0" w:color="auto"/>
+              <w:left w:val="single" w:sz="6" w:space="0" w:color="auto"/>
+              <w:bottom w:val="single" w:sz="6" w:space="0" w:color="auto"/>
+              <w:right w:val="single" w:sz="6" w:space="0" w:color="auto"/>
+            </w:tcBorders>
+            <w:tcMar>
+              <w:top w:w="240" w:type="dxa"/>
+              <w:left w:w="0" w:type="dxa"/>
+              <w:bottom w:w="240" w:type="dxa"/>
+              <w:right w:w="180" w:type="dxa"/>
+            </w:tcMar>
+            <w:vAlign w:val="center"/>
+            <w:hideMark/>
+          </w:tcPr>
+          <w:p>
+            <w:pPr>
+              <w:jc w:val="center"/>
+              <w:rPr>
+                <w:rFonts w:ascii="Times New Roman" w:hAnsi="Times New Roman" w:cs="Times New Roman"/>
+                <w:sz w:val="28"/>
+                <w:szCs w:val="28"/>
+              </w:rPr>
+            </w:pPr>
+            <w:r>
+              <w:rPr>
+                <w:rFonts w:ascii="Times New Roman" w:hAnsi="Times New Roman" w:cs="Times New Roman"/>
+                <w:b/>
+                <w:bCs/>
+                <w:sz w:val="28"/>
+                <w:szCs w:val="28"/>
+              </w:rPr>
+              <w:t>TDgray.png</w:t>
+            </w:r>
+          </w:p>
+        </w:tc>
+        <w:tc>
+          <w:tcPr>
+            <w:tcW w:w="0" w:type="auto"/>
+            <w:tcBorders>
+              <w:top w:val="single" w:sz="6" w:space="0" w:color="auto"/>
+              <w:left w:val="single" w:sz="6" w:space="0" w:color="auto"/>
+              <w:bottom w:val="single" w:sz="6" w:space="0" w:color="auto"/>
+              <w:right w:val="single" w:sz="6" w:space="0" w:color="auto"/>
+            </w:tcBorders>
+            <w:tcMar>
+              <w:top w:w="240" w:type="dxa"/>
+              <w:left w:w="0" w:type="dxa"/>
+              <w:bottom w:w="240" w:type="dxa"/>
+              <w:right w:w="0" w:type="dxa"/>
+            </w:tcMar>
+            <w:vAlign w:val="center"/>
+            <w:hideMark/>
+          </w:tcPr>
+          <w:p>
+            <w:pPr>
+              <w:jc w:val="center"/>
+              <w:rPr>
+                <w:rFonts w:ascii="Times New Roman" w:hAnsi="Times New Roman" w:cs="Times New Roman"/>
+                <w:sz w:val="28"/>
+                <w:szCs w:val="28"/>
+              </w:rPr>
+            </w:pPr>
+            <w:proofErr w:type="spellStart"/>
+            <w:r>
+              <w:rPr>
+                <w:rFonts w:ascii="Times New Roman" w:hAnsi="Times New Roman" w:cs="Times New Roman"/>
+                <w:sz w:val="28"/>
+                <w:szCs w:val="28"/>
+              </w:rPr>
+              <w:t>Vòng</w:t>
+            </w:r>
+            <w:proofErr w:type="spellEnd"/>
+            <w:r>
+              <w:rPr>
+                <w:rFonts w:ascii="Times New Roman" w:hAnsi="Times New Roman" w:cs="Times New Roman"/>
+                <w:sz w:val="28"/>
+                <w:szCs w:val="28"/>
+              </w:rPr>
+              <w:t xml:space="preserve"> </w:t>
+            </w:r>
+            <w:proofErr w:type="spellStart"/>
+            <w:r>
+              <w:rPr>
+                <w:rFonts w:ascii="Times New Roman" w:hAnsi="Times New Roman" w:cs="Times New Roman"/>
+                <w:sz w:val="28"/>
+                <w:szCs w:val="28"/>
+              </w:rPr>
+              <w:t>tròn</w:t>
+            </w:r>
+            <w:proofErr w:type="spellEnd"/>
+            <w:r>
+              <w:rPr>
+                <w:rFonts w:ascii="Times New Roman" w:hAnsi="Times New Roman" w:cs="Times New Roman"/>
+                <w:sz w:val="28"/>
+                <w:szCs w:val="28"/>
+              </w:rPr>
+              <w:t xml:space="preserve"> </w:t>
+            </w:r>
+            <w:proofErr w:type="spellStart"/>
+            <w:r>
+              <w:rPr>
+                <w:rFonts w:ascii="Times New Roman" w:hAnsi="Times New Roman" w:cs="Times New Roman"/>
+                <w:sz w:val="28"/>
+                <w:szCs w:val="28"/>
+              </w:rPr>
+              <w:t>xám</w:t>
+            </w:r>
+            <w:proofErr w:type="spellEnd"/>
+            <w:r>
+              <w:rPr>
+                <w:rFonts w:ascii="Times New Roman" w:hAnsi="Times New Roman" w:cs="Times New Roman"/>
+                <w:sz w:val="28"/>
+                <w:szCs w:val="28"/>
+              </w:rPr>
+              <w:t xml:space="preserve">: </w:t>
+            </w:r>
+            <w:proofErr w:type="spellStart"/>
+            <w:r>
+              <w:rPr>
+                <w:rFonts w:ascii="Times New Roman" w:hAnsi="Times New Roman" w:cs="Times New Roman"/>
+                <w:sz w:val="28"/>
+                <w:szCs w:val="28"/>
+              </w:rPr>
+              <w:t>Vị</w:t>
+            </w:r>
+            <w:proofErr w:type="spellEnd"/>
+            <w:r>
+              <w:rPr>
+                <w:rFonts w:ascii="Times New Roman" w:hAnsi="Times New Roman" w:cs="Times New Roman"/>
+                <w:sz w:val="28"/>
+                <w:szCs w:val="28"/>
+              </w:rPr>
+              <w:t xml:space="preserve"> </w:t>
+            </w:r>
+            <w:proofErr w:type="spellStart"/>
+            <w:r>
+              <w:rPr>
+                <w:rFonts w:ascii="Times New Roman" w:hAnsi="Times New Roman" w:cs="Times New Roman"/>
+                <w:sz w:val="28"/>
+                <w:szCs w:val="28"/>
+              </w:rPr>
+              <w:t>trí</w:t>
+            </w:r>
+            <w:proofErr w:type="spellEnd"/>
+            <w:r>
+              <w:rPr>
+                <w:rFonts w:ascii="Times New Roman" w:hAnsi="Times New Roman" w:cs="Times New Roman"/>
+                <w:sz w:val="28"/>
+                <w:szCs w:val="28"/>
+              </w:rPr>
+              <w:t xml:space="preserve"> </w:t>
+            </w:r>
+            <w:proofErr w:type="spellStart"/>
+            <w:r>
+              <w:rPr>
+                <w:rFonts w:ascii="Times New Roman" w:hAnsi="Times New Roman" w:cs="Times New Roman"/>
+                <w:sz w:val="28"/>
+                <w:szCs w:val="28"/>
+              </w:rPr>
+              <w:t>cũ</w:t>
+            </w:r>
+            <w:proofErr w:type="spellEnd"/>
+            <w:r>
+              <w:rPr>
+                <w:rFonts w:ascii="Times New Roman" w:hAnsi="Times New Roman" w:cs="Times New Roman"/>
+                <w:sz w:val="28"/>
+                <w:szCs w:val="28"/>
+              </w:rPr>
+              <w:t xml:space="preserve"> </w:t>
+            </w:r>
+            <w:proofErr w:type="spellStart"/>
+            <w:r>
+              <w:rPr>
+                <w:rFonts w:ascii="Times New Roman" w:hAnsi="Times New Roman" w:cs="Times New Roman"/>
+                <w:sz w:val="28"/>
+                <w:szCs w:val="28"/>
+              </w:rPr>
+              <w:t>của</w:t>
+            </w:r>
+            <w:proofErr w:type="spellEnd"/>
+            <w:r>
+              <w:rPr>
+                <w:rFonts w:ascii="Times New Roman" w:hAnsi="Times New Roman" w:cs="Times New Roman"/>
+                <w:sz w:val="28"/>
+                <w:szCs w:val="28"/>
+              </w:rPr>
+              <w:t xml:space="preserve"> </w:t>
+            </w:r>
+            <w:proofErr w:type="spellStart"/>
+            <w:r>
+              <w:rPr>
+                <w:rFonts w:ascii="Times New Roman" w:hAnsi="Times New Roman" w:cs="Times New Roman"/>
+                <w:sz w:val="28"/>
+                <w:szCs w:val="28"/>
+              </w:rPr>
+              <w:t>áp</w:t>
+            </w:r>
+            <w:proofErr w:type="spellEnd"/>
+            <w:r>
+              <w:rPr>
+                <w:rFonts w:ascii="Times New Roman" w:hAnsi="Times New Roman" w:cs="Times New Roman"/>
+                <w:sz w:val="28"/>
+                <w:szCs w:val="28"/>
+              </w:rPr>
+              <w:t xml:space="preserve"> </w:t>
+            </w:r>
+            <w:proofErr w:type="spellStart"/>
+            <w:r>
+              <w:rPr>
+                <w:rFonts w:ascii="Times New Roman" w:hAnsi="Times New Roman" w:cs="Times New Roman"/>
+                <w:sz w:val="28"/>
+                <w:szCs w:val="28"/>
+              </w:rPr>
+              <w:t>thấp</w:t>
+            </w:r>
+            <w:proofErr w:type="spellEnd"/>
+            <w:r>
+              <w:rPr>
+                <w:rFonts w:ascii="Times New Roman" w:hAnsi="Times New Roman" w:cs="Times New Roman"/>
+                <w:sz w:val="28"/>
+                <w:szCs w:val="28"/>
+              </w:rPr>
+              <w:t xml:space="preserve"> </w:t>
+            </w:r>
+            <w:proofErr w:type="spellStart"/>
+            <w:r>
+              <w:rPr>
+                <w:rFonts w:ascii="Times New Roman" w:hAnsi="Times New Roman" w:cs="Times New Roman"/>
+                <w:sz w:val="28"/>
+                <w:szCs w:val="28"/>
+              </w:rPr>
+              <w:t>nhiệt</w:t>
+            </w:r>
+            <w:proofErr w:type="spellEnd"/>
+            <w:r>
+              <w:rPr>
+                <w:rFonts w:ascii="Times New Roman" w:hAnsi="Times New Roman" w:cs="Times New Roman"/>
+                <w:sz w:val="28"/>
+                <w:szCs w:val="28"/>
+              </w:rPr>
+              <w:t xml:space="preserve"> </w:t>
+            </w:r>
+            <w:proofErr w:type="spellStart"/>
+            <w:r>
+              <w:rPr>
+                <w:rFonts w:ascii="Times New Roman" w:hAnsi="Times New Roman" w:cs="Times New Roman"/>
+                <w:sz w:val="28"/>
+                <w:szCs w:val="28"/>
+              </w:rPr>
+              <w:t>đới</w:t>
+            </w:r>
+            <w:proofErr w:type="spellEnd"/>
+            <w:r>
+              <w:rPr>
+                <w:rFonts w:ascii="Times New Roman" w:hAnsi="Times New Roman" w:cs="Times New Roman"/>
+                <w:sz w:val="28"/>
+                <w:szCs w:val="28"/>
+              </w:rPr>
+              <w:t>.</w:t>
+            </w:r>
+          </w:p>
+        </w:tc>
+      </w:tr>
+      <w:tr>
+        <w:trPr>
+          <w:tblCellSpacing w:w="15" w:type="dxa"/>
+        </w:trPr>
+        <w:tc>
+          <w:tcPr>
+            <w:tcW w:w="0" w:type="auto"/>
+            <w:tcBorders>
+              <w:top w:val="single" w:sz="6" w:space="0" w:color="auto"/>
+              <w:left w:val="single" w:sz="6" w:space="0" w:color="auto"/>
+              <w:bottom w:val="single" w:sz="6" w:space="0" w:color="auto"/>
+              <w:right w:val="single" w:sz="6" w:space="0" w:color="auto"/>
+            </w:tcBorders>
+            <w:tcMar>
+              <w:top w:w="240" w:type="dxa"/>
+              <w:left w:w="0" w:type="dxa"/>
+              <w:bottom w:w="240" w:type="dxa"/>
+              <w:right w:w="180" w:type="dxa"/>
+            </w:tcMar>
+            <w:vAlign w:val="center"/>
+            <w:hideMark/>
+          </w:tcPr>
+          <w:p>
+            <w:pPr>
+              <w:jc w:val="center"/>
+              <w:rPr>
+                <w:rFonts w:ascii="Times New Roman" w:hAnsi="Times New Roman" w:cs="Times New Roman"/>
+                <w:sz w:val="28"/>
+                <w:szCs w:val="28"/>
+              </w:rPr>
+            </w:pPr>
+            <w:r>
+              <w:rPr>
+                <w:rFonts w:ascii="Times New Roman" w:hAnsi="Times New Roman" w:cs="Times New Roman"/>
+                <w:b/>
+                <w:bCs/>
+                <w:sz w:val="28"/>
+                <w:szCs w:val="28"/>
+              </w:rPr>
+              <w:t>TS.png</w:t>
+            </w:r>
+          </w:p>
+        </w:tc>
+        <w:tc>
+          <w:tcPr>
+            <w:tcW w:w="0" w:type="auto"/>
+            <w:tcBorders>
+              <w:top w:val="single" w:sz="6" w:space="0" w:color="auto"/>
+              <w:left w:val="single" w:sz="6" w:space="0" w:color="auto"/>
+              <w:bottom w:val="single" w:sz="6" w:space="0" w:color="auto"/>
+              <w:right w:val="single" w:sz="6" w:space="0" w:color="auto"/>
+            </w:tcBorders>
+            <w:tcMar>
+              <w:top w:w="240" w:type="dxa"/>
+              <w:left w:w="0" w:type="dxa"/>
+              <w:bottom w:w="240" w:type="dxa"/>
+              <w:right w:w="0" w:type="dxa"/>
+            </w:tcMar>
+            <w:vAlign w:val="center"/>
+            <w:hideMark/>
+          </w:tcPr>
+          <w:p>
+            <w:pPr>
+              <w:jc w:val="center"/>
+              <w:rPr>
+                <w:rFonts w:ascii="Times New Roman" w:hAnsi="Times New Roman" w:cs="Times New Roman"/>
+                <w:sz w:val="28"/>
+                <w:szCs w:val="28"/>
+              </w:rPr>
+            </w:pPr>
+            <w:proofErr w:type="spellStart"/>
+            <w:r>
+              <w:rPr>
+                <w:rFonts w:ascii="Times New Roman" w:hAnsi="Times New Roman" w:cs="Times New Roman"/>
+                <w:sz w:val="28"/>
+                <w:szCs w:val="28"/>
+              </w:rPr>
+              <w:t>Biểu</w:t>
+            </w:r>
+            <w:proofErr w:type="spellEnd"/>
+            <w:r>
+              <w:rPr>
+                <w:rFonts w:ascii="Times New Roman" w:hAnsi="Times New Roman" w:cs="Times New Roman"/>
+                <w:sz w:val="28"/>
+                <w:szCs w:val="28"/>
+              </w:rPr>
+              <w:t xml:space="preserve"> </w:t>
+            </w:r>
+            <w:proofErr w:type="spellStart"/>
+            <w:r>
+              <w:rPr>
+                <w:rFonts w:ascii="Times New Roman" w:hAnsi="Times New Roman" w:cs="Times New Roman"/>
+                <w:sz w:val="28"/>
+                <w:szCs w:val="28"/>
+              </w:rPr>
+              <w:t>tượng</w:t>
+            </w:r>
+            <w:proofErr w:type="spellEnd"/>
+            <w:r>
+              <w:rPr>
+                <w:rFonts w:ascii="Times New Roman" w:hAnsi="Times New Roman" w:cs="Times New Roman"/>
+                <w:sz w:val="28"/>
+                <w:szCs w:val="28"/>
+              </w:rPr>
+              <w:t xml:space="preserve"> </w:t>
+            </w:r>
+            <w:proofErr w:type="spellStart"/>
+            <w:r>
+              <w:rPr>
+                <w:rFonts w:ascii="Times New Roman" w:hAnsi="Times New Roman" w:cs="Times New Roman"/>
+                <w:sz w:val="28"/>
+                <w:szCs w:val="28"/>
+              </w:rPr>
+              <w:t>xoáy</w:t>
+            </w:r>
+            <w:proofErr w:type="spellEnd"/>
+            <w:r>
+              <w:rPr>
+                <w:rFonts w:ascii="Times New Roman" w:hAnsi="Times New Roman" w:cs="Times New Roman"/>
+                <w:sz w:val="28"/>
+                <w:szCs w:val="28"/>
+              </w:rPr>
+              <w:t xml:space="preserve"> </w:t>
+            </w:r>
+            <w:proofErr w:type="spellStart"/>
+            <w:r>
+              <w:rPr>
+                <w:rFonts w:ascii="Times New Roman" w:hAnsi="Times New Roman" w:cs="Times New Roman"/>
+                <w:sz w:val="28"/>
+                <w:szCs w:val="28"/>
+              </w:rPr>
+              <w:t>đỏ</w:t>
+            </w:r>
+            <w:proofErr w:type="spellEnd"/>
+            <w:r>
+              <w:rPr>
+                <w:rFonts w:ascii="Times New Roman" w:hAnsi="Times New Roman" w:cs="Times New Roman"/>
+                <w:sz w:val="28"/>
+                <w:szCs w:val="28"/>
+              </w:rPr>
+              <w:t xml:space="preserve">: </w:t>
+            </w:r>
+            <w:proofErr w:type="spellStart"/>
+            <w:r>
+              <w:rPr>
+                <w:rFonts w:ascii="Times New Roman" w:hAnsi="Times New Roman" w:cs="Times New Roman"/>
+                <w:sz w:val="28"/>
+                <w:szCs w:val="28"/>
+              </w:rPr>
+              <w:t>Bão</w:t>
+            </w:r>
+            <w:proofErr w:type="spellEnd"/>
+            <w:r>
+              <w:rPr>
+                <w:rFonts w:ascii="Times New Roman" w:hAnsi="Times New Roman" w:cs="Times New Roman"/>
+                <w:sz w:val="28"/>
+                <w:szCs w:val="28"/>
+              </w:rPr>
+              <w:t xml:space="preserve"> </w:t>
+            </w:r>
+            <w:proofErr w:type="spellStart"/>
+            <w:r>
+              <w:rPr>
+                <w:rFonts w:ascii="Times New Roman" w:hAnsi="Times New Roman" w:cs="Times New Roman"/>
+                <w:sz w:val="28"/>
+                <w:szCs w:val="28"/>
+              </w:rPr>
+              <w:t>nhiệt</w:t>
+            </w:r>
+            <w:proofErr w:type="spellEnd"/>
+            <w:r>
+              <w:rPr>
+                <w:rFonts w:ascii="Times New Roman" w:hAnsi="Times New Roman" w:cs="Times New Roman"/>
+                <w:sz w:val="28"/>
+                <w:szCs w:val="28"/>
+              </w:rPr>
+              <w:t xml:space="preserve"> </w:t>
+            </w:r>
+            <w:proofErr w:type="spellStart"/>
+            <w:r>
+              <w:rPr>
+                <w:rFonts w:ascii="Times New Roman" w:hAnsi="Times New Roman" w:cs="Times New Roman"/>
+                <w:sz w:val="28"/>
+                <w:szCs w:val="28"/>
+              </w:rPr>
+              <w:t>đới</w:t>
+            </w:r>
+            <w:proofErr w:type="spellEnd"/>
+            <w:r>
+              <w:rPr>
+                <w:rFonts w:ascii="Times New Roman" w:hAnsi="Times New Roman" w:cs="Times New Roman"/>
+                <w:sz w:val="28"/>
+                <w:szCs w:val="28"/>
+              </w:rPr>
+              <w:t xml:space="preserve"> (Bán </w:t>
+            </w:r>
+            <w:proofErr w:type="spellStart"/>
+            <w:r>
+              <w:rPr>
+                <w:rFonts w:ascii="Times New Roman" w:hAnsi="Times New Roman" w:cs="Times New Roman"/>
+                <w:sz w:val="28"/>
+                <w:szCs w:val="28"/>
+              </w:rPr>
+              <w:t>cầu</w:t>
+            </w:r>
+            <w:proofErr w:type="spellEnd"/>
+            <w:r>
+              <w:rPr>
+                <w:rFonts w:ascii="Times New Roman" w:hAnsi="Times New Roman" w:cs="Times New Roman"/>
+                <w:sz w:val="28"/>
+                <w:szCs w:val="28"/>
+              </w:rPr>
+              <w:t xml:space="preserve"> Bắc).</w:t>
+            </w:r>
+          </w:p>
+        </w:tc>
+      </w:tr>
+      <w:tr>
+        <w:trPr>
+          <w:tblCellSpacing w:w="15" w:type="dxa"/>
+        </w:trPr>
+        <w:tc>
+          <w:tcPr>
+            <w:tcW w:w="0" w:type="auto"/>
+            <w:tcBorders>
+              <w:top w:val="single" w:sz="6" w:space="0" w:color="auto"/>
+              <w:left w:val="single" w:sz="6" w:space="0" w:color="auto"/>
+              <w:bottom w:val="single" w:sz="6" w:space="0" w:color="auto"/>
+              <w:right w:val="single" w:sz="6" w:space="0" w:color="auto"/>
+            </w:tcBorders>
+            <w:tcMar>
+              <w:top w:w="240" w:type="dxa"/>
+              <w:left w:w="0" w:type="dxa"/>
+              <w:bottom w:w="240" w:type="dxa"/>
+              <w:right w:w="180" w:type="dxa"/>
+            </w:tcMar>
+            <w:vAlign w:val="center"/>
+            <w:hideMark/>
+          </w:tcPr>
+          <w:p>
+            <w:pPr>
+              <w:jc w:val="center"/>
+              <w:rPr>
+                <w:rFonts w:ascii="Times New Roman" w:hAnsi="Times New Roman" w:cs="Times New Roman"/>
+                <w:sz w:val="28"/>
+                <w:szCs w:val="28"/>
+              </w:rPr>
+            </w:pPr>
+            <w:r>
+              <w:rPr>
+                <w:rFonts w:ascii="Times New Roman" w:hAnsi="Times New Roman" w:cs="Times New Roman"/>
+                <w:b/>
+                <w:bCs/>
+                <w:sz w:val="28"/>
+                <w:szCs w:val="28"/>
+              </w:rPr>
+              <w:t>TSgray.png</w:t>
+            </w:r>
+          </w:p>
+        </w:tc>
+        <w:tc>
+          <w:tcPr>
+            <w:tcW w:w="0" w:type="auto"/>
+            <w:tcBorders>
+              <w:top w:val="single" w:sz="6" w:space="0" w:color="auto"/>
+              <w:left w:val="single" w:sz="6" w:space="0" w:color="auto"/>
+              <w:bottom w:val="single" w:sz="6" w:space="0" w:color="auto"/>
+              <w:right w:val="single" w:sz="6" w:space="0" w:color="auto"/>
+            </w:tcBorders>
+            <w:tcMar>
+              <w:top w:w="240" w:type="dxa"/>
+              <w:left w:w="0" w:type="dxa"/>
+              <w:bottom w:w="240" w:type="dxa"/>
+              <w:right w:w="0" w:type="dxa"/>
+            </w:tcMar>
+            <w:vAlign w:val="center"/>
+            <w:hideMark/>
+          </w:tcPr>
+          <w:p>
+            <w:pPr>
+              <w:jc w:val="center"/>
+              <w:rPr>
+                <w:rFonts w:ascii="Times New Roman" w:hAnsi="Times New Roman" w:cs="Times New Roman"/>
+                <w:sz w:val="28"/>
+                <w:szCs w:val="28"/>
+              </w:rPr>
+            </w:pPr>
+            <w:proofErr w:type="spellStart"/>
+            <w:r>
+              <w:rPr>
+                <w:rFonts w:ascii="Times New Roman" w:hAnsi="Times New Roman" w:cs="Times New Roman"/>
+                <w:sz w:val="28"/>
+                <w:szCs w:val="28"/>
+              </w:rPr>
+              <w:t>Biểu</w:t>
+            </w:r>
+            <w:proofErr w:type="spellEnd"/>
+            <w:r>
+              <w:rPr>
+                <w:rFonts w:ascii="Times New Roman" w:hAnsi="Times New Roman" w:cs="Times New Roman"/>
+                <w:sz w:val="28"/>
+                <w:szCs w:val="28"/>
+              </w:rPr>
+              <w:t xml:space="preserve"> </w:t>
+            </w:r>
+            <w:proofErr w:type="spellStart"/>
+            <w:r>
+              <w:rPr>
+                <w:rFonts w:ascii="Times New Roman" w:hAnsi="Times New Roman" w:cs="Times New Roman"/>
+                <w:sz w:val="28"/>
+                <w:szCs w:val="28"/>
+              </w:rPr>
+              <w:t>tượng</w:t>
+            </w:r>
+            <w:proofErr w:type="spellEnd"/>
+            <w:r>
+              <w:rPr>
+                <w:rFonts w:ascii="Times New Roman" w:hAnsi="Times New Roman" w:cs="Times New Roman"/>
+                <w:sz w:val="28"/>
+                <w:szCs w:val="28"/>
+              </w:rPr>
+              <w:t xml:space="preserve"> </w:t>
+            </w:r>
+            <w:proofErr w:type="spellStart"/>
+            <w:r>
+              <w:rPr>
+                <w:rFonts w:ascii="Times New Roman" w:hAnsi="Times New Roman" w:cs="Times New Roman"/>
+                <w:sz w:val="28"/>
+                <w:szCs w:val="28"/>
+              </w:rPr>
+              <w:t>xoáy</w:t>
+            </w:r>
+            <w:proofErr w:type="spellEnd"/>
+            <w:r>
+              <w:rPr>
+                <w:rFonts w:ascii="Times New Roman" w:hAnsi="Times New Roman" w:cs="Times New Roman"/>
+                <w:sz w:val="28"/>
+                <w:szCs w:val="28"/>
+              </w:rPr>
+              <w:t xml:space="preserve"> </w:t>
+            </w:r>
+            <w:proofErr w:type="spellStart"/>
+            <w:r>
+              <w:rPr>
+                <w:rFonts w:ascii="Times New Roman" w:hAnsi="Times New Roman" w:cs="Times New Roman"/>
+                <w:sz w:val="28"/>
+                <w:szCs w:val="28"/>
+              </w:rPr>
+              <w:t>xám</w:t>
+            </w:r>
+            <w:proofErr w:type="spellEnd"/>
+            <w:r>
+              <w:rPr>
+                <w:rFonts w:ascii="Times New Roman" w:hAnsi="Times New Roman" w:cs="Times New Roman"/>
+                <w:sz w:val="28"/>
+                <w:szCs w:val="28"/>
+              </w:rPr>
+              <w:t xml:space="preserve">: </w:t>
+            </w:r>
+            <w:proofErr w:type="spellStart"/>
+            <w:r>
+              <w:rPr>
+                <w:rFonts w:ascii="Times New Roman" w:hAnsi="Times New Roman" w:cs="Times New Roman"/>
+                <w:sz w:val="28"/>
+                <w:szCs w:val="28"/>
+              </w:rPr>
+              <w:t>Vị</w:t>
+            </w:r>
+            <w:proofErr w:type="spellEnd"/>
+            <w:r>
+              <w:rPr>
+                <w:rFonts w:ascii="Times New Roman" w:hAnsi="Times New Roman" w:cs="Times New Roman"/>
+                <w:sz w:val="28"/>
+                <w:szCs w:val="28"/>
+              </w:rPr>
+              <w:t xml:space="preserve"> </w:t>
+            </w:r>
+            <w:proofErr w:type="spellStart"/>
+            <w:r>
+              <w:rPr>
+                <w:rFonts w:ascii="Times New Roman" w:hAnsi="Times New Roman" w:cs="Times New Roman"/>
+                <w:sz w:val="28"/>
+                <w:szCs w:val="28"/>
+              </w:rPr>
+              <w:t>trí</w:t>
+            </w:r>
+            <w:proofErr w:type="spellEnd"/>
+            <w:r>
+              <w:rPr>
+                <w:rFonts w:ascii="Times New Roman" w:hAnsi="Times New Roman" w:cs="Times New Roman"/>
+                <w:sz w:val="28"/>
+                <w:szCs w:val="28"/>
+              </w:rPr>
+              <w:t xml:space="preserve"> </w:t>
+            </w:r>
+            <w:proofErr w:type="spellStart"/>
+            <w:r>
+              <w:rPr>
+                <w:rFonts w:ascii="Times New Roman" w:hAnsi="Times New Roman" w:cs="Times New Roman"/>
+                <w:sz w:val="28"/>
+                <w:szCs w:val="28"/>
+              </w:rPr>
+              <w:t>cũ</w:t>
+            </w:r>
+            <w:proofErr w:type="spellEnd"/>
+            <w:r>
+              <w:rPr>
+                <w:rFonts w:ascii="Times New Roman" w:hAnsi="Times New Roman" w:cs="Times New Roman"/>
+                <w:sz w:val="28"/>
+                <w:szCs w:val="28"/>
+              </w:rPr>
+              <w:t xml:space="preserve"> </w:t>
+            </w:r>
+            <w:proofErr w:type="spellStart"/>
+            <w:r>
+              <w:rPr>
+                <w:rFonts w:ascii="Times New Roman" w:hAnsi="Times New Roman" w:cs="Times New Roman"/>
+                <w:sz w:val="28"/>
+                <w:szCs w:val="28"/>
+              </w:rPr>
+              <w:t>của</w:t>
+            </w:r>
+            <w:proofErr w:type="spellEnd"/>
+            <w:r>
+              <w:rPr>
+                <w:rFonts w:ascii="Times New Roman" w:hAnsi="Times New Roman" w:cs="Times New Roman"/>
+                <w:sz w:val="28"/>
+                <w:szCs w:val="28"/>
+              </w:rPr>
+              <w:t xml:space="preserve"> </w:t>
+            </w:r>
+            <w:proofErr w:type="spellStart"/>
+            <w:r>
+              <w:rPr>
+                <w:rFonts w:ascii="Times New Roman" w:hAnsi="Times New Roman" w:cs="Times New Roman"/>
+                <w:sz w:val="28"/>
+                <w:szCs w:val="28"/>
+              </w:rPr>
+              <w:t>bão</w:t>
+            </w:r>
+            <w:proofErr w:type="spellEnd"/>
+            <w:r>
+              <w:rPr>
+                <w:rFonts w:ascii="Times New Roman" w:hAnsi="Times New Roman" w:cs="Times New Roman"/>
+                <w:sz w:val="28"/>
+                <w:szCs w:val="28"/>
+              </w:rPr>
+              <w:t xml:space="preserve"> </w:t>
+            </w:r>
+            <w:proofErr w:type="spellStart"/>
+            <w:r>
+              <w:rPr>
+                <w:rFonts w:ascii="Times New Roman" w:hAnsi="Times New Roman" w:cs="Times New Roman"/>
+                <w:sz w:val="28"/>
+                <w:szCs w:val="28"/>
+              </w:rPr>
+              <w:t>nhiệt</w:t>
+            </w:r>
+            <w:proofErr w:type="spellEnd"/>
+            <w:r>
+              <w:rPr>
+                <w:rFonts w:ascii="Times New Roman" w:hAnsi="Times New Roman" w:cs="Times New Roman"/>
+                <w:sz w:val="28"/>
+                <w:szCs w:val="28"/>
+              </w:rPr>
+              <w:t xml:space="preserve"> </w:t>
+            </w:r>
+            <w:proofErr w:type="spellStart"/>
+            <w:r>
+              <w:rPr>
+                <w:rFonts w:ascii="Times New Roman" w:hAnsi="Times New Roman" w:cs="Times New Roman"/>
+                <w:sz w:val="28"/>
+                <w:szCs w:val="28"/>
+              </w:rPr>
+              <w:t>đới</w:t>
+            </w:r>
+            <w:proofErr w:type="spellEnd"/>
+            <w:r>
+              <w:rPr>
+                <w:rFonts w:ascii="Times New Roman" w:hAnsi="Times New Roman" w:cs="Times New Roman"/>
+                <w:sz w:val="28"/>
+                <w:szCs w:val="28"/>
+              </w:rPr>
+              <w:t>.</w:t>
+            </w:r>
+          </w:p>
+        </w:tc>
+      </w:tr>
+      <w:tr>
+        <w:trPr>
+          <w:tblCellSpacing w:w="15" w:type="dxa"/>
+        </w:trPr>
+        <w:tc>
+          <w:tcPr>
+            <w:tcW w:w="0" w:type="auto"/>
+            <w:tcBorders>
+              <w:top w:val="single" w:sz="6" w:space="0" w:color="auto"/>
+              <w:left w:val="single" w:sz="6" w:space="0" w:color="auto"/>
+              <w:bottom w:val="single" w:sz="6" w:space="0" w:color="auto"/>
+              <w:right w:val="single" w:sz="6" w:space="0" w:color="auto"/>
+            </w:tcBorders>
+            <w:tcMar>
+              <w:top w:w="240" w:type="dxa"/>
+              <w:left w:w="0" w:type="dxa"/>
+              <w:bottom w:w="240" w:type="dxa"/>
+              <w:right w:w="180" w:type="dxa"/>
+            </w:tcMar>
+            <w:vAlign w:val="center"/>
+            <w:hideMark/>
+          </w:tcPr>
+          <w:p>
+            <w:pPr>
+              <w:jc w:val="center"/>
+              <w:rPr>
+                <w:rFonts w:ascii="Times New Roman" w:hAnsi="Times New Roman" w:cs="Times New Roman"/>
+                <w:sz w:val="28"/>
+                <w:szCs w:val="28"/>
+              </w:rPr>
+            </w:pPr>
+            <w:r>
+              <w:rPr>
+                <w:rFonts w:ascii="Times New Roman" w:hAnsi="Times New Roman" w:cs="Times New Roman"/>
+                <w:b/>
+                <w:bCs/>
+                <w:sz w:val="28"/>
+                <w:szCs w:val="28"/>
+              </w:rPr>
+              <w:t>TSSH.png</w:t>
+            </w:r>
+          </w:p>
+        </w:tc>
+        <w:tc>
+          <w:tcPr>
+            <w:tcW w:w="0" w:type="auto"/>
+            <w:tcBorders>
+              <w:top w:val="single" w:sz="6" w:space="0" w:color="auto"/>
+              <w:left w:val="single" w:sz="6" w:space="0" w:color="auto"/>
+              <w:bottom w:val="single" w:sz="6" w:space="0" w:color="auto"/>
+              <w:right w:val="single" w:sz="6" w:space="0" w:color="auto"/>
+            </w:tcBorders>
+            <w:tcMar>
+              <w:top w:w="240" w:type="dxa"/>
+              <w:left w:w="0" w:type="dxa"/>
+              <w:bottom w:w="240" w:type="dxa"/>
+              <w:right w:w="0" w:type="dxa"/>
+            </w:tcMar>
+            <w:vAlign w:val="center"/>
+            <w:hideMark/>
+          </w:tcPr>
+          <w:p>
+            <w:pPr>
+              <w:jc w:val="center"/>
+              <w:rPr>
+                <w:rFonts w:ascii="Times New Roman" w:hAnsi="Times New Roman" w:cs="Times New Roman"/>
+                <w:sz w:val="28"/>
+                <w:szCs w:val="28"/>
+              </w:rPr>
+            </w:pPr>
+            <w:proofErr w:type="spellStart"/>
+            <w:r>
+              <w:rPr>
+                <w:rFonts w:ascii="Times New Roman" w:hAnsi="Times New Roman" w:cs="Times New Roman"/>
+                <w:sz w:val="28"/>
+                <w:szCs w:val="28"/>
+              </w:rPr>
+              <w:t>Biểu</w:t>
+            </w:r>
+            <w:proofErr w:type="spellEnd"/>
+            <w:r>
+              <w:rPr>
+                <w:rFonts w:ascii="Times New Roman" w:hAnsi="Times New Roman" w:cs="Times New Roman"/>
+                <w:sz w:val="28"/>
+                <w:szCs w:val="28"/>
+              </w:rPr>
+              <w:t xml:space="preserve"> </w:t>
+            </w:r>
+            <w:proofErr w:type="spellStart"/>
+            <w:r>
+              <w:rPr>
+                <w:rFonts w:ascii="Times New Roman" w:hAnsi="Times New Roman" w:cs="Times New Roman"/>
+                <w:sz w:val="28"/>
+                <w:szCs w:val="28"/>
+              </w:rPr>
+              <w:t>tượng</w:t>
+            </w:r>
+            <w:proofErr w:type="spellEnd"/>
+            <w:r>
+              <w:rPr>
+                <w:rFonts w:ascii="Times New Roman" w:hAnsi="Times New Roman" w:cs="Times New Roman"/>
+                <w:sz w:val="28"/>
+                <w:szCs w:val="28"/>
+              </w:rPr>
+              <w:t xml:space="preserve"> </w:t>
+            </w:r>
+            <w:proofErr w:type="spellStart"/>
+            <w:r>
+              <w:rPr>
+                <w:rFonts w:ascii="Times New Roman" w:hAnsi="Times New Roman" w:cs="Times New Roman"/>
+                <w:sz w:val="28"/>
+                <w:szCs w:val="28"/>
+              </w:rPr>
+              <w:t>xoáy</w:t>
+            </w:r>
+            <w:proofErr w:type="spellEnd"/>
+            <w:r>
+              <w:rPr>
+                <w:rFonts w:ascii="Times New Roman" w:hAnsi="Times New Roman" w:cs="Times New Roman"/>
+                <w:sz w:val="28"/>
+                <w:szCs w:val="28"/>
+              </w:rPr>
+              <w:t xml:space="preserve"> </w:t>
+            </w:r>
+            <w:proofErr w:type="spellStart"/>
+            <w:r>
+              <w:rPr>
+                <w:rFonts w:ascii="Times New Roman" w:hAnsi="Times New Roman" w:cs="Times New Roman"/>
+                <w:sz w:val="28"/>
+                <w:szCs w:val="28"/>
+              </w:rPr>
+              <w:t>đỏ</w:t>
+            </w:r>
+            <w:proofErr w:type="spellEnd"/>
+            <w:r>
+              <w:rPr>
+                <w:rFonts w:ascii="Times New Roman" w:hAnsi="Times New Roman" w:cs="Times New Roman"/>
+                <w:sz w:val="28"/>
+                <w:szCs w:val="28"/>
+              </w:rPr>
+              <w:t xml:space="preserve"> (</w:t>
+            </w:r>
+            <w:proofErr w:type="spellStart"/>
+            <w:r>
+              <w:rPr>
+                <w:rFonts w:ascii="Times New Roman" w:hAnsi="Times New Roman" w:cs="Times New Roman"/>
+                <w:sz w:val="28"/>
+                <w:szCs w:val="28"/>
+              </w:rPr>
+              <w:t>ngược</w:t>
+            </w:r>
+            <w:proofErr w:type="spellEnd"/>
+            <w:r>
+              <w:rPr>
+                <w:rFonts w:ascii="Times New Roman" w:hAnsi="Times New Roman" w:cs="Times New Roman"/>
+                <w:sz w:val="28"/>
+                <w:szCs w:val="28"/>
+              </w:rPr>
+              <w:t xml:space="preserve"> </w:t>
+            </w:r>
+            <w:proofErr w:type="spellStart"/>
+            <w:r>
+              <w:rPr>
+                <w:rFonts w:ascii="Times New Roman" w:hAnsi="Times New Roman" w:cs="Times New Roman"/>
+                <w:sz w:val="28"/>
+                <w:szCs w:val="28"/>
+              </w:rPr>
+              <w:t>chiều</w:t>
+            </w:r>
+            <w:proofErr w:type="spellEnd"/>
+            <w:r>
+              <w:rPr>
+                <w:rFonts w:ascii="Times New Roman" w:hAnsi="Times New Roman" w:cs="Times New Roman"/>
+                <w:sz w:val="28"/>
+                <w:szCs w:val="28"/>
+              </w:rPr>
+              <w:t xml:space="preserve"> TS): </w:t>
+            </w:r>
+            <w:proofErr w:type="spellStart"/>
+            <w:r>
+              <w:rPr>
+                <w:rFonts w:ascii="Times New Roman" w:hAnsi="Times New Roman" w:cs="Times New Roman"/>
+                <w:sz w:val="28"/>
+                <w:szCs w:val="28"/>
+              </w:rPr>
+              <w:t>Bão</w:t>
+            </w:r>
+            <w:proofErr w:type="spellEnd"/>
+            <w:r>
+              <w:rPr>
+                <w:rFonts w:ascii="Times New Roman" w:hAnsi="Times New Roman" w:cs="Times New Roman"/>
+                <w:sz w:val="28"/>
+                <w:szCs w:val="28"/>
+              </w:rPr>
+              <w:t xml:space="preserve"> </w:t>
+            </w:r>
+            <w:proofErr w:type="spellStart"/>
+            <w:r>
+              <w:rPr>
+                <w:rFonts w:ascii="Times New Roman" w:hAnsi="Times New Roman" w:cs="Times New Roman"/>
+                <w:sz w:val="28"/>
+                <w:szCs w:val="28"/>
+              </w:rPr>
+              <w:t>nhiệt</w:t>
+            </w:r>
+            <w:proofErr w:type="spellEnd"/>
+            <w:r>
+              <w:rPr>
+                <w:rFonts w:ascii="Times New Roman" w:hAnsi="Times New Roman" w:cs="Times New Roman"/>
+                <w:sz w:val="28"/>
+                <w:szCs w:val="28"/>
+              </w:rPr>
+              <w:t xml:space="preserve"> </w:t>
+            </w:r>
+            <w:proofErr w:type="spellStart"/>
+            <w:r>
+              <w:rPr>
+                <w:rFonts w:ascii="Times New Roman" w:hAnsi="Times New Roman" w:cs="Times New Roman"/>
+                <w:sz w:val="28"/>
+                <w:szCs w:val="28"/>
+              </w:rPr>
+              <w:t>đới</w:t>
+            </w:r>
+            <w:proofErr w:type="spellEnd"/>
+            <w:r>
+              <w:rPr>
+                <w:rFonts w:ascii="Times New Roman" w:hAnsi="Times New Roman" w:cs="Times New Roman"/>
+                <w:sz w:val="28"/>
+                <w:szCs w:val="28"/>
+              </w:rPr>
+              <w:t xml:space="preserve"> </w:t>
+            </w:r>
+            <w:proofErr w:type="spellStart"/>
+            <w:r>
+              <w:rPr>
+                <w:rFonts w:ascii="Times New Roman" w:hAnsi="Times New Roman" w:cs="Times New Roman"/>
+                <w:sz w:val="28"/>
+                <w:szCs w:val="28"/>
+              </w:rPr>
+              <w:t>tại</w:t>
+            </w:r>
+            <w:proofErr w:type="spellEnd"/>
+            <w:r>
+              <w:rPr>
+                <w:rFonts w:ascii="Times New Roman" w:hAnsi="Times New Roman" w:cs="Times New Roman"/>
+                <w:sz w:val="28"/>
+                <w:szCs w:val="28"/>
+              </w:rPr>
+              <w:t xml:space="preserve"> </w:t>
+            </w:r>
+            <w:r>
+              <w:rPr>
+                <w:rFonts w:ascii="Times New Roman" w:hAnsi="Times New Roman" w:cs="Times New Roman"/>
+                <w:b/>
+                <w:bCs/>
+                <w:sz w:val="28"/>
+                <w:szCs w:val="28"/>
+              </w:rPr>
+              <w:t xml:space="preserve">Bán </w:t>
+            </w:r>
+            <w:proofErr w:type="spellStart"/>
+            <w:r>
+              <w:rPr>
+                <w:rFonts w:ascii="Times New Roman" w:hAnsi="Times New Roman" w:cs="Times New Roman"/>
+                <w:b/>
+                <w:bCs/>
+                <w:sz w:val="28"/>
+                <w:szCs w:val="28"/>
+              </w:rPr>
+              <w:t>cầu</w:t>
+            </w:r>
+            <w:proofErr w:type="spellEnd"/>
+            <w:r>
+              <w:rPr>
+                <w:rFonts w:ascii="Times New Roman" w:hAnsi="Times New Roman" w:cs="Times New Roman"/>
+                <w:b/>
+                <w:bCs/>
+                <w:sz w:val="28"/>
+                <w:szCs w:val="28"/>
+              </w:rPr>
+              <w:t xml:space="preserve"> Nam</w:t>
+            </w:r>
+            <w:r>
+              <w:rPr>
+                <w:rFonts w:ascii="Times New Roman" w:hAnsi="Times New Roman" w:cs="Times New Roman"/>
+                <w:sz w:val="28"/>
+                <w:szCs w:val="28"/>
+              </w:rPr>
+              <w:t>.</w:t>
+            </w:r>
+          </w:p>
+        </w:tc>
+      </w:tr>
+      <w:tr>
+        <w:trPr>
+          <w:tblCellSpacing w:w="15" w:type="dxa"/>
+        </w:trPr>
+        <w:tc>
+          <w:tcPr>
+            <w:tcW w:w="0" w:type="auto"/>
+            <w:tcBorders>
+              <w:top w:val="single" w:sz="6" w:space="0" w:color="auto"/>
+              <w:left w:val="single" w:sz="6" w:space="0" w:color="auto"/>
+              <w:bottom w:val="single" w:sz="6" w:space="0" w:color="auto"/>
+              <w:right w:val="single" w:sz="6" w:space="0" w:color="auto"/>
+            </w:tcBorders>
+            <w:tcMar>
+              <w:top w:w="240" w:type="dxa"/>
+              <w:left w:w="0" w:type="dxa"/>
+              <w:bottom w:w="240" w:type="dxa"/>
+              <w:right w:w="180" w:type="dxa"/>
+            </w:tcMar>
+            <w:vAlign w:val="center"/>
+            <w:hideMark/>
+          </w:tcPr>
+          <w:p>
+            <w:pPr>
+              <w:jc w:val="center"/>
+              <w:rPr>
+                <w:rFonts w:ascii="Times New Roman" w:hAnsi="Times New Roman" w:cs="Times New Roman"/>
+                <w:sz w:val="28"/>
+                <w:szCs w:val="28"/>
+              </w:rPr>
+            </w:pPr>
+            <w:r>
+              <w:rPr>
+                <w:rFonts w:ascii="Times New Roman" w:hAnsi="Times New Roman" w:cs="Times New Roman"/>
+                <w:b/>
+                <w:bCs/>
+                <w:sz w:val="28"/>
+                <w:szCs w:val="28"/>
+              </w:rPr>
+              <w:t>TSgraySH.png</w:t>
+            </w:r>
+          </w:p>
+        </w:tc>
+        <w:tc>
+          <w:tcPr>
+            <w:tcW w:w="0" w:type="auto"/>
+            <w:tcBorders>
+              <w:top w:val="single" w:sz="6" w:space="0" w:color="auto"/>
+              <w:left w:val="single" w:sz="6" w:space="0" w:color="auto"/>
+              <w:bottom w:val="single" w:sz="6" w:space="0" w:color="auto"/>
+              <w:right w:val="single" w:sz="6" w:space="0" w:color="auto"/>
+            </w:tcBorders>
+            <w:tcMar>
+              <w:top w:w="240" w:type="dxa"/>
+              <w:left w:w="0" w:type="dxa"/>
+              <w:bottom w:w="240" w:type="dxa"/>
+              <w:right w:w="0" w:type="dxa"/>
+            </w:tcMar>
+            <w:vAlign w:val="center"/>
+            <w:hideMark/>
+          </w:tcPr>
+          <w:p>
+            <w:pPr>
+              <w:jc w:val="center"/>
+              <w:rPr>
+                <w:rFonts w:ascii="Times New Roman" w:hAnsi="Times New Roman" w:cs="Times New Roman"/>
+                <w:sz w:val="28"/>
+                <w:szCs w:val="28"/>
+              </w:rPr>
+            </w:pPr>
+            <w:proofErr w:type="spellStart"/>
+            <w:r>
+              <w:rPr>
+                <w:rFonts w:ascii="Times New Roman" w:hAnsi="Times New Roman" w:cs="Times New Roman"/>
+                <w:sz w:val="28"/>
+                <w:szCs w:val="28"/>
+              </w:rPr>
+              <w:t>Biểu</w:t>
+            </w:r>
+            <w:proofErr w:type="spellEnd"/>
+            <w:r>
+              <w:rPr>
+                <w:rFonts w:ascii="Times New Roman" w:hAnsi="Times New Roman" w:cs="Times New Roman"/>
+                <w:sz w:val="28"/>
+                <w:szCs w:val="28"/>
+              </w:rPr>
+              <w:t xml:space="preserve"> </w:t>
+            </w:r>
+            <w:proofErr w:type="spellStart"/>
+            <w:r>
+              <w:rPr>
+                <w:rFonts w:ascii="Times New Roman" w:hAnsi="Times New Roman" w:cs="Times New Roman"/>
+                <w:sz w:val="28"/>
+                <w:szCs w:val="28"/>
+              </w:rPr>
+              <w:t>tượng</w:t>
+            </w:r>
+            <w:proofErr w:type="spellEnd"/>
+            <w:r>
+              <w:rPr>
+                <w:rFonts w:ascii="Times New Roman" w:hAnsi="Times New Roman" w:cs="Times New Roman"/>
+                <w:sz w:val="28"/>
+                <w:szCs w:val="28"/>
+              </w:rPr>
+              <w:t xml:space="preserve"> </w:t>
+            </w:r>
+            <w:proofErr w:type="spellStart"/>
+            <w:r>
+              <w:rPr>
+                <w:rFonts w:ascii="Times New Roman" w:hAnsi="Times New Roman" w:cs="Times New Roman"/>
+                <w:sz w:val="28"/>
+                <w:szCs w:val="28"/>
+              </w:rPr>
+              <w:t>xoáy</w:t>
+            </w:r>
+            <w:proofErr w:type="spellEnd"/>
+            <w:r>
+              <w:rPr>
+                <w:rFonts w:ascii="Times New Roman" w:hAnsi="Times New Roman" w:cs="Times New Roman"/>
+                <w:sz w:val="28"/>
+                <w:szCs w:val="28"/>
+              </w:rPr>
+              <w:t xml:space="preserve"> </w:t>
+            </w:r>
+            <w:proofErr w:type="spellStart"/>
+            <w:r>
+              <w:rPr>
+                <w:rFonts w:ascii="Times New Roman" w:hAnsi="Times New Roman" w:cs="Times New Roman"/>
+                <w:sz w:val="28"/>
+                <w:szCs w:val="28"/>
+              </w:rPr>
+              <w:t>xám</w:t>
+            </w:r>
+            <w:proofErr w:type="spellEnd"/>
+            <w:r>
+              <w:rPr>
+                <w:rFonts w:ascii="Times New Roman" w:hAnsi="Times New Roman" w:cs="Times New Roman"/>
+                <w:sz w:val="28"/>
+                <w:szCs w:val="28"/>
+              </w:rPr>
+              <w:t xml:space="preserve">: </w:t>
+            </w:r>
+            <w:proofErr w:type="spellStart"/>
+            <w:r>
+              <w:rPr>
+                <w:rFonts w:ascii="Times New Roman" w:hAnsi="Times New Roman" w:cs="Times New Roman"/>
+                <w:sz w:val="28"/>
+                <w:szCs w:val="28"/>
+              </w:rPr>
+              <w:t>Vị</w:t>
+            </w:r>
+            <w:proofErr w:type="spellEnd"/>
+            <w:r>
+              <w:rPr>
+                <w:rFonts w:ascii="Times New Roman" w:hAnsi="Times New Roman" w:cs="Times New Roman"/>
+                <w:sz w:val="28"/>
+                <w:szCs w:val="28"/>
+              </w:rPr>
+              <w:t xml:space="preserve"> </w:t>
+            </w:r>
+            <w:proofErr w:type="spellStart"/>
+            <w:r>
+              <w:rPr>
+                <w:rFonts w:ascii="Times New Roman" w:hAnsi="Times New Roman" w:cs="Times New Roman"/>
+                <w:sz w:val="28"/>
+                <w:szCs w:val="28"/>
+              </w:rPr>
+              <w:t>trí</w:t>
+            </w:r>
+            <w:proofErr w:type="spellEnd"/>
+            <w:r>
+              <w:rPr>
+                <w:rFonts w:ascii="Times New Roman" w:hAnsi="Times New Roman" w:cs="Times New Roman"/>
+                <w:sz w:val="28"/>
+                <w:szCs w:val="28"/>
+              </w:rPr>
+              <w:t xml:space="preserve"> </w:t>
+            </w:r>
+            <w:proofErr w:type="spellStart"/>
+            <w:r>
+              <w:rPr>
+                <w:rFonts w:ascii="Times New Roman" w:hAnsi="Times New Roman" w:cs="Times New Roman"/>
+                <w:sz w:val="28"/>
+                <w:szCs w:val="28"/>
+              </w:rPr>
+              <w:t>cũ</w:t>
+            </w:r>
+            <w:proofErr w:type="spellEnd"/>
+            <w:r>
+              <w:rPr>
+                <w:rFonts w:ascii="Times New Roman" w:hAnsi="Times New Roman" w:cs="Times New Roman"/>
+                <w:sz w:val="28"/>
+                <w:szCs w:val="28"/>
+              </w:rPr>
+              <w:t xml:space="preserve"> </w:t>
+            </w:r>
+            <w:proofErr w:type="spellStart"/>
+            <w:r>
+              <w:rPr>
+                <w:rFonts w:ascii="Times New Roman" w:hAnsi="Times New Roman" w:cs="Times New Roman"/>
+                <w:sz w:val="28"/>
+                <w:szCs w:val="28"/>
+              </w:rPr>
+              <w:t>của</w:t>
+            </w:r>
+            <w:proofErr w:type="spellEnd"/>
+            <w:r>
+              <w:rPr>
+                <w:rFonts w:ascii="Times New Roman" w:hAnsi="Times New Roman" w:cs="Times New Roman"/>
+                <w:sz w:val="28"/>
+                <w:szCs w:val="28"/>
+              </w:rPr>
+              <w:t xml:space="preserve"> </w:t>
+            </w:r>
+            <w:proofErr w:type="spellStart"/>
+            <w:r>
+              <w:rPr>
+                <w:rFonts w:ascii="Times New Roman" w:hAnsi="Times New Roman" w:cs="Times New Roman"/>
+                <w:sz w:val="28"/>
+                <w:szCs w:val="28"/>
+              </w:rPr>
+              <w:t>bão</w:t>
+            </w:r>
+            <w:proofErr w:type="spellEnd"/>
+            <w:r>
+              <w:rPr>
+                <w:rFonts w:ascii="Times New Roman" w:hAnsi="Times New Roman" w:cs="Times New Roman"/>
+                <w:sz w:val="28"/>
+                <w:szCs w:val="28"/>
+              </w:rPr>
+              <w:t xml:space="preserve"> </w:t>
+            </w:r>
+            <w:proofErr w:type="spellStart"/>
+            <w:r>
+              <w:rPr>
+                <w:rFonts w:ascii="Times New Roman" w:hAnsi="Times New Roman" w:cs="Times New Roman"/>
+                <w:sz w:val="28"/>
+                <w:szCs w:val="28"/>
+              </w:rPr>
+              <w:t>nhiệt</w:t>
+            </w:r>
+            <w:proofErr w:type="spellEnd"/>
+            <w:r>
+              <w:rPr>
+                <w:rFonts w:ascii="Times New Roman" w:hAnsi="Times New Roman" w:cs="Times New Roman"/>
+                <w:sz w:val="28"/>
+                <w:szCs w:val="28"/>
+              </w:rPr>
+              <w:t xml:space="preserve"> </w:t>
+            </w:r>
+            <w:proofErr w:type="spellStart"/>
+            <w:r>
+              <w:rPr>
+                <w:rFonts w:ascii="Times New Roman" w:hAnsi="Times New Roman" w:cs="Times New Roman"/>
+                <w:sz w:val="28"/>
+                <w:szCs w:val="28"/>
+              </w:rPr>
+              <w:t>đới</w:t>
+            </w:r>
+            <w:proofErr w:type="spellEnd"/>
+            <w:r>
+              <w:rPr>
+                <w:rFonts w:ascii="Times New Roman" w:hAnsi="Times New Roman" w:cs="Times New Roman"/>
+                <w:sz w:val="28"/>
+                <w:szCs w:val="28"/>
+              </w:rPr>
+              <w:t xml:space="preserve"> </w:t>
+            </w:r>
+            <w:proofErr w:type="spellStart"/>
+            <w:r>
+              <w:rPr>
+                <w:rFonts w:ascii="Times New Roman" w:hAnsi="Times New Roman" w:cs="Times New Roman"/>
+                <w:sz w:val="28"/>
+                <w:szCs w:val="28"/>
+              </w:rPr>
+              <w:t>tại</w:t>
+            </w:r>
+            <w:proofErr w:type="spellEnd"/>
+            <w:r>
+              <w:rPr>
+                <w:rFonts w:ascii="Times New Roman" w:hAnsi="Times New Roman" w:cs="Times New Roman"/>
+                <w:sz w:val="28"/>
+                <w:szCs w:val="28"/>
+              </w:rPr>
+              <w:t xml:space="preserve"> Bán </w:t>
+            </w:r>
+            <w:proofErr w:type="spellStart"/>
+            <w:r>
+              <w:rPr>
+                <w:rFonts w:ascii="Times New Roman" w:hAnsi="Times New Roman" w:cs="Times New Roman"/>
+                <w:sz w:val="28"/>
+                <w:szCs w:val="28"/>
+              </w:rPr>
+              <w:t>cầu</w:t>
+            </w:r>
+            <w:proofErr w:type="spellEnd"/>
+            <w:r>
+              <w:rPr>
+                <w:rFonts w:ascii="Times New Roman" w:hAnsi="Times New Roman" w:cs="Times New Roman"/>
+                <w:sz w:val="28"/>
+                <w:szCs w:val="28"/>
+              </w:rPr>
+              <w:t xml:space="preserve"> Nam.</w:t>
+            </w:r>
+          </w:p>
+        </w:tc>
+      </w:tr>
+      <w:tr>
+        <w:trPr>
+          <w:tblCellSpacing w:w="15" w:type="dxa"/>
+        </w:trPr>
+        <w:tc>
+          <w:tcPr>
+            <w:tcW w:w="0" w:type="auto"/>
+            <w:tcBorders>
+              <w:top w:val="single" w:sz="6" w:space="0" w:color="auto"/>
+              <w:left w:val="single" w:sz="6" w:space="0" w:color="auto"/>
+              <w:bottom w:val="single" w:sz="6" w:space="0" w:color="auto"/>
+              <w:right w:val="single" w:sz="6" w:space="0" w:color="auto"/>
+            </w:tcBorders>
+            <w:tcMar>
+              <w:top w:w="240" w:type="dxa"/>
+              <w:left w:w="0" w:type="dxa"/>
+              <w:bottom w:w="240" w:type="dxa"/>
+              <w:right w:w="180" w:type="dxa"/>
+            </w:tcMar>
+            <w:vAlign w:val="center"/>
+            <w:hideMark/>
+          </w:tcPr>
+          <w:p>
+            <w:pPr>
+              <w:jc w:val="center"/>
+              <w:rPr>
+                <w:rFonts w:ascii="Times New Roman" w:hAnsi="Times New Roman" w:cs="Times New Roman"/>
+                <w:sz w:val="28"/>
+                <w:szCs w:val="28"/>
+              </w:rPr>
+            </w:pPr>
+            <w:r>
+              <w:rPr>
+                <w:rFonts w:ascii="Times New Roman" w:hAnsi="Times New Roman" w:cs="Times New Roman"/>
+                <w:b/>
+                <w:bCs/>
+                <w:sz w:val="28"/>
+                <w:szCs w:val="28"/>
+              </w:rPr>
+              <w:t>TY.png</w:t>
+            </w:r>
+          </w:p>
+        </w:tc>
+        <w:tc>
+          <w:tcPr>
+            <w:tcW w:w="0" w:type="auto"/>
+            <w:tcBorders>
+              <w:top w:val="single" w:sz="6" w:space="0" w:color="auto"/>
+              <w:left w:val="single" w:sz="6" w:space="0" w:color="auto"/>
+              <w:bottom w:val="single" w:sz="6" w:space="0" w:color="auto"/>
+              <w:right w:val="single" w:sz="6" w:space="0" w:color="auto"/>
+            </w:tcBorders>
+            <w:tcMar>
+              <w:top w:w="240" w:type="dxa"/>
+              <w:left w:w="0" w:type="dxa"/>
+              <w:bottom w:w="240" w:type="dxa"/>
+              <w:right w:w="0" w:type="dxa"/>
+            </w:tcMar>
+            <w:vAlign w:val="center"/>
+            <w:hideMark/>
+          </w:tcPr>
+          <w:p>
+            <w:pPr>
+              <w:jc w:val="center"/>
+              <w:rPr>
+                <w:rFonts w:ascii="Times New Roman" w:hAnsi="Times New Roman" w:cs="Times New Roman"/>
+                <w:sz w:val="28"/>
+                <w:szCs w:val="28"/>
+              </w:rPr>
+            </w:pPr>
+            <w:proofErr w:type="spellStart"/>
+            <w:r>
+              <w:rPr>
+                <w:rFonts w:ascii="Times New Roman" w:hAnsi="Times New Roman" w:cs="Times New Roman"/>
+                <w:sz w:val="28"/>
+                <w:szCs w:val="28"/>
+              </w:rPr>
+              <w:t>Biểu</w:t>
+            </w:r>
+            <w:proofErr w:type="spellEnd"/>
+            <w:r>
+              <w:rPr>
+                <w:rFonts w:ascii="Times New Roman" w:hAnsi="Times New Roman" w:cs="Times New Roman"/>
+                <w:sz w:val="28"/>
+                <w:szCs w:val="28"/>
+              </w:rPr>
+              <w:t xml:space="preserve"> </w:t>
+            </w:r>
+            <w:proofErr w:type="spellStart"/>
+            <w:r>
+              <w:rPr>
+                <w:rFonts w:ascii="Times New Roman" w:hAnsi="Times New Roman" w:cs="Times New Roman"/>
+                <w:sz w:val="28"/>
+                <w:szCs w:val="28"/>
+              </w:rPr>
+              <w:t>tượng</w:t>
+            </w:r>
+            <w:proofErr w:type="spellEnd"/>
+            <w:r>
+              <w:rPr>
+                <w:rFonts w:ascii="Times New Roman" w:hAnsi="Times New Roman" w:cs="Times New Roman"/>
+                <w:sz w:val="28"/>
+                <w:szCs w:val="28"/>
+              </w:rPr>
+              <w:t xml:space="preserve"> </w:t>
+            </w:r>
+            <w:proofErr w:type="spellStart"/>
+            <w:r>
+              <w:rPr>
+                <w:rFonts w:ascii="Times New Roman" w:hAnsi="Times New Roman" w:cs="Times New Roman"/>
+                <w:sz w:val="28"/>
+                <w:szCs w:val="28"/>
+              </w:rPr>
+              <w:t>xoáy</w:t>
+            </w:r>
+            <w:proofErr w:type="spellEnd"/>
+            <w:r>
+              <w:rPr>
+                <w:rFonts w:ascii="Times New Roman" w:hAnsi="Times New Roman" w:cs="Times New Roman"/>
+                <w:sz w:val="28"/>
+                <w:szCs w:val="28"/>
+              </w:rPr>
+              <w:t xml:space="preserve"> </w:t>
+            </w:r>
+            <w:proofErr w:type="spellStart"/>
+            <w:r>
+              <w:rPr>
+                <w:rFonts w:ascii="Times New Roman" w:hAnsi="Times New Roman" w:cs="Times New Roman"/>
+                <w:sz w:val="28"/>
+                <w:szCs w:val="28"/>
+              </w:rPr>
+              <w:t>đỏ</w:t>
+            </w:r>
+            <w:proofErr w:type="spellEnd"/>
+            <w:r>
+              <w:rPr>
+                <w:rFonts w:ascii="Times New Roman" w:hAnsi="Times New Roman" w:cs="Times New Roman"/>
+                <w:sz w:val="28"/>
+                <w:szCs w:val="28"/>
+              </w:rPr>
+              <w:t xml:space="preserve"> </w:t>
+            </w:r>
+            <w:proofErr w:type="spellStart"/>
+            <w:r>
+              <w:rPr>
+                <w:rFonts w:ascii="Times New Roman" w:hAnsi="Times New Roman" w:cs="Times New Roman"/>
+                <w:sz w:val="28"/>
+                <w:szCs w:val="28"/>
+              </w:rPr>
+              <w:t>đậm</w:t>
+            </w:r>
+            <w:proofErr w:type="spellEnd"/>
+            <w:r>
+              <w:rPr>
+                <w:rFonts w:ascii="Times New Roman" w:hAnsi="Times New Roman" w:cs="Times New Roman"/>
+                <w:sz w:val="28"/>
+                <w:szCs w:val="28"/>
+              </w:rPr>
+              <w:t>/</w:t>
+            </w:r>
+            <w:proofErr w:type="spellStart"/>
+            <w:r>
+              <w:rPr>
+                <w:rFonts w:ascii="Times New Roman" w:hAnsi="Times New Roman" w:cs="Times New Roman"/>
+                <w:sz w:val="28"/>
+                <w:szCs w:val="28"/>
+              </w:rPr>
+              <w:t>lớn</w:t>
+            </w:r>
+            <w:proofErr w:type="spellEnd"/>
+            <w:r>
+              <w:rPr>
+                <w:rFonts w:ascii="Times New Roman" w:hAnsi="Times New Roman" w:cs="Times New Roman"/>
+                <w:sz w:val="28"/>
+                <w:szCs w:val="28"/>
+              </w:rPr>
+              <w:t xml:space="preserve"> </w:t>
+            </w:r>
+            <w:proofErr w:type="spellStart"/>
+            <w:r>
+              <w:rPr>
+                <w:rFonts w:ascii="Times New Roman" w:hAnsi="Times New Roman" w:cs="Times New Roman"/>
+                <w:sz w:val="28"/>
+                <w:szCs w:val="28"/>
+              </w:rPr>
+              <w:t>hơn</w:t>
+            </w:r>
+            <w:proofErr w:type="spellEnd"/>
+            <w:r>
+              <w:rPr>
+                <w:rFonts w:ascii="Times New Roman" w:hAnsi="Times New Roman" w:cs="Times New Roman"/>
+                <w:sz w:val="28"/>
+                <w:szCs w:val="28"/>
+              </w:rPr>
+              <w:t xml:space="preserve">: </w:t>
+            </w:r>
+            <w:proofErr w:type="spellStart"/>
+            <w:r>
+              <w:rPr>
+                <w:rFonts w:ascii="Times New Roman" w:hAnsi="Times New Roman" w:cs="Times New Roman"/>
+                <w:sz w:val="28"/>
+                <w:szCs w:val="28"/>
+              </w:rPr>
+              <w:t>Bão</w:t>
+            </w:r>
+            <w:proofErr w:type="spellEnd"/>
+            <w:r>
+              <w:rPr>
+                <w:rFonts w:ascii="Times New Roman" w:hAnsi="Times New Roman" w:cs="Times New Roman"/>
+                <w:sz w:val="28"/>
+                <w:szCs w:val="28"/>
+              </w:rPr>
+              <w:t xml:space="preserve"> </w:t>
+            </w:r>
+            <w:proofErr w:type="spellStart"/>
+            <w:r>
+              <w:rPr>
+                <w:rFonts w:ascii="Times New Roman" w:hAnsi="Times New Roman" w:cs="Times New Roman"/>
+                <w:sz w:val="28"/>
+                <w:szCs w:val="28"/>
+              </w:rPr>
+              <w:t>mạnh</w:t>
+            </w:r>
+            <w:proofErr w:type="spellEnd"/>
+            <w:r>
+              <w:rPr>
+                <w:rFonts w:ascii="Times New Roman" w:hAnsi="Times New Roman" w:cs="Times New Roman"/>
+                <w:sz w:val="28"/>
+                <w:szCs w:val="28"/>
+              </w:rPr>
+              <w:t xml:space="preserve"> (Typhoon).</w:t>
+            </w:r>
+          </w:p>
+        </w:tc>
+      </w:tr>
+      <w:tr>
+        <w:trPr>
+          <w:tblCellSpacing w:w="15" w:type="dxa"/>
+        </w:trPr>
+        <w:tc>
+          <w:tcPr>
+            <w:tcW w:w="0" w:type="auto"/>
+            <w:tcBorders>
+              <w:top w:val="single" w:sz="6" w:space="0" w:color="auto"/>
+              <w:left w:val="single" w:sz="6" w:space="0" w:color="auto"/>
+              <w:bottom w:val="single" w:sz="6" w:space="0" w:color="auto"/>
+              <w:right w:val="single" w:sz="6" w:space="0" w:color="auto"/>
+            </w:tcBorders>
+            <w:tcMar>
+              <w:top w:w="240" w:type="dxa"/>
+              <w:left w:w="0" w:type="dxa"/>
+              <w:bottom w:w="240" w:type="dxa"/>
+              <w:right w:w="180" w:type="dxa"/>
+            </w:tcMar>
+            <w:vAlign w:val="center"/>
+            <w:hideMark/>
+          </w:tcPr>
+          <w:p>
+            <w:pPr>
+              <w:jc w:val="center"/>
+              <w:rPr>
+                <w:rFonts w:ascii="Times New Roman" w:hAnsi="Times New Roman" w:cs="Times New Roman"/>
+                <w:sz w:val="28"/>
+                <w:szCs w:val="28"/>
+              </w:rPr>
+            </w:pPr>
+            <w:r>
+              <w:rPr>
+                <w:rFonts w:ascii="Times New Roman" w:hAnsi="Times New Roman" w:cs="Times New Roman"/>
+                <w:b/>
+                <w:bCs/>
+                <w:sz w:val="28"/>
+                <w:szCs w:val="28"/>
+              </w:rPr>
+              <w:t>TYgray.png</w:t>
+            </w:r>
+          </w:p>
+        </w:tc>
+        <w:tc>
+          <w:tcPr>
+            <w:tcW w:w="0" w:type="auto"/>
+            <w:tcBorders>
+              <w:top w:val="single" w:sz="6" w:space="0" w:color="auto"/>
+              <w:left w:val="single" w:sz="6" w:space="0" w:color="auto"/>
+              <w:bottom w:val="single" w:sz="6" w:space="0" w:color="auto"/>
+              <w:right w:val="single" w:sz="6" w:space="0" w:color="auto"/>
+            </w:tcBorders>
+            <w:tcMar>
+              <w:top w:w="240" w:type="dxa"/>
+              <w:left w:w="0" w:type="dxa"/>
+              <w:bottom w:w="240" w:type="dxa"/>
+              <w:right w:w="0" w:type="dxa"/>
+            </w:tcMar>
+            <w:vAlign w:val="center"/>
+            <w:hideMark/>
+          </w:tcPr>
+          <w:p>
+            <w:pPr>
+              <w:jc w:val="center"/>
+              <w:rPr>
+                <w:rFonts w:ascii="Times New Roman" w:hAnsi="Times New Roman" w:cs="Times New Roman"/>
+                <w:sz w:val="28"/>
+                <w:szCs w:val="28"/>
+              </w:rPr>
+            </w:pPr>
+            <w:proofErr w:type="spellStart"/>
+            <w:r>
+              <w:rPr>
+                <w:rFonts w:ascii="Times New Roman" w:hAnsi="Times New Roman" w:cs="Times New Roman"/>
+                <w:sz w:val="28"/>
+                <w:szCs w:val="28"/>
+              </w:rPr>
+              <w:t>Vị</w:t>
+            </w:r>
+            <w:proofErr w:type="spellEnd"/>
+            <w:r>
+              <w:rPr>
+                <w:rFonts w:ascii="Times New Roman" w:hAnsi="Times New Roman" w:cs="Times New Roman"/>
+                <w:sz w:val="28"/>
+                <w:szCs w:val="28"/>
+              </w:rPr>
+              <w:t xml:space="preserve"> </w:t>
+            </w:r>
+            <w:proofErr w:type="spellStart"/>
+            <w:r>
+              <w:rPr>
+                <w:rFonts w:ascii="Times New Roman" w:hAnsi="Times New Roman" w:cs="Times New Roman"/>
+                <w:sz w:val="28"/>
+                <w:szCs w:val="28"/>
+              </w:rPr>
+              <w:t>trí</w:t>
+            </w:r>
+            <w:proofErr w:type="spellEnd"/>
+            <w:r>
+              <w:rPr>
+                <w:rFonts w:ascii="Times New Roman" w:hAnsi="Times New Roman" w:cs="Times New Roman"/>
+                <w:sz w:val="28"/>
+                <w:szCs w:val="28"/>
+              </w:rPr>
+              <w:t xml:space="preserve"> </w:t>
+            </w:r>
+            <w:proofErr w:type="spellStart"/>
+            <w:r>
+              <w:rPr>
+                <w:rFonts w:ascii="Times New Roman" w:hAnsi="Times New Roman" w:cs="Times New Roman"/>
+                <w:sz w:val="28"/>
+                <w:szCs w:val="28"/>
+              </w:rPr>
+              <w:t>cũ</w:t>
+            </w:r>
+            <w:proofErr w:type="spellEnd"/>
+            <w:r>
+              <w:rPr>
+                <w:rFonts w:ascii="Times New Roman" w:hAnsi="Times New Roman" w:cs="Times New Roman"/>
+                <w:sz w:val="28"/>
+                <w:szCs w:val="28"/>
+              </w:rPr>
+              <w:t xml:space="preserve"> </w:t>
+            </w:r>
+            <w:proofErr w:type="spellStart"/>
+            <w:r>
+              <w:rPr>
+                <w:rFonts w:ascii="Times New Roman" w:hAnsi="Times New Roman" w:cs="Times New Roman"/>
+                <w:sz w:val="28"/>
+                <w:szCs w:val="28"/>
+              </w:rPr>
+              <w:t>của</w:t>
+            </w:r>
+            <w:proofErr w:type="spellEnd"/>
+            <w:r>
+              <w:rPr>
+                <w:rFonts w:ascii="Times New Roman" w:hAnsi="Times New Roman" w:cs="Times New Roman"/>
+                <w:sz w:val="28"/>
+                <w:szCs w:val="28"/>
+              </w:rPr>
+              <w:t xml:space="preserve"> </w:t>
+            </w:r>
+            <w:proofErr w:type="spellStart"/>
+            <w:r>
+              <w:rPr>
+                <w:rFonts w:ascii="Times New Roman" w:hAnsi="Times New Roman" w:cs="Times New Roman"/>
+                <w:sz w:val="28"/>
+                <w:szCs w:val="28"/>
+              </w:rPr>
+              <w:t>bão</w:t>
+            </w:r>
+            <w:proofErr w:type="spellEnd"/>
+            <w:r>
+              <w:rPr>
+                <w:rFonts w:ascii="Times New Roman" w:hAnsi="Times New Roman" w:cs="Times New Roman"/>
+                <w:sz w:val="28"/>
+                <w:szCs w:val="28"/>
+              </w:rPr>
+              <w:t xml:space="preserve"> </w:t>
+            </w:r>
+            <w:proofErr w:type="spellStart"/>
+            <w:r>
+              <w:rPr>
+                <w:rFonts w:ascii="Times New Roman" w:hAnsi="Times New Roman" w:cs="Times New Roman"/>
+                <w:sz w:val="28"/>
+                <w:szCs w:val="28"/>
+              </w:rPr>
+              <w:t>mạnh</w:t>
+            </w:r>
+            <w:proofErr w:type="spellEnd"/>
+            <w:r>
+              <w:rPr>
+                <w:rFonts w:ascii="Times New Roman" w:hAnsi="Times New Roman" w:cs="Times New Roman"/>
+                <w:sz w:val="28"/>
+                <w:szCs w:val="28"/>
+              </w:rPr>
+              <w:t>.</w:t>
+            </w:r>
+          </w:p>
+        </w:tc>
+      </w:tr>
+      <w:tr>
+        <w:trPr>
+          <w:tblCellSpacing w:w="15" w:type="dxa"/>
+        </w:trPr>
+        <w:tc>
+          <w:tcPr>
+            <w:tcW w:w="0" w:type="auto"/>
+            <w:tcBorders>
+              <w:top w:val="single" w:sz="6" w:space="0" w:color="auto"/>
+              <w:left w:val="single" w:sz="6" w:space="0" w:color="auto"/>
+              <w:bottom w:val="single" w:sz="6" w:space="0" w:color="auto"/>
+              <w:right w:val="single" w:sz="6" w:space="0" w:color="auto"/>
+            </w:tcBorders>
+            <w:tcMar>
+              <w:top w:w="240" w:type="dxa"/>
+              <w:left w:w="0" w:type="dxa"/>
+              <w:bottom w:w="240" w:type="dxa"/>
+              <w:right w:w="180" w:type="dxa"/>
+            </w:tcMar>
+            <w:vAlign w:val="center"/>
+            <w:hideMark/>
+          </w:tcPr>
+          <w:p>
+            <w:pPr>
+              <w:rPr>
+                <w:rFonts w:ascii="Times New Roman" w:hAnsi="Times New Roman" w:cs="Times New Roman"/>
+                <w:sz w:val="28"/>
+                <w:szCs w:val="28"/>
+              </w:rPr>
+            </w:pPr>
+            <w:r>
+              <w:rPr>
+                <w:rFonts w:ascii="Times New Roman" w:hAnsi="Times New Roman" w:cs="Times New Roman"/>
+                <w:b/>
+                <w:bCs/>
+                <w:sz w:val="28"/>
+                <w:szCs w:val="28"/>
+              </w:rPr>
+              <w:lastRenderedPageBreak/>
+              <w:t>TYSH.png</w:t>
+            </w:r>
+          </w:p>
+        </w:tc>
+        <w:tc>
+          <w:tcPr>
+            <w:tcW w:w="0" w:type="auto"/>
+            <w:tcBorders>
+              <w:top w:val="single" w:sz="6" w:space="0" w:color="auto"/>
+              <w:left w:val="single" w:sz="6" w:space="0" w:color="auto"/>
+              <w:bottom w:val="single" w:sz="6" w:space="0" w:color="auto"/>
+              <w:right w:val="single" w:sz="6" w:space="0" w:color="auto"/>
+            </w:tcBorders>
+            <w:tcMar>
+              <w:top w:w="240" w:type="dxa"/>
+              <w:left w:w="0" w:type="dxa"/>
+              <w:bottom w:w="240" w:type="dxa"/>
+              <w:right w:w="0" w:type="dxa"/>
+            </w:tcMar>
+            <w:vAlign w:val="center"/>
+            <w:hideMark/>
+          </w:tcPr>
+          <w:p>
+            <w:pPr>
+              <w:rPr>
+                <w:rFonts w:ascii="Times New Roman" w:hAnsi="Times New Roman" w:cs="Times New Roman"/>
+                <w:sz w:val="28"/>
+                <w:szCs w:val="28"/>
+              </w:rPr>
+            </w:pPr>
+            <w:proofErr w:type="spellStart"/>
+            <w:r>
+              <w:rPr>
+                <w:rFonts w:ascii="Times New Roman" w:hAnsi="Times New Roman" w:cs="Times New Roman"/>
+                <w:sz w:val="28"/>
+                <w:szCs w:val="28"/>
+              </w:rPr>
+              <w:t>Bão</w:t>
+            </w:r>
+            <w:proofErr w:type="spellEnd"/>
+            <w:r>
+              <w:rPr>
+                <w:rFonts w:ascii="Times New Roman" w:hAnsi="Times New Roman" w:cs="Times New Roman"/>
+                <w:sz w:val="28"/>
+                <w:szCs w:val="28"/>
+              </w:rPr>
+              <w:t xml:space="preserve"> </w:t>
+            </w:r>
+            <w:proofErr w:type="spellStart"/>
+            <w:r>
+              <w:rPr>
+                <w:rFonts w:ascii="Times New Roman" w:hAnsi="Times New Roman" w:cs="Times New Roman"/>
+                <w:sz w:val="28"/>
+                <w:szCs w:val="28"/>
+              </w:rPr>
+              <w:t>mạnh</w:t>
+            </w:r>
+            <w:proofErr w:type="spellEnd"/>
+            <w:r>
+              <w:rPr>
+                <w:rFonts w:ascii="Times New Roman" w:hAnsi="Times New Roman" w:cs="Times New Roman"/>
+                <w:sz w:val="28"/>
+                <w:szCs w:val="28"/>
+              </w:rPr>
+              <w:t xml:space="preserve"> (Typhoon) </w:t>
+            </w:r>
+            <w:proofErr w:type="spellStart"/>
+            <w:r>
+              <w:rPr>
+                <w:rFonts w:ascii="Times New Roman" w:hAnsi="Times New Roman" w:cs="Times New Roman"/>
+                <w:sz w:val="28"/>
+                <w:szCs w:val="28"/>
+              </w:rPr>
+              <w:t>tại</w:t>
+            </w:r>
+            <w:proofErr w:type="spellEnd"/>
+            <w:r>
+              <w:rPr>
+                <w:rFonts w:ascii="Times New Roman" w:hAnsi="Times New Roman" w:cs="Times New Roman"/>
+                <w:sz w:val="28"/>
+                <w:szCs w:val="28"/>
+              </w:rPr>
+              <w:t xml:space="preserve"> </w:t>
+            </w:r>
+            <w:r>
+              <w:rPr>
+                <w:rFonts w:ascii="Times New Roman" w:hAnsi="Times New Roman" w:cs="Times New Roman"/>
+                <w:b/>
+                <w:bCs/>
+                <w:sz w:val="28"/>
+                <w:szCs w:val="28"/>
+              </w:rPr>
+              <w:t xml:space="preserve">Bán </w:t>
+            </w:r>
+            <w:proofErr w:type="spellStart"/>
+            <w:r>
+              <w:rPr>
+                <w:rFonts w:ascii="Times New Roman" w:hAnsi="Times New Roman" w:cs="Times New Roman"/>
+                <w:b/>
+                <w:bCs/>
+                <w:sz w:val="28"/>
+                <w:szCs w:val="28"/>
+              </w:rPr>
+              <w:t>cầu</w:t>
+            </w:r>
+            <w:proofErr w:type="spellEnd"/>
+            <w:r>
+              <w:rPr>
+                <w:rFonts w:ascii="Times New Roman" w:hAnsi="Times New Roman" w:cs="Times New Roman"/>
+                <w:b/>
+                <w:bCs/>
+                <w:sz w:val="28"/>
+                <w:szCs w:val="28"/>
+              </w:rPr>
+              <w:t xml:space="preserve"> Nam</w:t>
+            </w:r>
+            <w:r>
+              <w:rPr>
+                <w:rFonts w:ascii="Times New Roman" w:hAnsi="Times New Roman" w:cs="Times New Roman"/>
+                <w:sz w:val="28"/>
+                <w:szCs w:val="28"/>
+              </w:rPr>
+              <w:t>.</w:t>
+            </w:r>
+          </w:p>
+        </w:tc>
+      </w:tr>
+      <w:tr>
+        <w:trPr>
+          <w:tblCellSpacing w:w="15" w:type="dxa"/>
+        </w:trPr>
+        <w:tc>
+          <w:tcPr>
+            <w:tcW w:w="0" w:type="auto"/>
+            <w:tcBorders>
+              <w:top w:val="single" w:sz="6" w:space="0" w:color="auto"/>
+              <w:left w:val="single" w:sz="6" w:space="0" w:color="auto"/>
+              <w:bottom w:val="single" w:sz="6" w:space="0" w:color="auto"/>
+              <w:right w:val="single" w:sz="6" w:space="0" w:color="auto"/>
+            </w:tcBorders>
+            <w:tcMar>
+              <w:top w:w="240" w:type="dxa"/>
+              <w:left w:w="0" w:type="dxa"/>
+              <w:bottom w:w="240" w:type="dxa"/>
+              <w:right w:w="180" w:type="dxa"/>
+            </w:tcMar>
+            <w:vAlign w:val="center"/>
+            <w:hideMark/>
+          </w:tcPr>
+          <w:p>
+            <w:pPr>
+              <w:rPr>
+                <w:rFonts w:ascii="Times New Roman" w:hAnsi="Times New Roman" w:cs="Times New Roman"/>
+                <w:sz w:val="28"/>
+                <w:szCs w:val="28"/>
+              </w:rPr>
+            </w:pPr>
+            <w:r>
+              <w:rPr>
+                <w:rFonts w:ascii="Times New Roman" w:hAnsi="Times New Roman" w:cs="Times New Roman"/>
+                <w:b/>
+                <w:bCs/>
+                <w:sz w:val="28"/>
+                <w:szCs w:val="28"/>
+              </w:rPr>
+              <w:t>TYgraySH.png</w:t>
+            </w:r>
+          </w:p>
+        </w:tc>
+        <w:tc>
+          <w:tcPr>
+            <w:tcW w:w="0" w:type="auto"/>
+            <w:tcBorders>
+              <w:top w:val="single" w:sz="6" w:space="0" w:color="auto"/>
+              <w:left w:val="single" w:sz="6" w:space="0" w:color="auto"/>
+              <w:bottom w:val="single" w:sz="6" w:space="0" w:color="auto"/>
+              <w:right w:val="single" w:sz="6" w:space="0" w:color="auto"/>
+            </w:tcBorders>
+            <w:tcMar>
+              <w:top w:w="240" w:type="dxa"/>
+              <w:left w:w="0" w:type="dxa"/>
+              <w:bottom w:w="240" w:type="dxa"/>
+              <w:right w:w="0" w:type="dxa"/>
+            </w:tcMar>
+            <w:vAlign w:val="center"/>
+            <w:hideMark/>
+          </w:tcPr>
+          <w:p>
+            <w:pPr>
+              <w:rPr>
+                <w:rFonts w:ascii="Times New Roman" w:hAnsi="Times New Roman" w:cs="Times New Roman"/>
+                <w:sz w:val="28"/>
+                <w:szCs w:val="28"/>
+              </w:rPr>
+            </w:pPr>
+            <w:proofErr w:type="spellStart"/>
+            <w:r>
+              <w:rPr>
+                <w:rFonts w:ascii="Times New Roman" w:hAnsi="Times New Roman" w:cs="Times New Roman"/>
+                <w:sz w:val="28"/>
+                <w:szCs w:val="28"/>
+              </w:rPr>
+              <w:t>Vị</w:t>
+            </w:r>
+            <w:proofErr w:type="spellEnd"/>
+            <w:r>
+              <w:rPr>
+                <w:rFonts w:ascii="Times New Roman" w:hAnsi="Times New Roman" w:cs="Times New Roman"/>
+                <w:sz w:val="28"/>
+                <w:szCs w:val="28"/>
+              </w:rPr>
+              <w:t xml:space="preserve"> </w:t>
+            </w:r>
+            <w:proofErr w:type="spellStart"/>
+            <w:r>
+              <w:rPr>
+                <w:rFonts w:ascii="Times New Roman" w:hAnsi="Times New Roman" w:cs="Times New Roman"/>
+                <w:sz w:val="28"/>
+                <w:szCs w:val="28"/>
+              </w:rPr>
+              <w:t>trí</w:t>
+            </w:r>
+            <w:proofErr w:type="spellEnd"/>
+            <w:r>
+              <w:rPr>
+                <w:rFonts w:ascii="Times New Roman" w:hAnsi="Times New Roman" w:cs="Times New Roman"/>
+                <w:sz w:val="28"/>
+                <w:szCs w:val="28"/>
+              </w:rPr>
+              <w:t xml:space="preserve"> </w:t>
+            </w:r>
+            <w:proofErr w:type="spellStart"/>
+            <w:r>
+              <w:rPr>
+                <w:rFonts w:ascii="Times New Roman" w:hAnsi="Times New Roman" w:cs="Times New Roman"/>
+                <w:sz w:val="28"/>
+                <w:szCs w:val="28"/>
+              </w:rPr>
+              <w:t>cũ</w:t>
+            </w:r>
+            <w:proofErr w:type="spellEnd"/>
+            <w:r>
+              <w:rPr>
+                <w:rFonts w:ascii="Times New Roman" w:hAnsi="Times New Roman" w:cs="Times New Roman"/>
+                <w:sz w:val="28"/>
+                <w:szCs w:val="28"/>
+              </w:rPr>
+              <w:t xml:space="preserve"> </w:t>
+            </w:r>
+            <w:proofErr w:type="spellStart"/>
+            <w:r>
+              <w:rPr>
+                <w:rFonts w:ascii="Times New Roman" w:hAnsi="Times New Roman" w:cs="Times New Roman"/>
+                <w:sz w:val="28"/>
+                <w:szCs w:val="28"/>
+              </w:rPr>
+              <w:t>của</w:t>
+            </w:r>
+            <w:proofErr w:type="spellEnd"/>
+            <w:r>
+              <w:rPr>
+                <w:rFonts w:ascii="Times New Roman" w:hAnsi="Times New Roman" w:cs="Times New Roman"/>
+                <w:sz w:val="28"/>
+                <w:szCs w:val="28"/>
+              </w:rPr>
+              <w:t xml:space="preserve"> </w:t>
+            </w:r>
+            <w:proofErr w:type="spellStart"/>
+            <w:r>
+              <w:rPr>
+                <w:rFonts w:ascii="Times New Roman" w:hAnsi="Times New Roman" w:cs="Times New Roman"/>
+                <w:sz w:val="28"/>
+                <w:szCs w:val="28"/>
+              </w:rPr>
+              <w:t>bão</w:t>
+            </w:r>
+            <w:proofErr w:type="spellEnd"/>
+            <w:r>
+              <w:rPr>
+                <w:rFonts w:ascii="Times New Roman" w:hAnsi="Times New Roman" w:cs="Times New Roman"/>
+                <w:sz w:val="28"/>
+                <w:szCs w:val="28"/>
+              </w:rPr>
+              <w:t xml:space="preserve"> </w:t>
+            </w:r>
+            <w:proofErr w:type="spellStart"/>
+            <w:r>
+              <w:rPr>
+                <w:rFonts w:ascii="Times New Roman" w:hAnsi="Times New Roman" w:cs="Times New Roman"/>
+                <w:sz w:val="28"/>
+                <w:szCs w:val="28"/>
+              </w:rPr>
+              <w:t>mạnh</w:t>
+            </w:r>
+            <w:proofErr w:type="spellEnd"/>
+            <w:r>
+              <w:rPr>
+                <w:rFonts w:ascii="Times New Roman" w:hAnsi="Times New Roman" w:cs="Times New Roman"/>
+                <w:sz w:val="28"/>
+                <w:szCs w:val="28"/>
+              </w:rPr>
+              <w:t xml:space="preserve"> </w:t>
+            </w:r>
+            <w:proofErr w:type="spellStart"/>
+            <w:r>
+              <w:rPr>
+                <w:rFonts w:ascii="Times New Roman" w:hAnsi="Times New Roman" w:cs="Times New Roman"/>
+                <w:sz w:val="28"/>
+                <w:szCs w:val="28"/>
+              </w:rPr>
+              <w:t>tại</w:t>
+            </w:r>
+            <w:proofErr w:type="spellEnd"/>
+            <w:r>
+              <w:rPr>
+                <w:rFonts w:ascii="Times New Roman" w:hAnsi="Times New Roman" w:cs="Times New Roman"/>
+                <w:sz w:val="28"/>
+                <w:szCs w:val="28"/>
+              </w:rPr>
+              <w:t xml:space="preserve"> Bán </w:t>
+            </w:r>
+            <w:proofErr w:type="spellStart"/>
+            <w:r>
+              <w:rPr>
+                <w:rFonts w:ascii="Times New Roman" w:hAnsi="Times New Roman" w:cs="Times New Roman"/>
+                <w:sz w:val="28"/>
+                <w:szCs w:val="28"/>
+              </w:rPr>
+              <w:t>cầu</w:t>
+            </w:r>
+            <w:proofErr w:type="spellEnd"/>
+            <w:r>
+              <w:rPr>
+                <w:rFonts w:ascii="Times New Roman" w:hAnsi="Times New Roman" w:cs="Times New Roman"/>
+                <w:sz w:val="28"/>
+                <w:szCs w:val="28"/>
+              </w:rPr>
+              <w:t xml:space="preserve"> Nam.</w:t>
+            </w:r>
+          </w:p>
+        </w:tc>
+      </w:tr>
+    </w:tbl>
+    <w:p>
+      <w:pPr>
+        <w:rPr>
+          <w:rFonts w:ascii="Times New Roman" w:hAnsi="Times New Roman" w:cs="Times New Roman"/>
+          <w:sz w:val="28"/>
+          <w:szCs w:val="28"/>
+        </w:rPr>
+      </w:pPr>
+    </w:p>
+    <w:p>
+      <w:pPr>
+        <w:rPr>
+          <w:rFonts w:ascii="Times New Roman" w:hAnsi="Times New Roman" w:cs="Times New Roman"/>
+          <w:sz w:val="28"/>
+          <w:szCs w:val="28"/>
+        </w:rPr>
+      </w:pPr>
+      <w:r>
+        <w:rPr>
+          <w:rFonts w:ascii="Times New Roman" w:hAnsi="Times New Roman" w:cs="Times New Roman"/>
+          <w:noProof/>
+          <w:sz w:val="28"/>
+          <w:szCs w:val="28"/>
+        </w:rPr>
+        <w:drawing>
+          <wp:inline distT="0" distB="0" distL="0" distR="0" wp14:anchorId="6FDFAF1D" wp14:editId="734DEC42">
+            <wp:extent cx="5943600" cy="2514600"/>
+            <wp:effectExtent l="0" t="0" r="0" b="0"/>
+            <wp:docPr id="585088733" name="Picture 1"/>
+            <wp:cNvGraphicFramePr>
+              <a:graphicFrameLocks xmlns:a="http://schemas.openxmlformats.org/drawingml/2006/main" noChangeAspect="1"/>
+            </wp:cNvGraphicFramePr>
+            <a:graphic xmlns:a="http://schemas.openxmlformats.org/drawingml/2006/main">
+              <a:graphicData uri="http://schemas.openxmlformats.org/drawingml/2006/picture">
+                <pic:pic xmlns:pic="http://schemas.openxmlformats.org/drawingml/2006/picture">
+                  <pic:nvPicPr>
+                    <pic:cNvPr id="585088733" name=""/>
+                    <pic:cNvPicPr/>
+                  </pic:nvPicPr>
+                  <pic:blipFill>
+                    <a:blip r:embed="rId14"/>
+                    <a:stretch>
+                      <a:fillRect/>
+                    </a:stretch>
+                  </pic:blipFill>
+                  <pic:spPr>
+                    <a:xfrm>
+                      <a:off x="0" y="0"/>
+                      <a:ext cx="5943600" cy="2514600"/>
+                    </a:xfrm>
+                    <a:prstGeom prst="rect">
+                      <a:avLst/>
+                    </a:prstGeom>
+                  </pic:spPr>
+                </pic:pic>
+              </a:graphicData>
+            </a:graphic>
+          </wp:inline>
+        </w:drawing>
+      </w:r>
     </w:p>
     <w:p>
       <w:pPr>
@@ -17397,6 +22994,155 @@
     </w:lvl>
   </w:abstractNum>
   <w:abstractNum w:abstractNumId="8" w15:restartNumberingAfterBreak="0">
+    <w:nsid w:val="1A1A1336"/>
+    <w:multiLevelType w:val="multilevel"/>
+    <w:tmpl w:val="45FC5606"/>
+    <w:lvl w:ilvl="0">
+      <w:start w:val="1"/>
+      <w:numFmt w:val="bullet"/>
+      <w:lvlText w:val=""/>
+      <w:lvlJc w:val="left"/>
+      <w:pPr>
+        <w:tabs>
+          <w:tab w:val="num" w:pos="720"/>
+        </w:tabs>
+        <w:ind w:left="720" w:hanging="360"/>
+      </w:pPr>
+      <w:rPr>
+        <w:rFonts w:ascii="Symbol" w:hAnsi="Symbol" w:hint="default"/>
+        <w:sz w:val="20"/>
+      </w:rPr>
+    </w:lvl>
+    <w:lvl w:ilvl="1" w:tentative="1">
+      <w:start w:val="1"/>
+      <w:numFmt w:val="bullet"/>
+      <w:lvlText w:val="o"/>
+      <w:lvlJc w:val="left"/>
+      <w:pPr>
+        <w:tabs>
+          <w:tab w:val="num" w:pos="1440"/>
+        </w:tabs>
+        <w:ind w:left="1440" w:hanging="360"/>
+      </w:pPr>
+      <w:rPr>
+        <w:rFonts w:ascii="Courier New" w:hAnsi="Courier New" w:hint="default"/>
+        <w:sz w:val="20"/>
+      </w:rPr>
+    </w:lvl>
+    <w:lvl w:ilvl="2" w:tentative="1">
+      <w:start w:val="1"/>
+      <w:numFmt w:val="bullet"/>
+      <w:lvlText w:val=""/>
+      <w:lvlJc w:val="left"/>
+      <w:pPr>
+        <w:tabs>
+          <w:tab w:val="num" w:pos="2160"/>
+        </w:tabs>
+        <w:ind w:left="2160" w:hanging="360"/>
+      </w:pPr>
+      <w:rPr>
+        <w:rFonts w:ascii="Wingdings" w:hAnsi="Wingdings" w:hint="default"/>
+        <w:sz w:val="20"/>
+      </w:rPr>
+    </w:lvl>
+    <w:lvl w:ilvl="3" w:tentative="1">
+      <w:start w:val="1"/>
+      <w:numFmt w:val="bullet"/>
+      <w:lvlText w:val=""/>
+      <w:lvlJc w:val="left"/>
+      <w:pPr>
+        <w:tabs>
+          <w:tab w:val="num" w:pos="2880"/>
+        </w:tabs>
+        <w:ind w:left="2880" w:hanging="360"/>
+      </w:pPr>
+      <w:rPr>
+        <w:rFonts w:ascii="Wingdings" w:hAnsi="Wingdings" w:hint="default"/>
+        <w:sz w:val="20"/>
+      </w:rPr>
+    </w:lvl>
+    <w:lvl w:ilvl="4" w:tentative="1">
+      <w:start w:val="1"/>
+      <w:numFmt w:val="bullet"/>
+      <w:lvlText w:val=""/>
+      <w:lvlJc w:val="left"/>
+      <w:pPr>
+        <w:tabs>
+          <w:tab w:val="num" w:pos="3600"/>
+        </w:tabs>
+        <w:ind w:left="3600" w:hanging="360"/>
+      </w:pPr>
+      <w:rPr>
+        <w:rFonts w:ascii="Wingdings" w:hAnsi="Wingdings" w:hint="default"/>
+        <w:sz w:val="20"/>
+      </w:rPr>
+    </w:lvl>
+    <w:lvl w:ilvl="5" w:tentative="1">
+      <w:start w:val="1"/>
+      <w:numFmt w:val="bullet"/>
+      <w:lvlText w:val=""/>
+      <w:lvlJc w:val="left"/>
+      <w:pPr>
+        <w:tabs>
+          <w:tab w:val="num" w:pos="4320"/>
+        </w:tabs>
+        <w:ind w:left="4320" w:hanging="360"/>
+      </w:pPr>
+      <w:rPr>
+        <w:rFonts w:ascii="Wingdings" w:hAnsi="Wingdings" w:hint="default"/>
+        <w:sz w:val="20"/>
+      </w:rPr>
+    </w:lvl>
+    <w:lvl w:ilvl="6" w:tentative="1">
+      <w:start w:val="1"/>
+      <w:numFmt w:val="bullet"/>
+      <w:lvlText w:val=""/>
+      <w:lvlJc w:val="left"/>
+      <w:pPr>
+        <w:tabs>
+          <w:tab w:val="num" w:pos="5040"/>
+        </w:tabs>
+        <w:ind w:left="5040" w:hanging="360"/>
+      </w:pPr>
+      <w:rPr>
+        <w:rFonts w:ascii="Wingdings" w:hAnsi="Wingdings" w:hint="default"/>
+        <w:sz w:val="20"/>
+      </w:rPr>
+    </w:lvl>
+    <w:lvl w:ilvl="7" w:tentative="1">
+      <w:start w:val="1"/>
+      <w:numFmt w:val="bullet"/>
+      <w:lvlText w:val=""/>
+      <w:lvlJc w:val="left"/>
+      <w:pPr>
+        <w:tabs>
+          <w:tab w:val="num" w:pos="5760"/>
+        </w:tabs>
+        <w:ind w:left="5760" w:hanging="360"/>
+      </w:pPr>
+      <w:rPr>
+        <w:rFonts w:ascii="Wingdings" w:hAnsi="Wingdings" w:hint="default"/>
+        <w:sz w:val="20"/>
+      </w:rPr>
+    </w:lvl>
+    <w:lvl w:ilvl="8" w:tentative="1">
+      <w:start w:val="1"/>
+      <w:numFmt w:val="bullet"/>
+      <w:lvlText w:val=""/>
+      <w:lvlJc w:val="left"/>
+      <w:pPr>
+        <w:tabs>
+          <w:tab w:val="num" w:pos="6480"/>
+        </w:tabs>
+        <w:ind w:left="6480" w:hanging="360"/>
+      </w:pPr>
+      <w:rPr>
+        <w:rFonts w:ascii="Wingdings" w:hAnsi="Wingdings" w:hint="default"/>
+        <w:sz w:val="20"/>
+      </w:rPr>
+    </w:lvl>
+  </w:abstractNum>
+  <w:abstractNum w:abstractNumId="9" w15:restartNumberingAfterBreak="0">
     <w:nsid w:val="24F5078B"/>
     <w:multiLevelType w:val="multilevel"/>
     <w:tmpl w:val="039E1D46"/>
@@ -17545,7 +23291,7 @@
       </w:rPr>
     </w:lvl>
   </w:abstractNum>
-  <w:abstractNum w:abstractNumId="9" w15:restartNumberingAfterBreak="0">
+  <w:abstractNum w:abstractNumId="10" w15:restartNumberingAfterBreak="0">
     <w:nsid w:val="326C0844"/>
     <w:multiLevelType w:val="multilevel"/>
     <w:tmpl w:val="9322F216"/>
@@ -17694,7 +23440,7 @@
       </w:rPr>
     </w:lvl>
   </w:abstractNum>
-  <w:abstractNum w:abstractNumId="10" w15:restartNumberingAfterBreak="0">
+  <w:abstractNum w:abstractNumId="11" w15:restartNumberingAfterBreak="0">
     <w:nsid w:val="32924EB4"/>
     <w:multiLevelType w:val="multilevel"/>
     <w:tmpl w:val="302A0EFA"/>
@@ -17843,7 +23589,7 @@
       </w:rPr>
     </w:lvl>
   </w:abstractNum>
-  <w:abstractNum w:abstractNumId="11" w15:restartNumberingAfterBreak="0">
+  <w:abstractNum w:abstractNumId="12" w15:restartNumberingAfterBreak="0">
     <w:nsid w:val="3CE14468"/>
     <w:multiLevelType w:val="multilevel"/>
     <w:tmpl w:val="2B04AED6"/>
@@ -17992,7 +23738,7 @@
       </w:rPr>
     </w:lvl>
   </w:abstractNum>
-  <w:abstractNum w:abstractNumId="12" w15:restartNumberingAfterBreak="0">
+  <w:abstractNum w:abstractNumId="13" w15:restartNumberingAfterBreak="0">
     <w:nsid w:val="3FFA24DA"/>
     <w:multiLevelType w:val="multilevel"/>
     <w:tmpl w:val="04A6C690"/>
@@ -18141,7 +23887,7 @@
       </w:rPr>
     </w:lvl>
   </w:abstractNum>
-  <w:abstractNum w:abstractNumId="13" w15:restartNumberingAfterBreak="0">
+  <w:abstractNum w:abstractNumId="14" w15:restartNumberingAfterBreak="0">
     <w:nsid w:val="43583D42"/>
     <w:multiLevelType w:val="multilevel"/>
     <w:tmpl w:val="7A8CBFAE"/>
@@ -18290,7 +24036,7 @@
       </w:rPr>
     </w:lvl>
   </w:abstractNum>
-  <w:abstractNum w:abstractNumId="14" w15:restartNumberingAfterBreak="0">
+  <w:abstractNum w:abstractNumId="15" w15:restartNumberingAfterBreak="0">
     <w:nsid w:val="484842D3"/>
     <w:multiLevelType w:val="multilevel"/>
     <w:tmpl w:val="B6DC8A72"/>
@@ -18439,7 +24185,7 @@
       </w:rPr>
     </w:lvl>
   </w:abstractNum>
-  <w:abstractNum w:abstractNumId="15" w15:restartNumberingAfterBreak="0">
+  <w:abstractNum w:abstractNumId="16" w15:restartNumberingAfterBreak="0">
     <w:nsid w:val="486E7040"/>
     <w:multiLevelType w:val="multilevel"/>
     <w:tmpl w:val="09241BA4"/>
@@ -18588,7 +24334,7 @@
       </w:rPr>
     </w:lvl>
   </w:abstractNum>
-  <w:abstractNum w:abstractNumId="16" w15:restartNumberingAfterBreak="0">
+  <w:abstractNum w:abstractNumId="17" w15:restartNumberingAfterBreak="0">
     <w:nsid w:val="491447D8"/>
     <w:multiLevelType w:val="multilevel"/>
     <w:tmpl w:val="F6604996"/>
@@ -18737,7 +24483,7 @@
       </w:rPr>
     </w:lvl>
   </w:abstractNum>
-  <w:abstractNum w:abstractNumId="17" w15:restartNumberingAfterBreak="0">
+  <w:abstractNum w:abstractNumId="18" w15:restartNumberingAfterBreak="0">
     <w:nsid w:val="4C6204F3"/>
     <w:multiLevelType w:val="multilevel"/>
     <w:tmpl w:val="194492CA"/>
@@ -18886,7 +24632,7 @@
       </w:rPr>
     </w:lvl>
   </w:abstractNum>
-  <w:abstractNum w:abstractNumId="18" w15:restartNumberingAfterBreak="0">
+  <w:abstractNum w:abstractNumId="19" w15:restartNumberingAfterBreak="0">
     <w:nsid w:val="52821528"/>
     <w:multiLevelType w:val="multilevel"/>
     <w:tmpl w:val="9BC0C362"/>
@@ -19035,7 +24781,7 @@
       </w:rPr>
     </w:lvl>
   </w:abstractNum>
-  <w:abstractNum w:abstractNumId="19" w15:restartNumberingAfterBreak="0">
+  <w:abstractNum w:abstractNumId="20" w15:restartNumberingAfterBreak="0">
     <w:nsid w:val="54AE607F"/>
     <w:multiLevelType w:val="multilevel"/>
     <w:tmpl w:val="4956CC70"/>
@@ -19184,7 +24930,7 @@
       </w:rPr>
     </w:lvl>
   </w:abstractNum>
-  <w:abstractNum w:abstractNumId="20" w15:restartNumberingAfterBreak="0">
+  <w:abstractNum w:abstractNumId="21" w15:restartNumberingAfterBreak="0">
     <w:nsid w:val="5DF71A08"/>
     <w:multiLevelType w:val="multilevel"/>
     <w:tmpl w:val="D068CCE8"/>
@@ -19333,7 +25079,7 @@
       </w:rPr>
     </w:lvl>
   </w:abstractNum>
-  <w:abstractNum w:abstractNumId="21" w15:restartNumberingAfterBreak="0">
+  <w:abstractNum w:abstractNumId="22" w15:restartNumberingAfterBreak="0">
     <w:nsid w:val="608B7511"/>
     <w:multiLevelType w:val="multilevel"/>
     <w:tmpl w:val="CF383CC4"/>
@@ -19482,7 +25228,156 @@
       </w:rPr>
     </w:lvl>
   </w:abstractNum>
-  <w:abstractNum w:abstractNumId="22" w15:restartNumberingAfterBreak="0">
+  <w:abstractNum w:abstractNumId="23" w15:restartNumberingAfterBreak="0">
+    <w:nsid w:val="6557790E"/>
+    <w:multiLevelType w:val="multilevel"/>
+    <w:tmpl w:val="A06CDC6C"/>
+    <w:lvl w:ilvl="0">
+      <w:start w:val="1"/>
+      <w:numFmt w:val="bullet"/>
+      <w:lvlText w:val=""/>
+      <w:lvlJc w:val="left"/>
+      <w:pPr>
+        <w:tabs>
+          <w:tab w:val="num" w:pos="720"/>
+        </w:tabs>
+        <w:ind w:left="720" w:hanging="360"/>
+      </w:pPr>
+      <w:rPr>
+        <w:rFonts w:ascii="Symbol" w:hAnsi="Symbol" w:hint="default"/>
+        <w:sz w:val="20"/>
+      </w:rPr>
+    </w:lvl>
+    <w:lvl w:ilvl="1">
+      <w:start w:val="1"/>
+      <w:numFmt w:val="bullet"/>
+      <w:lvlText w:val="o"/>
+      <w:lvlJc w:val="left"/>
+      <w:pPr>
+        <w:tabs>
+          <w:tab w:val="num" w:pos="1440"/>
+        </w:tabs>
+        <w:ind w:left="1440" w:hanging="360"/>
+      </w:pPr>
+      <w:rPr>
+        <w:rFonts w:ascii="Courier New" w:hAnsi="Courier New" w:hint="default"/>
+        <w:sz w:val="20"/>
+      </w:rPr>
+    </w:lvl>
+    <w:lvl w:ilvl="2" w:tentative="1">
+      <w:start w:val="1"/>
+      <w:numFmt w:val="bullet"/>
+      <w:lvlText w:val=""/>
+      <w:lvlJc w:val="left"/>
+      <w:pPr>
+        <w:tabs>
+          <w:tab w:val="num" w:pos="2160"/>
+        </w:tabs>
+        <w:ind w:left="2160" w:hanging="360"/>
+      </w:pPr>
+      <w:rPr>
+        <w:rFonts w:ascii="Wingdings" w:hAnsi="Wingdings" w:hint="default"/>
+        <w:sz w:val="20"/>
+      </w:rPr>
+    </w:lvl>
+    <w:lvl w:ilvl="3" w:tentative="1">
+      <w:start w:val="1"/>
+      <w:numFmt w:val="bullet"/>
+      <w:lvlText w:val=""/>
+      <w:lvlJc w:val="left"/>
+      <w:pPr>
+        <w:tabs>
+          <w:tab w:val="num" w:pos="2880"/>
+        </w:tabs>
+        <w:ind w:left="2880" w:hanging="360"/>
+      </w:pPr>
+      <w:rPr>
+        <w:rFonts w:ascii="Wingdings" w:hAnsi="Wingdings" w:hint="default"/>
+        <w:sz w:val="20"/>
+      </w:rPr>
+    </w:lvl>
+    <w:lvl w:ilvl="4" w:tentative="1">
+      <w:start w:val="1"/>
+      <w:numFmt w:val="bullet"/>
+      <w:lvlText w:val=""/>
+      <w:lvlJc w:val="left"/>
+      <w:pPr>
+        <w:tabs>
+          <w:tab w:val="num" w:pos="3600"/>
+        </w:tabs>
+        <w:ind w:left="3600" w:hanging="360"/>
+      </w:pPr>
+      <w:rPr>
+        <w:rFonts w:ascii="Wingdings" w:hAnsi="Wingdings" w:hint="default"/>
+        <w:sz w:val="20"/>
+      </w:rPr>
+    </w:lvl>
+    <w:lvl w:ilvl="5" w:tentative="1">
+      <w:start w:val="1"/>
+      <w:numFmt w:val="bullet"/>
+      <w:lvlText w:val=""/>
+      <w:lvlJc w:val="left"/>
+      <w:pPr>
+        <w:tabs>
+          <w:tab w:val="num" w:pos="4320"/>
+        </w:tabs>
+        <w:ind w:left="4320" w:hanging="360"/>
+      </w:pPr>
+      <w:rPr>
+        <w:rFonts w:ascii="Wingdings" w:hAnsi="Wingdings" w:hint="default"/>
+        <w:sz w:val="20"/>
+      </w:rPr>
+    </w:lvl>
+    <w:lvl w:ilvl="6" w:tentative="1">
+      <w:start w:val="1"/>
+      <w:numFmt w:val="bullet"/>
+      <w:lvlText w:val=""/>
+      <w:lvlJc w:val="left"/>
+      <w:pPr>
+        <w:tabs>
+          <w:tab w:val="num" w:pos="5040"/>
+        </w:tabs>
+        <w:ind w:left="5040" w:hanging="360"/>
+      </w:pPr>
+      <w:rPr>
+        <w:rFonts w:ascii="Wingdings" w:hAnsi="Wingdings" w:hint="default"/>
+        <w:sz w:val="20"/>
+      </w:rPr>
+    </w:lvl>
+    <w:lvl w:ilvl="7" w:tentative="1">
+      <w:start w:val="1"/>
+      <w:numFmt w:val="bullet"/>
+      <w:lvlText w:val=""/>
+      <w:lvlJc w:val="left"/>
+      <w:pPr>
+        <w:tabs>
+          <w:tab w:val="num" w:pos="5760"/>
+        </w:tabs>
+        <w:ind w:left="5760" w:hanging="360"/>
+      </w:pPr>
+      <w:rPr>
+        <w:rFonts w:ascii="Wingdings" w:hAnsi="Wingdings" w:hint="default"/>
+        <w:sz w:val="20"/>
+      </w:rPr>
+    </w:lvl>
+    <w:lvl w:ilvl="8" w:tentative="1">
+      <w:start w:val="1"/>
+      <w:numFmt w:val="bullet"/>
+      <w:lvlText w:val=""/>
+      <w:lvlJc w:val="left"/>
+      <w:pPr>
+        <w:tabs>
+          <w:tab w:val="num" w:pos="6480"/>
+        </w:tabs>
+        <w:ind w:left="6480" w:hanging="360"/>
+      </w:pPr>
+      <w:rPr>
+        <w:rFonts w:ascii="Wingdings" w:hAnsi="Wingdings" w:hint="default"/>
+        <w:sz w:val="20"/>
+      </w:rPr>
+    </w:lvl>
+  </w:abstractNum>
+  <w:abstractNum w:abstractNumId="24" w15:restartNumberingAfterBreak="0">
     <w:nsid w:val="680B478A"/>
     <w:multiLevelType w:val="multilevel"/>
     <w:tmpl w:val="904C3A66"/>
@@ -19631,7 +25526,7 @@
       </w:rPr>
     </w:lvl>
   </w:abstractNum>
-  <w:abstractNum w:abstractNumId="23" w15:restartNumberingAfterBreak="0">
+  <w:abstractNum w:abstractNumId="25" w15:restartNumberingAfterBreak="0">
     <w:nsid w:val="6AF048A8"/>
     <w:multiLevelType w:val="multilevel"/>
     <w:tmpl w:val="3740F544"/>
@@ -19780,7 +25675,7 @@
       </w:rPr>
     </w:lvl>
   </w:abstractNum>
-  <w:abstractNum w:abstractNumId="24" w15:restartNumberingAfterBreak="0">
+  <w:abstractNum w:abstractNumId="26" w15:restartNumberingAfterBreak="0">
     <w:nsid w:val="701B07F2"/>
     <w:multiLevelType w:val="multilevel"/>
     <w:tmpl w:val="F1DE8AC2"/>
@@ -19929,7 +25824,7 @@
       </w:rPr>
     </w:lvl>
   </w:abstractNum>
-  <w:abstractNum w:abstractNumId="25" w15:restartNumberingAfterBreak="0">
+  <w:abstractNum w:abstractNumId="27" w15:restartNumberingAfterBreak="0">
     <w:nsid w:val="773864F3"/>
     <w:multiLevelType w:val="multilevel"/>
     <w:tmpl w:val="03427898"/>
@@ -20078,7 +25973,7 @@
       </w:rPr>
     </w:lvl>
   </w:abstractNum>
-  <w:abstractNum w:abstractNumId="26" w15:restartNumberingAfterBreak="0">
+  <w:abstractNum w:abstractNumId="28" w15:restartNumberingAfterBreak="0">
     <w:nsid w:val="7779313C"/>
     <w:multiLevelType w:val="multilevel"/>
     <w:tmpl w:val="FC226F70"/>
@@ -20227,7 +26122,7 @@
       </w:rPr>
     </w:lvl>
   </w:abstractNum>
-  <w:abstractNum w:abstractNumId="27" w15:restartNumberingAfterBreak="0">
+  <w:abstractNum w:abstractNumId="29" w15:restartNumberingAfterBreak="0">
     <w:nsid w:val="77FF3F79"/>
     <w:multiLevelType w:val="multilevel"/>
     <w:tmpl w:val="8B34EA00"/>
@@ -20376,7 +26271,7 @@
       </w:rPr>
     </w:lvl>
   </w:abstractNum>
-  <w:abstractNum w:abstractNumId="28" w15:restartNumberingAfterBreak="0">
+  <w:abstractNum w:abstractNumId="30" w15:restartNumberingAfterBreak="0">
     <w:nsid w:val="7A30519E"/>
     <w:multiLevelType w:val="multilevel"/>
     <w:tmpl w:val="C77424B0"/>
@@ -20525,7 +26420,7 @@
       </w:rPr>
     </w:lvl>
   </w:abstractNum>
-  <w:abstractNum w:abstractNumId="29" w15:restartNumberingAfterBreak="0">
+  <w:abstractNum w:abstractNumId="31" w15:restartNumberingAfterBreak="0">
     <w:nsid w:val="7DC714F5"/>
     <w:multiLevelType w:val="multilevel"/>
     <w:tmpl w:val="7C32301C"/>
@@ -20674,7 +26569,7 @@
       </w:rPr>
     </w:lvl>
   </w:abstractNum>
-  <w:abstractNum w:abstractNumId="30" w15:restartNumberingAfterBreak="0">
+  <w:abstractNum w:abstractNumId="32" w15:restartNumberingAfterBreak="0">
     <w:nsid w:val="7F1360A6"/>
     <w:multiLevelType w:val="multilevel"/>
     <w:tmpl w:val="F84AB95A"/>
@@ -20824,34 +26719,34 @@
     </w:lvl>
   </w:abstractNum>
   <w:num w:numId="1" w16cid:durableId="1235117724">
-    <w:abstractNumId w:val="19"/>
+    <w:abstractNumId w:val="20"/>
   </w:num>
   <w:num w:numId="2" w16cid:durableId="1576695633">
-    <w:abstractNumId w:val="9"/>
+    <w:abstractNumId w:val="10"/>
   </w:num>
   <w:num w:numId="3" w16cid:durableId="921723372">
-    <w:abstractNumId w:val="20"/>
+    <w:abstractNumId w:val="21"/>
   </w:num>
   <w:num w:numId="4" w16cid:durableId="1838417039">
-    <w:abstractNumId w:val="25"/>
+    <w:abstractNumId w:val="27"/>
   </w:num>
   <w:num w:numId="5" w16cid:durableId="1643922358">
-    <w:abstractNumId w:val="11"/>
+    <w:abstractNumId w:val="12"/>
   </w:num>
   <w:num w:numId="6" w16cid:durableId="1612588525">
     <w:abstractNumId w:val="5"/>
   </w:num>
   <w:num w:numId="7" w16cid:durableId="158423863">
-    <w:abstractNumId w:val="10"/>
+    <w:abstractNumId w:val="11"/>
   </w:num>
   <w:num w:numId="8" w16cid:durableId="1357079449">
-    <w:abstractNumId w:val="15"/>
+    <w:abstractNumId w:val="16"/>
   </w:num>
   <w:num w:numId="9" w16cid:durableId="359357239">
     <w:abstractNumId w:val="0"/>
   </w:num>
   <w:num w:numId="10" w16cid:durableId="381291686">
-    <w:abstractNumId w:val="13"/>
+    <w:abstractNumId w:val="14"/>
   </w:num>
   <w:num w:numId="11" w16cid:durableId="596401853">
     <w:abstractNumId w:val="1"/>
@@ -20860,13 +26755,13 @@
     <w:abstractNumId w:val="3"/>
   </w:num>
   <w:num w:numId="13" w16cid:durableId="1274480159">
-    <w:abstractNumId w:val="27"/>
+    <w:abstractNumId w:val="29"/>
   </w:num>
   <w:num w:numId="14" w16cid:durableId="1953587555">
-    <w:abstractNumId w:val="23"/>
+    <w:abstractNumId w:val="25"/>
   </w:num>
   <w:num w:numId="15" w16cid:durableId="53627413">
-    <w:abstractNumId w:val="18"/>
+    <w:abstractNumId w:val="19"/>
   </w:num>
   <w:num w:numId="16" w16cid:durableId="111629526">
     <w:abstractNumId w:val="6"/>
@@ -20875,19 +26770,19 @@
     <w:abstractNumId w:val="7"/>
   </w:num>
   <w:num w:numId="18" w16cid:durableId="1226911997">
-    <w:abstractNumId w:val="26"/>
+    <w:abstractNumId w:val="28"/>
   </w:num>
   <w:num w:numId="19" w16cid:durableId="1602759099">
-    <w:abstractNumId w:val="28"/>
+    <w:abstractNumId w:val="30"/>
   </w:num>
   <w:num w:numId="20" w16cid:durableId="800735071">
-    <w:abstractNumId w:val="8"/>
+    <w:abstractNumId w:val="9"/>
   </w:num>
   <w:num w:numId="21" w16cid:durableId="900092818">
-    <w:abstractNumId w:val="16"/>
+    <w:abstractNumId w:val="17"/>
   </w:num>
   <w:num w:numId="22" w16cid:durableId="1587499619">
-    <w:abstractNumId w:val="17"/>
+    <w:abstractNumId w:val="18"/>
   </w:num>
   <w:num w:numId="23" w16cid:durableId="1731269135">
     <w:abstractNumId w:val="2"/>
@@ -20896,25 +26791,31 @@
     <w:abstractNumId w:val="4"/>
   </w:num>
   <w:num w:numId="25" w16cid:durableId="2083720061">
-    <w:abstractNumId w:val="29"/>
+    <w:abstractNumId w:val="31"/>
   </w:num>
   <w:num w:numId="26" w16cid:durableId="1635140049">
+    <w:abstractNumId w:val="26"/>
+  </w:num>
+  <w:num w:numId="27" w16cid:durableId="73672898">
+    <w:abstractNumId w:val="13"/>
+  </w:num>
+  <w:num w:numId="28" w16cid:durableId="1704788517">
     <w:abstractNumId w:val="24"/>
   </w:num>
-  <w:num w:numId="27" w16cid:durableId="73672898">
-    <w:abstractNumId w:val="12"/>
+  <w:num w:numId="29" w16cid:durableId="736703933">
+    <w:abstractNumId w:val="32"/>
   </w:num>
-  <w:num w:numId="28" w16cid:durableId="1704788517">
+  <w:num w:numId="30" w16cid:durableId="1529835098">
     <w:abstractNumId w:val="22"/>
   </w:num>
-  <w:num w:numId="29" w16cid:durableId="736703933">
-    <w:abstractNumId w:val="30"/>
+  <w:num w:numId="31" w16cid:durableId="1859001232">
+    <w:abstractNumId w:val="15"/>
   </w:num>
-  <w:num w:numId="30" w16cid:durableId="1529835098">
-    <w:abstractNumId w:val="21"/>
+  <w:num w:numId="32" w16cid:durableId="1137915069">
+    <w:abstractNumId w:val="8"/>
   </w:num>
-  <w:num w:numId="31" w16cid:durableId="1859001232">
-    <w:abstractNumId w:val="14"/>
+  <w:num w:numId="33" w16cid:durableId="1581676854">
+    <w:abstractNumId w:val="23"/>
   </w:num>
 </w:numbering>
 </file>
@@ -21522,6 +27423,7 @@
   <w:style w:type="character" w:default="1" w:styleId="DefaultParagraphFont">
     <w:name w:val="Default Paragraph Font"/>
     <w:uiPriority w:val="1"/>
+    <w:semiHidden/>
     <w:unhideWhenUsed/>
   </w:style>
   <w:style w:type="table" w:default="1" w:styleId="TableNormal">
